--- a/docs/12_국내성지순례_계획서.docx
+++ b/docs/12_국내성지순례_계획서.docx
@@ -11,7 +11,7 @@
         <w:rPr>
           <w:b w:val="0"/>
         </w:rPr>
-        <w:t>(교회명) 교회학교·청년부 국내 기독교 유적지 순례 계획서</w:t>
+        <w:t>202X년 (교회명) (부서명) 기독교 유적지 순례 계획서</w:t>
       </w:r>
     </w:p>
     <w:p>
@@ -22,7 +22,7 @@
         <w:rPr>
           <w:b w:val="0"/>
         </w:rPr>
-        <w:t>1. 순례 개요</w:t>
+        <w:t>개요</w:t>
       </w:r>
     </w:p>
     <w:p>
@@ -31,15 +31,9 @@
       </w:pPr>
       <w:r>
         <w:rPr>
-          <w:b/>
-        </w:rPr>
-        <w:t>목적:</w:t>
-      </w:r>
-      <w:r>
-        <w:rPr>
           <w:b w:val="0"/>
         </w:rPr>
-        <w:t xml:space="preserve"> 한국 초기 교회의 발자취를 돌아보며 신앙의 선배들이 지켜온 믿음의 유산을 계승하고, 공동체의 결속력을 다짐.</w:t>
+        <w:t>주제 : ________</w:t>
       </w:r>
     </w:p>
     <w:p>
@@ -48,15 +42,9 @@
       </w:pPr>
       <w:r>
         <w:rPr>
-          <w:b/>
-        </w:rPr>
-        <w:t>주제 성구:</w:t>
-      </w:r>
-      <w:r>
-        <w:rPr>
           <w:b w:val="0"/>
         </w:rPr>
-        <w:t xml:space="preserve"> 히브리서 11:1-3, 39-40 (믿음과 약속에 대한 묵상 본문이며, 국내 유적지의 역사적 근거 구절은 아님; [본문 확인](https://classic.biblegateway.com/passage/?search=Hebrews+11&amp;version=ESV))</w:t>
+        <w:t>주제 말씀 : ________ (예: 히 11:13-16)</w:t>
       </w:r>
     </w:p>
     <w:p>
@@ -65,15 +53,9 @@
       </w:pPr>
       <w:r>
         <w:rPr>
-          <w:b/>
-        </w:rPr>
-        <w:t>일시:</w:t>
-      </w:r>
-      <w:r>
-        <w:rPr>
           <w:b w:val="0"/>
         </w:rPr>
-        <w:t xml:space="preserve"> 202 년 월 일(요일) ~ 월 일(요일)</w:t>
+        <w:t>목적 : ________</w:t>
       </w:r>
     </w:p>
     <w:p>
@@ -82,15 +64,9 @@
       </w:pPr>
       <w:r>
         <w:rPr>
-          <w:b/>
-        </w:rPr>
-        <w:t>장소:</w:t>
-      </w:r>
-      <w:r>
-        <w:rPr>
           <w:b w:val="0"/>
         </w:rPr>
-        <w:t xml:space="preserve"> ________________</w:t>
+        <w:t>장소 : ________</w:t>
       </w:r>
     </w:p>
     <w:p>
@@ -99,15 +75,9 @@
       </w:pPr>
       <w:r>
         <w:rPr>
-          <w:b/>
-        </w:rPr>
-        <w:t>참석 대상:</w:t>
-      </w:r>
-      <w:r>
-        <w:rPr>
           <w:b w:val="0"/>
         </w:rPr>
-        <w:t xml:space="preserve"> ________________ (인원: 총 ____명)</w:t>
+        <w:t>일시 : 202X년 ____월 ____일(요일) ~ ____일(요일)</w:t>
       </w:r>
     </w:p>
     <w:p>
@@ -116,15 +86,20 @@
       </w:pPr>
       <w:r>
         <w:rPr>
-          <w:b/>
+          <w:b w:val="0"/>
         </w:rPr>
-        <w:t>인솔자:</w:t>
+        <w:t>담당 : ________</w:t>
       </w:r>
+    </w:p>
+    <w:p>
+      <w:pPr>
+        <w:pStyle w:val="ListBullet"/>
+      </w:pPr>
       <w:r>
         <w:rPr>
           <w:b w:val="0"/>
         </w:rPr>
-        <w:t xml:space="preserve"> ________________ (전화번호: ________)</w:t>
+        <w:t>대상 : ________ (예상 인원: 학생 ____명, 교사 ____명)</w:t>
       </w:r>
     </w:p>
     <w:p>
@@ -135,7 +110,244 @@
         <w:rPr>
           <w:b w:val="0"/>
         </w:rPr>
-        <w:t>2. 순례 일정 예시</w:t>
+        <w:t>방문지 후보(참고)</w:t>
+      </w:r>
+    </w:p>
+    <w:p>
+      <w:r>
+        <w:rPr>
+          <w:b w:val="0"/>
+        </w:rPr>
+        <w:t>*방문 전 운영 시간 및 단체 관람 예약은 반드시 (확인 필요)</w:t>
+      </w:r>
+    </w:p>
+    <w:tbl>
+      <w:tblPr>
+        <w:tblStyle w:val="TableGrid"/>
+        <w:tblW w:type="auto" w:w="0"/>
+        <w:tblLook w:firstColumn="1" w:firstRow="1" w:lastColumn="0" w:lastRow="0" w:noHBand="0" w:noVBand="1" w:val="04A0"/>
+      </w:tblPr>
+      <w:tblGrid>
+        <w:gridCol w:w="2880"/>
+        <w:gridCol w:w="2880"/>
+        <w:gridCol w:w="2880"/>
+      </w:tblGrid>
+      <w:tr>
+        <w:tc>
+          <w:tcPr>
+            <w:tcW w:type="dxa" w:w="2880"/>
+          </w:tcPr>
+          <w:p>
+            <w:r>
+              <w:rPr>
+                <w:b/>
+              </w:rPr>
+              <w:t>명칭</w:t>
+            </w:r>
+          </w:p>
+        </w:tc>
+        <w:tc>
+          <w:tcPr>
+            <w:tcW w:type="dxa" w:w="2880"/>
+          </w:tcPr>
+          <w:p>
+            <w:r>
+              <w:rPr>
+                <w:b/>
+              </w:rPr>
+              <w:t>지역</w:t>
+            </w:r>
+          </w:p>
+        </w:tc>
+        <w:tc>
+          <w:tcPr>
+            <w:tcW w:type="dxa" w:w="2880"/>
+          </w:tcPr>
+          <w:p>
+            <w:r>
+              <w:rPr>
+                <w:b/>
+              </w:rPr>
+              <w:t>관련 역사</w:t>
+            </w:r>
+          </w:p>
+        </w:tc>
+      </w:tr>
+      <w:tr>
+        <w:tc>
+          <w:tcPr>
+            <w:tcW w:type="dxa" w:w="2880"/>
+          </w:tcPr>
+          <w:p>
+            <w:r>
+              <w:rPr>
+                <w:b w:val="0"/>
+              </w:rPr>
+              <w:t>양화진외국인선교사묘원</w:t>
+            </w:r>
+          </w:p>
+        </w:tc>
+        <w:tc>
+          <w:tcPr>
+            <w:tcW w:type="dxa" w:w="2880"/>
+          </w:tcPr>
+          <w:p>
+            <w:r>
+              <w:rPr>
+                <w:b w:val="0"/>
+              </w:rPr>
+              <w:t>서울</w:t>
+            </w:r>
+          </w:p>
+        </w:tc>
+        <w:tc>
+          <w:tcPr>
+            <w:tcW w:type="dxa" w:w="2880"/>
+          </w:tcPr>
+          <w:p>
+            <w:r>
+              <w:rPr>
+                <w:b w:val="0"/>
+              </w:rPr>
+              <w:t>한국 초기 선교사들의 삶과 순교</w:t>
+            </w:r>
+          </w:p>
+        </w:tc>
+      </w:tr>
+      <w:tr>
+        <w:tc>
+          <w:tcPr>
+            <w:tcW w:type="dxa" w:w="2880"/>
+          </w:tcPr>
+          <w:p>
+            <w:r>
+              <w:rPr>
+                <w:b w:val="0"/>
+              </w:rPr>
+              <w:t>제암리 3.1운동 순국기념관</w:t>
+            </w:r>
+          </w:p>
+        </w:tc>
+        <w:tc>
+          <w:tcPr>
+            <w:tcW w:type="dxa" w:w="2880"/>
+          </w:tcPr>
+          <w:p>
+            <w:r>
+              <w:rPr>
+                <w:b w:val="0"/>
+              </w:rPr>
+              <w:t>화성</w:t>
+            </w:r>
+          </w:p>
+        </w:tc>
+        <w:tc>
+          <w:tcPr>
+            <w:tcW w:type="dxa" w:w="2880"/>
+          </w:tcPr>
+          <w:p>
+            <w:r>
+              <w:rPr>
+                <w:b w:val="0"/>
+              </w:rPr>
+              <w:t>일제강점기 기독교인의 독립운동</w:t>
+            </w:r>
+          </w:p>
+        </w:tc>
+      </w:tr>
+      <w:tr>
+        <w:tc>
+          <w:tcPr>
+            <w:tcW w:type="dxa" w:w="2880"/>
+          </w:tcPr>
+          <w:p>
+            <w:r>
+              <w:rPr>
+                <w:b w:val="0"/>
+              </w:rPr>
+              <w:t>손양원목사기념관</w:t>
+            </w:r>
+          </w:p>
+        </w:tc>
+        <w:tc>
+          <w:tcPr>
+            <w:tcW w:type="dxa" w:w="2880"/>
+          </w:tcPr>
+          <w:p>
+            <w:r>
+              <w:rPr>
+                <w:b w:val="0"/>
+              </w:rPr>
+              <w:t>함안</w:t>
+            </w:r>
+          </w:p>
+        </w:tc>
+        <w:tc>
+          <w:tcPr>
+            <w:tcW w:type="dxa" w:w="2880"/>
+          </w:tcPr>
+          <w:p>
+            <w:r>
+              <w:rPr>
+                <w:b w:val="0"/>
+              </w:rPr>
+              <w:t>사랑과 용서의 삶</w:t>
+            </w:r>
+          </w:p>
+        </w:tc>
+      </w:tr>
+      <w:tr>
+        <w:tc>
+          <w:tcPr>
+            <w:tcW w:type="dxa" w:w="2880"/>
+          </w:tcPr>
+          <w:p>
+            <w:r>
+              <w:rPr>
+                <w:b w:val="0"/>
+              </w:rPr>
+              <w:t>연세대학교 언더우드관</w:t>
+            </w:r>
+          </w:p>
+        </w:tc>
+        <w:tc>
+          <w:tcPr>
+            <w:tcW w:type="dxa" w:w="2880"/>
+          </w:tcPr>
+          <w:p>
+            <w:r>
+              <w:rPr>
+                <w:b w:val="0"/>
+              </w:rPr>
+              <w:t>서울</w:t>
+            </w:r>
+          </w:p>
+        </w:tc>
+        <w:tc>
+          <w:tcPr>
+            <w:tcW w:type="dxa" w:w="2880"/>
+          </w:tcPr>
+          <w:p>
+            <w:r>
+              <w:rPr>
+                <w:b w:val="0"/>
+              </w:rPr>
+              <w:t>초기 기독교 교육과 의료 선교</w:t>
+            </w:r>
+          </w:p>
+        </w:tc>
+      </w:tr>
+    </w:tbl>
+    <w:p/>
+    <w:p>
+      <w:pPr>
+        <w:pStyle w:val="Heading2"/>
+      </w:pPr>
+      <w:r>
+        <w:rPr>
+          <w:b w:val="0"/>
+        </w:rPr>
+        <w:t>일정(안)</w:t>
       </w:r>
     </w:p>
     <w:p>
@@ -146,7 +358,7 @@
         <w:rPr>
           <w:b w:val="0"/>
         </w:rPr>
-        <w:t>[A안] 당일 코스 (오전 09:00 ~ 오후 18:00)</w:t>
+        <w:t>[당일 코스 예시]</w:t>
       </w:r>
     </w:p>
     <w:tbl>
@@ -183,7 +395,424 @@
               <w:rPr>
                 <w:b/>
               </w:rPr>
-              <w:t>일정</w:t>
+              <w:t>내용</w:t>
+            </w:r>
+          </w:p>
+        </w:tc>
+        <w:tc>
+          <w:tcPr>
+            <w:tcW w:type="dxa" w:w="2880"/>
+          </w:tcPr>
+          <w:p>
+            <w:r>
+              <w:rPr>
+                <w:b/>
+              </w:rPr>
+              <w:t>담당</w:t>
+            </w:r>
+          </w:p>
+        </w:tc>
+      </w:tr>
+      <w:tr>
+        <w:tc>
+          <w:tcPr>
+            <w:tcW w:type="dxa" w:w="2880"/>
+          </w:tcPr>
+          <w:p>
+            <w:r>
+              <w:rPr>
+                <w:b w:val="0"/>
+              </w:rPr>
+              <w:t>09:00 - 10:30</w:t>
+            </w:r>
+          </w:p>
+        </w:tc>
+        <w:tc>
+          <w:tcPr>
+            <w:tcW w:type="dxa" w:w="2880"/>
+          </w:tcPr>
+          <w:p>
+            <w:r>
+              <w:rPr>
+                <w:b w:val="0"/>
+              </w:rPr>
+              <w:t>교회 출발 및 이동</w:t>
+            </w:r>
+          </w:p>
+        </w:tc>
+        <w:tc>
+          <w:tcPr>
+            <w:tcW w:type="dxa" w:w="2880"/>
+          </w:tcPr>
+          <w:p>
+            <w:r>
+              <w:rPr>
+                <w:b w:val="0"/>
+              </w:rPr>
+              <w:t>-</w:t>
+            </w:r>
+          </w:p>
+        </w:tc>
+      </w:tr>
+      <w:tr>
+        <w:tc>
+          <w:tcPr>
+            <w:tcW w:type="dxa" w:w="2880"/>
+          </w:tcPr>
+          <w:p>
+            <w:r>
+              <w:rPr>
+                <w:b w:val="0"/>
+              </w:rPr>
+              <w:t>10:30 - 12:30</w:t>
+            </w:r>
+          </w:p>
+        </w:tc>
+        <w:tc>
+          <w:tcPr>
+            <w:tcW w:type="dxa" w:w="2880"/>
+          </w:tcPr>
+          <w:p>
+            <w:r>
+              <w:rPr>
+                <w:b w:val="0"/>
+              </w:rPr>
+              <w:t>1차 방문지 견학 및 예배</w:t>
+            </w:r>
+          </w:p>
+        </w:tc>
+        <w:tc>
+          <w:tcPr>
+            <w:tcW w:type="dxa" w:w="2880"/>
+          </w:tcPr>
+          <w:p>
+            <w:r>
+              <w:rPr>
+                <w:b w:val="0"/>
+              </w:rPr>
+              <w:t>________</w:t>
+            </w:r>
+          </w:p>
+        </w:tc>
+      </w:tr>
+      <w:tr>
+        <w:tc>
+          <w:tcPr>
+            <w:tcW w:type="dxa" w:w="2880"/>
+          </w:tcPr>
+          <w:p>
+            <w:r>
+              <w:rPr>
+                <w:b w:val="0"/>
+              </w:rPr>
+              <w:t>12:30 - 14:00</w:t>
+            </w:r>
+          </w:p>
+        </w:tc>
+        <w:tc>
+          <w:tcPr>
+            <w:tcW w:type="dxa" w:w="2880"/>
+          </w:tcPr>
+          <w:p>
+            <w:r>
+              <w:rPr>
+                <w:b w:val="0"/>
+              </w:rPr>
+              <w:t>점심 식사 및 교제</w:t>
+            </w:r>
+          </w:p>
+        </w:tc>
+        <w:tc>
+          <w:tcPr>
+            <w:tcW w:type="dxa" w:w="2880"/>
+          </w:tcPr>
+          <w:p>
+            <w:r>
+              <w:rPr>
+                <w:b w:val="0"/>
+              </w:rPr>
+              <w:t>-</w:t>
+            </w:r>
+          </w:p>
+        </w:tc>
+      </w:tr>
+      <w:tr>
+        <w:tc>
+          <w:tcPr>
+            <w:tcW w:type="dxa" w:w="2880"/>
+          </w:tcPr>
+          <w:p>
+            <w:r>
+              <w:rPr>
+                <w:b w:val="0"/>
+              </w:rPr>
+              <w:t>14:00 - 16:00</w:t>
+            </w:r>
+          </w:p>
+        </w:tc>
+        <w:tc>
+          <w:tcPr>
+            <w:tcW w:type="dxa" w:w="2880"/>
+          </w:tcPr>
+          <w:p>
+            <w:r>
+              <w:rPr>
+                <w:b w:val="0"/>
+              </w:rPr>
+              <w:t>2차 방문지 견학 및 나눔</w:t>
+            </w:r>
+          </w:p>
+        </w:tc>
+        <w:tc>
+          <w:tcPr>
+            <w:tcW w:type="dxa" w:w="2880"/>
+          </w:tcPr>
+          <w:p>
+            <w:r>
+              <w:rPr>
+                <w:b w:val="0"/>
+              </w:rPr>
+              <w:t>________</w:t>
+            </w:r>
+          </w:p>
+        </w:tc>
+      </w:tr>
+      <w:tr>
+        <w:tc>
+          <w:tcPr>
+            <w:tcW w:type="dxa" w:w="2880"/>
+          </w:tcPr>
+          <w:p>
+            <w:r>
+              <w:rPr>
+                <w:b w:val="0"/>
+              </w:rPr>
+              <w:t>16:00 - 17:30</w:t>
+            </w:r>
+          </w:p>
+        </w:tc>
+        <w:tc>
+          <w:tcPr>
+            <w:tcW w:type="dxa" w:w="2880"/>
+          </w:tcPr>
+          <w:p>
+            <w:r>
+              <w:rPr>
+                <w:b w:val="0"/>
+              </w:rPr>
+              <w:t>귀가</w:t>
+            </w:r>
+          </w:p>
+        </w:tc>
+        <w:tc>
+          <w:tcPr>
+            <w:tcW w:type="dxa" w:w="2880"/>
+          </w:tcPr>
+          <w:p>
+            <w:r>
+              <w:rPr>
+                <w:b w:val="0"/>
+              </w:rPr>
+              <w:t>-</w:t>
+            </w:r>
+          </w:p>
+        </w:tc>
+      </w:tr>
+    </w:tbl>
+    <w:p/>
+    <w:p>
+      <w:pPr>
+        <w:pStyle w:val="Heading3"/>
+      </w:pPr>
+      <w:r>
+        <w:rPr>
+          <w:b w:val="0"/>
+        </w:rPr>
+        <w:t>[1박 2일 코스 예시]</w:t>
+      </w:r>
+    </w:p>
+    <w:tbl>
+      <w:tblPr>
+        <w:tblStyle w:val="TableGrid"/>
+        <w:tblW w:type="auto" w:w="0"/>
+        <w:tblLook w:firstColumn="1" w:firstRow="1" w:lastColumn="0" w:lastRow="0" w:noHBand="0" w:noVBand="1" w:val="04A0"/>
+      </w:tblPr>
+      <w:tblGrid>
+        <w:gridCol w:w="2880"/>
+        <w:gridCol w:w="2880"/>
+        <w:gridCol w:w="2880"/>
+      </w:tblGrid>
+      <w:tr>
+        <w:tc>
+          <w:tcPr>
+            <w:tcW w:type="dxa" w:w="2880"/>
+          </w:tcPr>
+          <w:p>
+            <w:r>
+              <w:rPr>
+                <w:b/>
+              </w:rPr>
+              <w:t>구분</w:t>
+            </w:r>
+          </w:p>
+        </w:tc>
+        <w:tc>
+          <w:tcPr>
+            <w:tcW w:type="dxa" w:w="2880"/>
+          </w:tcPr>
+          <w:p>
+            <w:r>
+              <w:rPr>
+                <w:b/>
+              </w:rPr>
+              <w:t>시간</w:t>
+            </w:r>
+          </w:p>
+        </w:tc>
+        <w:tc>
+          <w:tcPr>
+            <w:tcW w:type="dxa" w:w="2880"/>
+          </w:tcPr>
+          <w:p>
+            <w:r>
+              <w:rPr>
+                <w:b/>
+              </w:rPr>
+              <w:t>내용</w:t>
+            </w:r>
+          </w:p>
+        </w:tc>
+      </w:tr>
+      <w:tr>
+        <w:tc>
+          <w:tcPr>
+            <w:tcW w:type="dxa" w:w="2880"/>
+          </w:tcPr>
+          <w:p>
+            <w:r>
+              <w:rPr>
+                <w:b w:val="0"/>
+              </w:rPr>
+              <w:t>1일차</w:t>
+            </w:r>
+          </w:p>
+        </w:tc>
+        <w:tc>
+          <w:tcPr>
+            <w:tcW w:type="dxa" w:w="2880"/>
+          </w:tcPr>
+          <w:p>
+            <w:r>
+              <w:rPr>
+                <w:b w:val="0"/>
+              </w:rPr>
+              <w:t>09:00~</w:t>
+            </w:r>
+          </w:p>
+        </w:tc>
+        <w:tc>
+          <w:tcPr>
+            <w:tcW w:type="dxa" w:w="2880"/>
+          </w:tcPr>
+          <w:p>
+            <w:r>
+              <w:rPr>
+                <w:b w:val="0"/>
+              </w:rPr>
+              <w:t>출발, 유적지 1~2곳 견학, 숙소 이동</w:t>
+            </w:r>
+          </w:p>
+        </w:tc>
+      </w:tr>
+      <w:tr>
+        <w:tc>
+          <w:tcPr>
+            <w:tcW w:type="dxa" w:w="2880"/>
+          </w:tcPr>
+          <w:p>
+            <w:r>
+              <w:rPr>
+                <w:b w:val="0"/>
+              </w:rPr>
+              <w:t>2일차</w:t>
+            </w:r>
+          </w:p>
+        </w:tc>
+        <w:tc>
+          <w:tcPr>
+            <w:tcW w:type="dxa" w:w="2880"/>
+          </w:tcPr>
+          <w:p>
+            <w:r>
+              <w:rPr>
+                <w:b w:val="0"/>
+              </w:rPr>
+              <w:t>09:00~</w:t>
+            </w:r>
+          </w:p>
+        </w:tc>
+        <w:tc>
+          <w:tcPr>
+            <w:tcW w:type="dxa" w:w="2880"/>
+          </w:tcPr>
+          <w:p>
+            <w:r>
+              <w:rPr>
+                <w:b w:val="0"/>
+              </w:rPr>
+              <w:t>숙소 묵상, 유적지 3~4곳 견학, 귀가</w:t>
+            </w:r>
+          </w:p>
+        </w:tc>
+      </w:tr>
+    </w:tbl>
+    <w:p/>
+    <w:p>
+      <w:pPr>
+        <w:pStyle w:val="Heading2"/>
+      </w:pPr>
+      <w:r>
+        <w:rPr>
+          <w:b w:val="0"/>
+        </w:rPr>
+        <w:t>준비물</w:t>
+      </w:r>
+    </w:p>
+    <w:tbl>
+      <w:tblPr>
+        <w:tblStyle w:val="TableGrid"/>
+        <w:tblW w:type="auto" w:w="0"/>
+        <w:tblLook w:firstColumn="1" w:firstRow="1" w:lastColumn="0" w:lastRow="0" w:noHBand="0" w:noVBand="1" w:val="04A0"/>
+      </w:tblPr>
+      <w:tblGrid>
+        <w:gridCol w:w="2880"/>
+        <w:gridCol w:w="2880"/>
+        <w:gridCol w:w="2880"/>
+      </w:tblGrid>
+      <w:tr>
+        <w:tc>
+          <w:tcPr>
+            <w:tcW w:type="dxa" w:w="2880"/>
+          </w:tcPr>
+          <w:p>
+            <w:r>
+              <w:rPr>
+                <w:b/>
+              </w:rPr>
+              <w:t>구분</w:t>
+            </w:r>
+          </w:p>
+        </w:tc>
+        <w:tc>
+          <w:tcPr>
+            <w:tcW w:type="dxa" w:w="2880"/>
+          </w:tcPr>
+          <w:p>
+            <w:r>
+              <w:rPr>
+                <w:b/>
+              </w:rPr>
+              <w:t>준비물</w:t>
             </w:r>
           </w:p>
         </w:tc>
@@ -211,7 +840,7 @@
               <w:rPr>
                 <w:b w:val="0"/>
               </w:rPr>
-              <w:t>09:00~10:30</w:t>
+              <w:t>개인</w:t>
             </w:r>
           </w:p>
         </w:tc>
@@ -224,7 +853,7 @@
               <w:rPr>
                 <w:b w:val="0"/>
               </w:rPr>
-              <w:t>출발 및 이동</w:t>
+              <w:t>성경, 필기구, 개인 상비약, 세면도구, 편한 신발</w:t>
             </w:r>
           </w:p>
         </w:tc>
@@ -237,7 +866,7 @@
               <w:rPr>
                 <w:b w:val="0"/>
               </w:rPr>
-              <w:t>차량 내 찬양 및 기도</w:t>
+              <w:t>-</w:t>
             </w:r>
           </w:p>
         </w:tc>
@@ -252,7 +881,7 @@
               <w:rPr>
                 <w:b w:val="0"/>
               </w:rPr>
-              <w:t>10:30~12:00</w:t>
+              <w:t>공용</w:t>
             </w:r>
           </w:p>
         </w:tc>
@@ -265,7 +894,7 @@
               <w:rPr>
                 <w:b w:val="0"/>
               </w:rPr>
-              <w:t>유적지 1 탐방</w:t>
+              <w:t>구급함, 자료집, 간식, 촬영 장비</w:t>
             </w:r>
           </w:p>
         </w:tc>
@@ -278,172 +907,22 @@
               <w:rPr>
                 <w:b w:val="0"/>
               </w:rPr>
-              <w:t>(해설사 예약 확인 필요)</w:t>
+              <w:t>-</w:t>
             </w:r>
           </w:p>
-        </w:tc>
-      </w:tr>
-      <w:tr>
-        <w:tc>
-          <w:tcPr>
-            <w:tcW w:type="dxa" w:w="2880"/>
-          </w:tcPr>
-          <w:p>
-            <w:r>
-              <w:rPr>
-                <w:b w:val="0"/>
-              </w:rPr>
-              <w:t>12:00~13:30</w:t>
-            </w:r>
-          </w:p>
-        </w:tc>
-        <w:tc>
-          <w:tcPr>
-            <w:tcW w:type="dxa" w:w="2880"/>
-          </w:tcPr>
-          <w:p>
-            <w:r>
-              <w:rPr>
-                <w:b w:val="0"/>
-              </w:rPr>
-              <w:t>점심 식사 및 교제</w:t>
-            </w:r>
-          </w:p>
-        </w:tc>
-        <w:tc>
-          <w:tcPr>
-            <w:tcW w:type="dxa" w:w="2880"/>
-          </w:tcPr>
-          <w:p>
-            <w:r>
-              <w:rPr>
-                <w:b w:val="0"/>
-              </w:rPr>
-              <w:t>식당 예약 확인</w:t>
-            </w:r>
-          </w:p>
-        </w:tc>
-      </w:tr>
-      <w:tr>
-        <w:tc>
-          <w:tcPr>
-            <w:tcW w:type="dxa" w:w="2880"/>
-          </w:tcPr>
-          <w:p>
-            <w:r>
-              <w:rPr>
-                <w:b w:val="0"/>
-              </w:rPr>
-              <w:t>13:30~15:30</w:t>
-            </w:r>
-          </w:p>
-        </w:tc>
-        <w:tc>
-          <w:tcPr>
-            <w:tcW w:type="dxa" w:w="2880"/>
-          </w:tcPr>
-          <w:p>
-            <w:r>
-              <w:rPr>
-                <w:b w:val="0"/>
-              </w:rPr>
-              <w:t>유적지 2 탐방 및 기념관</w:t>
-            </w:r>
-          </w:p>
-        </w:tc>
-        <w:tc>
-          <w:tcPr>
-            <w:tcW w:type="dxa" w:w="2880"/>
-          </w:tcPr>
-          <w:p/>
-        </w:tc>
-      </w:tr>
-      <w:tr>
-        <w:tc>
-          <w:tcPr>
-            <w:tcW w:type="dxa" w:w="2880"/>
-          </w:tcPr>
-          <w:p>
-            <w:r>
-              <w:rPr>
-                <w:b w:val="0"/>
-              </w:rPr>
-              <w:t>15:30~16:30</w:t>
-            </w:r>
-          </w:p>
-        </w:tc>
-        <w:tc>
-          <w:tcPr>
-            <w:tcW w:type="dxa" w:w="2880"/>
-          </w:tcPr>
-          <w:p>
-            <w:r>
-              <w:rPr>
-                <w:b w:val="0"/>
-              </w:rPr>
-              <w:t>현장 예배 및 소감 나눔</w:t>
-            </w:r>
-          </w:p>
-        </w:tc>
-        <w:tc>
-          <w:tcPr>
-            <w:tcW w:type="dxa" w:w="2880"/>
-          </w:tcPr>
-          <w:p>
-            <w:r>
-              <w:rPr>
-                <w:b w:val="0"/>
-              </w:rPr>
-              <w:t>인도: ________</w:t>
-            </w:r>
-          </w:p>
-        </w:tc>
-      </w:tr>
-      <w:tr>
-        <w:tc>
-          <w:tcPr>
-            <w:tcW w:type="dxa" w:w="2880"/>
-          </w:tcPr>
-          <w:p>
-            <w:r>
-              <w:rPr>
-                <w:b w:val="0"/>
-              </w:rPr>
-              <w:t>16:30~18:00</w:t>
-            </w:r>
-          </w:p>
-        </w:tc>
-        <w:tc>
-          <w:tcPr>
-            <w:tcW w:type="dxa" w:w="2880"/>
-          </w:tcPr>
-          <w:p>
-            <w:r>
-              <w:rPr>
-                <w:b w:val="0"/>
-              </w:rPr>
-              <w:t>귀가</w:t>
-            </w:r>
-          </w:p>
-        </w:tc>
-        <w:tc>
-          <w:tcPr>
-            <w:tcW w:type="dxa" w:w="2880"/>
-          </w:tcPr>
-          <w:p/>
         </w:tc>
       </w:tr>
     </w:tbl>
     <w:p/>
     <w:p>
       <w:pPr>
-        <w:pStyle w:val="Heading3"/>
+        <w:pStyle w:val="Heading2"/>
       </w:pPr>
       <w:r>
         <w:rPr>
           <w:b w:val="0"/>
         </w:rPr>
-        <w:t>[B안] 1박 2일 코스</w:t>
+        <w:t>예산 계획</w:t>
       </w:r>
     </w:p>
     <w:tbl>
@@ -453,54 +932,68 @@
         <w:tblLook w:firstColumn="1" w:firstRow="1" w:lastColumn="0" w:lastRow="0" w:noHBand="0" w:noVBand="1" w:val="04A0"/>
       </w:tblPr>
       <w:tblGrid>
-        <w:gridCol w:w="2160"/>
-        <w:gridCol w:w="2160"/>
-        <w:gridCol w:w="2160"/>
-        <w:gridCol w:w="2160"/>
+        <w:gridCol w:w="1728"/>
+        <w:gridCol w:w="1728"/>
+        <w:gridCol w:w="1728"/>
+        <w:gridCol w:w="1728"/>
+        <w:gridCol w:w="1728"/>
       </w:tblGrid>
       <w:tr>
         <w:tc>
           <w:tcPr>
-            <w:tcW w:type="dxa" w:w="2160"/>
+            <w:tcW w:type="dxa" w:w="1728"/>
           </w:tcPr>
           <w:p>
             <w:r>
               <w:rPr>
                 <w:b/>
               </w:rPr>
-              <w:t>일차</w:t>
+              <w:t>항목</w:t>
             </w:r>
           </w:p>
         </w:tc>
         <w:tc>
           <w:tcPr>
-            <w:tcW w:type="dxa" w:w="2160"/>
+            <w:tcW w:type="dxa" w:w="1728"/>
           </w:tcPr>
           <w:p>
             <w:r>
               <w:rPr>
                 <w:b/>
               </w:rPr>
-              <w:t>시간</w:t>
+              <w:t>단가</w:t>
             </w:r>
           </w:p>
         </w:tc>
         <w:tc>
           <w:tcPr>
-            <w:tcW w:type="dxa" w:w="2160"/>
+            <w:tcW w:type="dxa" w:w="1728"/>
           </w:tcPr>
           <w:p>
             <w:r>
               <w:rPr>
                 <w:b/>
               </w:rPr>
-              <w:t>일정</w:t>
+              <w:t>수량</w:t>
             </w:r>
           </w:p>
         </w:tc>
         <w:tc>
           <w:tcPr>
-            <w:tcW w:type="dxa" w:w="2160"/>
+            <w:tcW w:type="dxa" w:w="1728"/>
+          </w:tcPr>
+          <w:p>
+            <w:r>
+              <w:rPr>
+                <w:b/>
+              </w:rPr>
+              <w:t>금액</w:t>
+            </w:r>
+          </w:p>
+        </w:tc>
+        <w:tc>
+          <w:tcPr>
+            <w:tcW w:type="dxa" w:w="1728"/>
           </w:tcPr>
           <w:p>
             <w:r>
@@ -515,845 +1008,7 @@
       <w:tr>
         <w:tc>
           <w:tcPr>
-            <w:tcW w:type="dxa" w:w="2160"/>
-          </w:tcPr>
-          <w:p>
-            <w:r>
-              <w:rPr>
-                <w:b w:val="0"/>
-              </w:rPr>
-              <w:t>1일차</w:t>
-            </w:r>
-          </w:p>
-        </w:tc>
-        <w:tc>
-          <w:tcPr>
-            <w:tcW w:type="dxa" w:w="2160"/>
-          </w:tcPr>
-          <w:p>
-            <w:r>
-              <w:rPr>
-                <w:b w:val="0"/>
-              </w:rPr>
-              <w:t>10:00~</w:t>
-            </w:r>
-          </w:p>
-        </w:tc>
-        <w:tc>
-          <w:tcPr>
-            <w:tcW w:type="dxa" w:w="2160"/>
-          </w:tcPr>
-          <w:p>
-            <w:r>
-              <w:rPr>
-                <w:b w:val="0"/>
-              </w:rPr>
-              <w:t>출발 및 유적지 1, 2 탐방</w:t>
-            </w:r>
-          </w:p>
-        </w:tc>
-        <w:tc>
-          <w:tcPr>
-            <w:tcW w:type="dxa" w:w="2160"/>
-          </w:tcPr>
-          <w:p/>
-        </w:tc>
-      </w:tr>
-      <w:tr>
-        <w:tc>
-          <w:tcPr>
-            <w:tcW w:type="dxa" w:w="2160"/>
-          </w:tcPr>
-          <w:p/>
-        </w:tc>
-        <w:tc>
-          <w:tcPr>
-            <w:tcW w:type="dxa" w:w="2160"/>
-          </w:tcPr>
-          <w:p>
-            <w:r>
-              <w:rPr>
-                <w:b w:val="0"/>
-              </w:rPr>
-              <w:t>18:00~</w:t>
-            </w:r>
-          </w:p>
-        </w:tc>
-        <w:tc>
-          <w:tcPr>
-            <w:tcW w:type="dxa" w:w="2160"/>
-          </w:tcPr>
-          <w:p>
-            <w:r>
-              <w:rPr>
-                <w:b w:val="0"/>
-              </w:rPr>
-              <w:t>숙소 체크인 및 저녁</w:t>
-            </w:r>
-          </w:p>
-        </w:tc>
-        <w:tc>
-          <w:tcPr>
-            <w:tcW w:type="dxa" w:w="2160"/>
-          </w:tcPr>
-          <w:p/>
-        </w:tc>
-      </w:tr>
-      <w:tr>
-        <w:tc>
-          <w:tcPr>
-            <w:tcW w:type="dxa" w:w="2160"/>
-          </w:tcPr>
-          <w:p/>
-        </w:tc>
-        <w:tc>
-          <w:tcPr>
-            <w:tcW w:type="dxa" w:w="2160"/>
-          </w:tcPr>
-          <w:p>
-            <w:r>
-              <w:rPr>
-                <w:b w:val="0"/>
-              </w:rPr>
-              <w:t>20:00~</w:t>
-            </w:r>
-          </w:p>
-        </w:tc>
-        <w:tc>
-          <w:tcPr>
-            <w:tcW w:type="dxa" w:w="2160"/>
-          </w:tcPr>
-          <w:p>
-            <w:r>
-              <w:rPr>
-                <w:b w:val="0"/>
-              </w:rPr>
-              <w:t>저녁 경건회 및 나눔</w:t>
-            </w:r>
-          </w:p>
-        </w:tc>
-        <w:tc>
-          <w:tcPr>
-            <w:tcW w:type="dxa" w:w="2160"/>
-          </w:tcPr>
-          <w:p>
-            <w:r>
-              <w:rPr>
-                <w:b w:val="0"/>
-              </w:rPr>
-              <w:t>말씀: ________</w:t>
-            </w:r>
-          </w:p>
-        </w:tc>
-      </w:tr>
-      <w:tr>
-        <w:tc>
-          <w:tcPr>
-            <w:tcW w:type="dxa" w:w="2160"/>
-          </w:tcPr>
-          <w:p>
-            <w:r>
-              <w:rPr>
-                <w:b w:val="0"/>
-              </w:rPr>
-              <w:t>2일차</w:t>
-            </w:r>
-          </w:p>
-        </w:tc>
-        <w:tc>
-          <w:tcPr>
-            <w:tcW w:type="dxa" w:w="2160"/>
-          </w:tcPr>
-          <w:p>
-            <w:r>
-              <w:rPr>
-                <w:b w:val="0"/>
-              </w:rPr>
-              <w:t>09:00~</w:t>
-            </w:r>
-          </w:p>
-        </w:tc>
-        <w:tc>
-          <w:tcPr>
-            <w:tcW w:type="dxa" w:w="2160"/>
-          </w:tcPr>
-          <w:p>
-            <w:r>
-              <w:rPr>
-                <w:b w:val="0"/>
-              </w:rPr>
-              <w:t>조식 및 유적지 3 탐방</w:t>
-            </w:r>
-          </w:p>
-        </w:tc>
-        <w:tc>
-          <w:tcPr>
-            <w:tcW w:type="dxa" w:w="2160"/>
-          </w:tcPr>
-          <w:p/>
-        </w:tc>
-      </w:tr>
-      <w:tr>
-        <w:tc>
-          <w:tcPr>
-            <w:tcW w:type="dxa" w:w="2160"/>
-          </w:tcPr>
-          <w:p/>
-        </w:tc>
-        <w:tc>
-          <w:tcPr>
-            <w:tcW w:type="dxa" w:w="2160"/>
-          </w:tcPr>
-          <w:p>
-            <w:r>
-              <w:rPr>
-                <w:b w:val="0"/>
-              </w:rPr>
-              <w:t>13:00~</w:t>
-            </w:r>
-          </w:p>
-        </w:tc>
-        <w:tc>
-          <w:tcPr>
-            <w:tcW w:type="dxa" w:w="2160"/>
-          </w:tcPr>
-          <w:p>
-            <w:r>
-              <w:rPr>
-                <w:b w:val="0"/>
-              </w:rPr>
-              <w:t>점심 식사 및 귀가</w:t>
-            </w:r>
-          </w:p>
-        </w:tc>
-        <w:tc>
-          <w:tcPr>
-            <w:tcW w:type="dxa" w:w="2160"/>
-          </w:tcPr>
-          <w:p/>
-        </w:tc>
-      </w:tr>
-    </w:tbl>
-    <w:p/>
-    <w:p>
-      <w:pPr>
-        <w:pStyle w:val="Heading2"/>
-      </w:pPr>
-      <w:r>
-        <w:rPr>
-          <w:b w:val="0"/>
-        </w:rPr>
-        <w:t>3. 주요 방문지 후보 리스트</w:t>
-      </w:r>
-    </w:p>
-    <w:p>
-      <w:r>
-        <w:rPr>
-          <w:b w:val="0"/>
-        </w:rPr>
-        <w:t>*아래는 실재와 지역·역사를 확인한 후보입니다. 운영시간·휴관일·입장료·단체 예약·현장 예배 가능 여부는 모두 (방문 전 확인). 일정표의 시간은 교회가 정할 예시이며 시설 운영시간이 아닙니다.*</w:t>
-      </w:r>
-    </w:p>
-    <w:tbl>
-      <w:tblPr>
-        <w:tblStyle w:val="TableGrid"/>
-        <w:tblW w:type="auto" w:w="0"/>
-        <w:tblLook w:firstColumn="1" w:firstRow="1" w:lastColumn="0" w:lastRow="0" w:noHBand="0" w:noVBand="1" w:val="04A0"/>
-      </w:tblPr>
-      <w:tblGrid>
-        <w:gridCol w:w="2160"/>
-        <w:gridCol w:w="2160"/>
-        <w:gridCol w:w="2160"/>
-        <w:gridCol w:w="2160"/>
-      </w:tblGrid>
-      <w:tr>
-        <w:tc>
-          <w:tcPr>
-            <w:tcW w:type="dxa" w:w="2160"/>
-          </w:tcPr>
-          <w:p>
-            <w:r>
-              <w:rPr>
-                <w:b/>
-              </w:rPr>
-              <w:t>이름</w:t>
-            </w:r>
-          </w:p>
-        </w:tc>
-        <w:tc>
-          <w:tcPr>
-            <w:tcW w:type="dxa" w:w="2160"/>
-          </w:tcPr>
-          <w:p>
-            <w:r>
-              <w:rPr>
-                <w:b/>
-              </w:rPr>
-              <w:t>지역</w:t>
-            </w:r>
-          </w:p>
-        </w:tc>
-        <w:tc>
-          <w:tcPr>
-            <w:tcW w:type="dxa" w:w="2160"/>
-          </w:tcPr>
-          <w:p>
-            <w:r>
-              <w:rPr>
-                <w:b/>
-              </w:rPr>
-              <w:t>관련 역사 요약</w:t>
-            </w:r>
-          </w:p>
-        </w:tc>
-        <w:tc>
-          <w:tcPr>
-            <w:tcW w:type="dxa" w:w="2160"/>
-          </w:tcPr>
-          <w:p>
-            <w:r>
-              <w:rPr>
-                <w:b/>
-              </w:rPr>
-              <w:t>운영/예약</w:t>
-            </w:r>
-          </w:p>
-        </w:tc>
-      </w:tr>
-      <w:tr>
-        <w:tc>
-          <w:tcPr>
-            <w:tcW w:type="dxa" w:w="2160"/>
-          </w:tcPr>
-          <w:p>
-            <w:r>
-              <w:rPr>
-                <w:b w:val="0"/>
-              </w:rPr>
-              <w:t>양화진외국인선교사묘원</w:t>
-            </w:r>
-          </w:p>
-        </w:tc>
-        <w:tc>
-          <w:tcPr>
-            <w:tcW w:type="dxa" w:w="2160"/>
-          </w:tcPr>
-          <w:p>
-            <w:r>
-              <w:rPr>
-                <w:b w:val="0"/>
-              </w:rPr>
-              <w:t>서울 마포구</w:t>
-            </w:r>
-          </w:p>
-        </w:tc>
-        <w:tc>
-          <w:tcPr>
-            <w:tcW w:type="dxa" w:w="2160"/>
-          </w:tcPr>
-          <w:p>
-            <w:r>
-              <w:rPr>
-                <w:b w:val="0"/>
-              </w:rPr>
-              <w:t>1890년 헤론의 안장으로 시작된 외국인 묘역으로 선교사들이 안장되어 있음 ([묘원 연혁](https://www.rn.yanghwajin.net/yanghwajin/history.php?category=%EA%B5%AC%ED%95%9C+%EB%A7%90+~+%ED%95%B4%EB%B0%A9+%EC%9D%B4%EC%A0%84))</w:t>
-            </w:r>
-          </w:p>
-        </w:tc>
-        <w:tc>
-          <w:tcPr>
-            <w:tcW w:type="dxa" w:w="2160"/>
-          </w:tcPr>
-          <w:p>
-            <w:r>
-              <w:rPr>
-                <w:b w:val="0"/>
-              </w:rPr>
-              <w:t>(방문 전 확인)</w:t>
-            </w:r>
-          </w:p>
-        </w:tc>
-      </w:tr>
-      <w:tr>
-        <w:tc>
-          <w:tcPr>
-            <w:tcW w:type="dxa" w:w="2160"/>
-          </w:tcPr>
-          <w:p>
-            <w:r>
-              <w:rPr>
-                <w:b w:val="0"/>
-              </w:rPr>
-              <w:t>새문안교회</w:t>
-            </w:r>
-          </w:p>
-        </w:tc>
-        <w:tc>
-          <w:tcPr>
-            <w:tcW w:type="dxa" w:w="2160"/>
-          </w:tcPr>
-          <w:p>
-            <w:r>
-              <w:rPr>
-                <w:b w:val="0"/>
-              </w:rPr>
-              <w:t>서울 종로구</w:t>
-            </w:r>
-          </w:p>
-        </w:tc>
-        <w:tc>
-          <w:tcPr>
-            <w:tcW w:type="dxa" w:w="2160"/>
-          </w:tcPr>
-          <w:p>
-            <w:r>
-              <w:rPr>
-                <w:b w:val="0"/>
-              </w:rPr>
-              <w:t>1887년 언더우드와 한국인 신자들이 창립한 장로교회 ([교회 역사](https://saemoonan.org/church/Sub_02_01.aspx))</w:t>
-            </w:r>
-          </w:p>
-        </w:tc>
-        <w:tc>
-          <w:tcPr>
-            <w:tcW w:type="dxa" w:w="2160"/>
-          </w:tcPr>
-          <w:p>
-            <w:r>
-              <w:rPr>
-                <w:b w:val="0"/>
-              </w:rPr>
-              <w:t>(방문 전 확인)</w:t>
-            </w:r>
-          </w:p>
-        </w:tc>
-      </w:tr>
-      <w:tr>
-        <w:tc>
-          <w:tcPr>
-            <w:tcW w:type="dxa" w:w="2160"/>
-          </w:tcPr>
-          <w:p>
-            <w:r>
-              <w:rPr>
-                <w:b w:val="0"/>
-              </w:rPr>
-              <w:t>정동제일교회</w:t>
-            </w:r>
-          </w:p>
-        </w:tc>
-        <w:tc>
-          <w:tcPr>
-            <w:tcW w:type="dxa" w:w="2160"/>
-          </w:tcPr>
-          <w:p>
-            <w:r>
-              <w:rPr>
-                <w:b w:val="0"/>
-              </w:rPr>
-              <w:t>서울 중구</w:t>
-            </w:r>
-          </w:p>
-        </w:tc>
-        <w:tc>
-          <w:tcPr>
-            <w:tcW w:type="dxa" w:w="2160"/>
-          </w:tcPr>
-          <w:p>
-            <w:r>
-              <w:rPr>
-                <w:b w:val="0"/>
-              </w:rPr>
-              <w:t>1885년 아펜젤러의 사택 예배에서 시작된 감리교회 ([중구청 안내](https://www.junggu.seoul.kr/tour/content.do?cmsid=15027&amp;contentId=3445))</w:t>
-            </w:r>
-          </w:p>
-        </w:tc>
-        <w:tc>
-          <w:tcPr>
-            <w:tcW w:type="dxa" w:w="2160"/>
-          </w:tcPr>
-          <w:p>
-            <w:r>
-              <w:rPr>
-                <w:b w:val="0"/>
-              </w:rPr>
-              <w:t>(방문 전 확인)</w:t>
-            </w:r>
-          </w:p>
-        </w:tc>
-      </w:tr>
-      <w:tr>
-        <w:tc>
-          <w:tcPr>
-            <w:tcW w:type="dxa" w:w="2160"/>
-          </w:tcPr>
-          <w:p>
-            <w:r>
-              <w:rPr>
-                <w:b w:val="0"/>
-              </w:rPr>
-              <w:t>대한성공회 강화성당</w:t>
-            </w:r>
-          </w:p>
-        </w:tc>
-        <w:tc>
-          <w:tcPr>
-            <w:tcW w:type="dxa" w:w="2160"/>
-          </w:tcPr>
-          <w:p>
-            <w:r>
-              <w:rPr>
-                <w:b w:val="0"/>
-              </w:rPr>
-              <w:t>인천 강화군 강화읍</w:t>
-            </w:r>
-          </w:p>
-        </w:tc>
-        <w:tc>
-          <w:tcPr>
-            <w:tcW w:type="dxa" w:w="2160"/>
-          </w:tcPr>
-          <w:p>
-            <w:r>
-              <w:rPr>
-                <w:b w:val="0"/>
-              </w:rPr>
-              <w:t>1900년 건립된 한식 목조 성당으로 초기 성공회 선교의 토착화를 보여 줌 ([한국민족문화대백과](https://encykorea.aks.ac.kr/Article/E0029187))</w:t>
-            </w:r>
-          </w:p>
-        </w:tc>
-        <w:tc>
-          <w:tcPr>
-            <w:tcW w:type="dxa" w:w="2160"/>
-          </w:tcPr>
-          <w:p>
-            <w:r>
-              <w:rPr>
-                <w:b w:val="0"/>
-              </w:rPr>
-              <w:t>(방문 전 확인)</w:t>
-            </w:r>
-          </w:p>
-        </w:tc>
-      </w:tr>
-      <w:tr>
-        <w:tc>
-          <w:tcPr>
-            <w:tcW w:type="dxa" w:w="2160"/>
-          </w:tcPr>
-          <w:p>
-            <w:r>
-              <w:rPr>
-                <w:b w:val="0"/>
-              </w:rPr>
-              <w:t>한국기독교순교자기념관</w:t>
-            </w:r>
-          </w:p>
-        </w:tc>
-        <w:tc>
-          <w:tcPr>
-            <w:tcW w:type="dxa" w:w="2160"/>
-          </w:tcPr>
-          <w:p>
-            <w:r>
-              <w:rPr>
-                <w:b w:val="0"/>
-              </w:rPr>
-              <w:t>경기 용인시 처인구</w:t>
-            </w:r>
-          </w:p>
-        </w:tc>
-        <w:tc>
-          <w:tcPr>
-            <w:tcW w:type="dxa" w:w="2160"/>
-          </w:tcPr>
-          <w:p>
-            <w:r>
-              <w:rPr>
-                <w:b w:val="0"/>
-              </w:rPr>
-              <w:t>한국 기독교 순교자들의 신앙과 생애를 기리는 기념관이며, 기념관 자체를 순교 사건 현장으로 보지는 않음 ([기념관 안내](https://www.martyr.or.kr/download/F_korean.pdf))</w:t>
-            </w:r>
-          </w:p>
-        </w:tc>
-        <w:tc>
-          <w:tcPr>
-            <w:tcW w:type="dxa" w:w="2160"/>
-          </w:tcPr>
-          <w:p>
-            <w:r>
-              <w:rPr>
-                <w:b w:val="0"/>
-              </w:rPr>
-              <w:t>(방문 전 확인)</w:t>
-            </w:r>
-          </w:p>
-        </w:tc>
-      </w:tr>
-    </w:tbl>
-    <w:p/>
-    <w:p>
-      <w:r>
-        <w:rPr>
-          <w:b w:val="0"/>
-        </w:rPr>
-        <w:t>*서로 다른 지역의 후보를 모두 같은 날 방문하는 코스는 아닙니다. 출발지와 이동 거리를 고려해 선택하십시오.*</w:t>
-      </w:r>
-    </w:p>
-    <w:p>
-      <w:pPr>
-        <w:pStyle w:val="Heading2"/>
-      </w:pPr>
-      <w:r>
-        <w:rPr>
-          <w:b w:val="0"/>
-        </w:rPr>
-        <w:t>4. 준비물 및 준비사항</w:t>
-      </w:r>
-    </w:p>
-    <w:p>
-      <w:pPr>
-        <w:pStyle w:val="Heading3"/>
-      </w:pPr>
-      <w:r>
-        <w:rPr>
-          <w:b w:val="0"/>
-        </w:rPr>
-        <w:t>개인 준비물</w:t>
-      </w:r>
-    </w:p>
-    <w:p>
-      <w:pPr>
-        <w:pStyle w:val="ListBullet"/>
-      </w:pPr>
-      <w:r>
-        <w:rPr>
-          <w:b w:val="0"/>
-        </w:rPr>
-        <w:t>[ ] 성경책, 필기도구, 순례 안내서</w:t>
-      </w:r>
-    </w:p>
-    <w:p>
-      <w:pPr>
-        <w:pStyle w:val="ListBullet"/>
-      </w:pPr>
-      <w:r>
-        <w:rPr>
-          <w:b w:val="0"/>
-        </w:rPr>
-        <w:t>[ ] 개인 상비약 (멀미약, 개인 복용 약 등)</w:t>
-      </w:r>
-    </w:p>
-    <w:p>
-      <w:pPr>
-        <w:pStyle w:val="ListBullet"/>
-      </w:pPr>
-      <w:r>
-        <w:rPr>
-          <w:b w:val="0"/>
-        </w:rPr>
-        <w:t>[ ] 편안한 복장 및 운동화 (많이 걸을 수 있음)</w:t>
-      </w:r>
-    </w:p>
-    <w:p>
-      <w:pPr>
-        <w:pStyle w:val="ListBullet"/>
-      </w:pPr>
-      <w:r>
-        <w:rPr>
-          <w:b w:val="0"/>
-        </w:rPr>
-        <w:t>[ ] 물병 및 간단한 간식</w:t>
-      </w:r>
-    </w:p>
-    <w:p>
-      <w:pPr>
-        <w:pStyle w:val="ListBullet"/>
-      </w:pPr>
-      <w:r>
-        <w:rPr>
-          <w:b w:val="0"/>
-        </w:rPr>
-        <w:t>[ ] 개인 세면도구 (1박 2일 시)</w:t>
-      </w:r>
-    </w:p>
-    <w:p>
-      <w:pPr>
-        <w:pStyle w:val="Heading3"/>
-      </w:pPr>
-      <w:r>
-        <w:rPr>
-          <w:b w:val="0"/>
-        </w:rPr>
-        <w:t>교회 준비물</w:t>
-      </w:r>
-    </w:p>
-    <w:p>
-      <w:pPr>
-        <w:pStyle w:val="ListBullet"/>
-      </w:pPr>
-      <w:r>
-        <w:rPr>
-          <w:b w:val="0"/>
-        </w:rPr>
-        <w:t>[ ] 구급함 (소독약, 밴드, 파스 등)</w:t>
-      </w:r>
-    </w:p>
-    <w:p>
-      <w:pPr>
-        <w:pStyle w:val="ListBullet"/>
-      </w:pPr>
-      <w:r>
-        <w:rPr>
-          <w:b w:val="0"/>
-        </w:rPr>
-        <w:t>[ ] 예배용 찬양 인도 도구 (기타 또는 찬양 MR)</w:t>
-      </w:r>
-    </w:p>
-    <w:p>
-      <w:pPr>
-        <w:pStyle w:val="ListBullet"/>
-      </w:pPr>
-      <w:r>
-        <w:rPr>
-          <w:b w:val="0"/>
-        </w:rPr>
-        <w:t>[ ] 교회 비상 연락망 및 보험 서류</w:t>
-      </w:r>
-    </w:p>
-    <w:p>
-      <w:pPr>
-        <w:pStyle w:val="ListBullet"/>
-      </w:pPr>
-      <w:r>
-        <w:rPr>
-          <w:b w:val="0"/>
-        </w:rPr>
-        <w:t>[ ] 헌금 봉투 또는 순례 지원금</w:t>
-      </w:r>
-    </w:p>
-    <w:p>
-      <w:pPr>
-        <w:pStyle w:val="Heading3"/>
-      </w:pPr>
-      <w:r>
-        <w:rPr>
-          <w:b w:val="0"/>
-        </w:rPr>
-        <w:t>사전 준비 체크리스트</w:t>
-      </w:r>
-    </w:p>
-    <w:p>
-      <w:pPr>
-        <w:pStyle w:val="ListBullet"/>
-      </w:pPr>
-      <w:r>
-        <w:rPr>
-          <w:b w:val="0"/>
-        </w:rPr>
-        <w:t>[ ] 방문지 사전 조사 및 코스 확정 (____월 ____일 완료)</w:t>
-      </w:r>
-    </w:p>
-    <w:p>
-      <w:pPr>
-        <w:pStyle w:val="ListBullet"/>
-      </w:pPr>
-      <w:r>
-        <w:rPr>
-          <w:b w:val="0"/>
-        </w:rPr>
-        <w:t>[ ] 차량 대절 또는 카풀 차량 섭외 및 운전자 배정</w:t>
-      </w:r>
-    </w:p>
-    <w:p>
-      <w:pPr>
-        <w:pStyle w:val="ListBullet"/>
-      </w:pPr>
-      <w:r>
-        <w:rPr>
-          <w:b w:val="0"/>
-        </w:rPr>
-        <w:t>[ ] 식당 및 숙소 예약 (인원수 재확인 필수)</w:t>
-      </w:r>
-    </w:p>
-    <w:p>
-      <w:pPr>
-        <w:pStyle w:val="ListBullet"/>
-      </w:pPr>
-      <w:r>
-        <w:rPr>
-          <w:b w:val="0"/>
-        </w:rPr>
-        <w:t>[ ] 인솔 교사 사전 답사 또는 가이드 요청 (선택 사항)</w:t>
-      </w:r>
-    </w:p>
-    <w:p>
-      <w:pPr>
-        <w:pStyle w:val="Heading2"/>
-      </w:pPr>
-      <w:r>
-        <w:rPr>
-          <w:b w:val="0"/>
-        </w:rPr>
-        <w:t>5. 순례 예산안</w:t>
-      </w:r>
-    </w:p>
-    <w:tbl>
-      <w:tblPr>
-        <w:tblStyle w:val="TableGrid"/>
-        <w:tblW w:type="auto" w:w="0"/>
-        <w:tblLook w:firstColumn="1" w:firstRow="1" w:lastColumn="0" w:lastRow="0" w:noHBand="0" w:noVBand="1" w:val="04A0"/>
-      </w:tblPr>
-      <w:tblGrid>
-        <w:gridCol w:w="2880"/>
-        <w:gridCol w:w="2880"/>
-        <w:gridCol w:w="2880"/>
-      </w:tblGrid>
-      <w:tr>
-        <w:tc>
-          <w:tcPr>
-            <w:tcW w:type="dxa" w:w="2880"/>
-          </w:tcPr>
-          <w:p>
-            <w:r>
-              <w:rPr>
-                <w:b/>
-              </w:rPr>
-              <w:t>항목</w:t>
-            </w:r>
-          </w:p>
-        </w:tc>
-        <w:tc>
-          <w:tcPr>
-            <w:tcW w:type="dxa" w:w="2880"/>
-          </w:tcPr>
-          <w:p>
-            <w:r>
-              <w:rPr>
-                <w:b/>
-              </w:rPr>
-              <w:t>상세 내용</w:t>
-            </w:r>
-          </w:p>
-        </w:tc>
-        <w:tc>
-          <w:tcPr>
-            <w:tcW w:type="dxa" w:w="2880"/>
-          </w:tcPr>
-          <w:p>
-            <w:r>
-              <w:rPr>
-                <w:b/>
-              </w:rPr>
-              <w:t>예상 금액(원)</w:t>
-            </w:r>
-          </w:p>
-        </w:tc>
-      </w:tr>
-      <w:tr>
-        <w:tc>
-          <w:tcPr>
-            <w:tcW w:type="dxa" w:w="2880"/>
+            <w:tcW w:type="dxa" w:w="1728"/>
           </w:tcPr>
           <w:p>
             <w:r>
@@ -1366,27 +1021,53 @@
         </w:tc>
         <w:tc>
           <w:tcPr>
-            <w:tcW w:type="dxa" w:w="2880"/>
+            <w:tcW w:type="dxa" w:w="1728"/>
           </w:tcPr>
           <w:p>
             <w:r>
               <w:rPr>
                 <w:b w:val="0"/>
               </w:rPr>
-              <w:t>차량 대절/유류비/통행료</w:t>
+              <w:t>____</w:t>
             </w:r>
           </w:p>
         </w:tc>
         <w:tc>
           <w:tcPr>
-            <w:tcW w:type="dxa" w:w="2880"/>
+            <w:tcW w:type="dxa" w:w="1728"/>
           </w:tcPr>
           <w:p>
             <w:r>
               <w:rPr>
                 <w:b w:val="0"/>
               </w:rPr>
-              <w:t>________________</w:t>
+              <w:t>____</w:t>
+            </w:r>
+          </w:p>
+        </w:tc>
+        <w:tc>
+          <w:tcPr>
+            <w:tcW w:type="dxa" w:w="1728"/>
+          </w:tcPr>
+          <w:p>
+            <w:r>
+              <w:rPr>
+                <w:b w:val="0"/>
+              </w:rPr>
+              <w:t>____</w:t>
+            </w:r>
+          </w:p>
+        </w:tc>
+        <w:tc>
+          <w:tcPr>
+            <w:tcW w:type="dxa" w:w="1728"/>
+          </w:tcPr>
+          <w:p>
+            <w:r>
+              <w:rPr>
+                <w:b w:val="0"/>
+              </w:rPr>
+              <w:t>렌트/버스/유류비</w:t>
             </w:r>
           </w:p>
         </w:tc>
@@ -1394,7 +1075,74 @@
       <w:tr>
         <w:tc>
           <w:tcPr>
-            <w:tcW w:type="dxa" w:w="2880"/>
+            <w:tcW w:type="dxa" w:w="1728"/>
+          </w:tcPr>
+          <w:p>
+            <w:r>
+              <w:rPr>
+                <w:b w:val="0"/>
+              </w:rPr>
+              <w:t>입장료</w:t>
+            </w:r>
+          </w:p>
+        </w:tc>
+        <w:tc>
+          <w:tcPr>
+            <w:tcW w:type="dxa" w:w="1728"/>
+          </w:tcPr>
+          <w:p>
+            <w:r>
+              <w:rPr>
+                <w:b w:val="0"/>
+              </w:rPr>
+              <w:t>____</w:t>
+            </w:r>
+          </w:p>
+        </w:tc>
+        <w:tc>
+          <w:tcPr>
+            <w:tcW w:type="dxa" w:w="1728"/>
+          </w:tcPr>
+          <w:p>
+            <w:r>
+              <w:rPr>
+                <w:b w:val="0"/>
+              </w:rPr>
+              <w:t>____</w:t>
+            </w:r>
+          </w:p>
+        </w:tc>
+        <w:tc>
+          <w:tcPr>
+            <w:tcW w:type="dxa" w:w="1728"/>
+          </w:tcPr>
+          <w:p>
+            <w:r>
+              <w:rPr>
+                <w:b w:val="0"/>
+              </w:rPr>
+              <w:t>____</w:t>
+            </w:r>
+          </w:p>
+        </w:tc>
+        <w:tc>
+          <w:tcPr>
+            <w:tcW w:type="dxa" w:w="1728"/>
+          </w:tcPr>
+          <w:p>
+            <w:r>
+              <w:rPr>
+                <w:b w:val="0"/>
+              </w:rPr>
+              <w:t>-</w:t>
+            </w:r>
+          </w:p>
+        </w:tc>
+      </w:tr>
+      <w:tr>
+        <w:tc>
+          <w:tcPr>
+            <w:tcW w:type="dxa" w:w="1728"/>
           </w:tcPr>
           <w:p>
             <w:r>
@@ -1407,27 +1155,53 @@
         </w:tc>
         <w:tc>
           <w:tcPr>
-            <w:tcW w:type="dxa" w:w="2880"/>
+            <w:tcW w:type="dxa" w:w="1728"/>
           </w:tcPr>
           <w:p>
             <w:r>
               <w:rPr>
                 <w:b w:val="0"/>
               </w:rPr>
-              <w:t>식사 ____끼, 간식/음료</w:t>
+              <w:t>____</w:t>
             </w:r>
           </w:p>
         </w:tc>
         <w:tc>
           <w:tcPr>
-            <w:tcW w:type="dxa" w:w="2880"/>
+            <w:tcW w:type="dxa" w:w="1728"/>
           </w:tcPr>
           <w:p>
             <w:r>
               <w:rPr>
                 <w:b w:val="0"/>
               </w:rPr>
-              <w:t>________________</w:t>
+              <w:t>____</w:t>
+            </w:r>
+          </w:p>
+        </w:tc>
+        <w:tc>
+          <w:tcPr>
+            <w:tcW w:type="dxa" w:w="1728"/>
+          </w:tcPr>
+          <w:p>
+            <w:r>
+              <w:rPr>
+                <w:b w:val="0"/>
+              </w:rPr>
+              <w:t>____</w:t>
+            </w:r>
+          </w:p>
+        </w:tc>
+        <w:tc>
+          <w:tcPr>
+            <w:tcW w:type="dxa" w:w="1728"/>
+          </w:tcPr>
+          <w:p>
+            <w:r>
+              <w:rPr>
+                <w:b w:val="0"/>
+              </w:rPr>
+              <w:t>-</w:t>
             </w:r>
           </w:p>
         </w:tc>
@@ -1435,48 +1209,7 @@
       <w:tr>
         <w:tc>
           <w:tcPr>
-            <w:tcW w:type="dxa" w:w="2880"/>
-          </w:tcPr>
-          <w:p>
-            <w:r>
-              <w:rPr>
-                <w:b w:val="0"/>
-              </w:rPr>
-              <w:t>입장료</w:t>
-            </w:r>
-          </w:p>
-        </w:tc>
-        <w:tc>
-          <w:tcPr>
-            <w:tcW w:type="dxa" w:w="2880"/>
-          </w:tcPr>
-          <w:p>
-            <w:r>
-              <w:rPr>
-                <w:b w:val="0"/>
-              </w:rPr>
-              <w:t>관람료 및 해설사 사례비 (방문 전 확인)</w:t>
-            </w:r>
-          </w:p>
-        </w:tc>
-        <w:tc>
-          <w:tcPr>
-            <w:tcW w:type="dxa" w:w="2880"/>
-          </w:tcPr>
-          <w:p>
-            <w:r>
-              <w:rPr>
-                <w:b w:val="0"/>
-              </w:rPr>
-              <w:t>________________</w:t>
-            </w:r>
-          </w:p>
-        </w:tc>
-      </w:tr>
-      <w:tr>
-        <w:tc>
-          <w:tcPr>
-            <w:tcW w:type="dxa" w:w="2880"/>
+            <w:tcW w:type="dxa" w:w="1728"/>
           </w:tcPr>
           <w:p>
             <w:r>
@@ -1489,27 +1222,53 @@
         </w:tc>
         <w:tc>
           <w:tcPr>
-            <w:tcW w:type="dxa" w:w="2880"/>
+            <w:tcW w:type="dxa" w:w="1728"/>
           </w:tcPr>
           <w:p>
             <w:r>
               <w:rPr>
                 <w:b w:val="0"/>
               </w:rPr>
-              <w:t>1박 2일 숙소 비용</w:t>
+              <w:t>____</w:t>
             </w:r>
           </w:p>
         </w:tc>
         <w:tc>
           <w:tcPr>
-            <w:tcW w:type="dxa" w:w="2880"/>
+            <w:tcW w:type="dxa" w:w="1728"/>
           </w:tcPr>
           <w:p>
             <w:r>
               <w:rPr>
                 <w:b w:val="0"/>
               </w:rPr>
-              <w:t>________________</w:t>
+              <w:t>____</w:t>
+            </w:r>
+          </w:p>
+        </w:tc>
+        <w:tc>
+          <w:tcPr>
+            <w:tcW w:type="dxa" w:w="1728"/>
+          </w:tcPr>
+          <w:p>
+            <w:r>
+              <w:rPr>
+                <w:b w:val="0"/>
+              </w:rPr>
+              <w:t>____</w:t>
+            </w:r>
+          </w:p>
+        </w:tc>
+        <w:tc>
+          <w:tcPr>
+            <w:tcW w:type="dxa" w:w="1728"/>
+          </w:tcPr>
+          <w:p>
+            <w:r>
+              <w:rPr>
+                <w:b w:val="0"/>
+              </w:rPr>
+              <w:t>-</w:t>
             </w:r>
           </w:p>
         </w:tc>
@@ -1517,7 +1276,7 @@
       <w:tr>
         <w:tc>
           <w:tcPr>
-            <w:tcW w:type="dxa" w:w="2880"/>
+            <w:tcW w:type="dxa" w:w="1728"/>
           </w:tcPr>
           <w:p>
             <w:r>
@@ -1530,27 +1289,53 @@
         </w:tc>
         <w:tc>
           <w:tcPr>
-            <w:tcW w:type="dxa" w:w="2880"/>
+            <w:tcW w:type="dxa" w:w="1728"/>
           </w:tcPr>
           <w:p>
             <w:r>
               <w:rPr>
                 <w:b w:val="0"/>
               </w:rPr>
-              <w:t>예비비</w:t>
+              <w:t>____</w:t>
             </w:r>
           </w:p>
         </w:tc>
         <w:tc>
           <w:tcPr>
-            <w:tcW w:type="dxa" w:w="2880"/>
+            <w:tcW w:type="dxa" w:w="1728"/>
           </w:tcPr>
           <w:p>
             <w:r>
               <w:rPr>
                 <w:b w:val="0"/>
               </w:rPr>
-              <w:t>________________</w:t>
+              <w:t>____</w:t>
+            </w:r>
+          </w:p>
+        </w:tc>
+        <w:tc>
+          <w:tcPr>
+            <w:tcW w:type="dxa" w:w="1728"/>
+          </w:tcPr>
+          <w:p>
+            <w:r>
+              <w:rPr>
+                <w:b w:val="0"/>
+              </w:rPr>
+              <w:t>____</w:t>
+            </w:r>
+          </w:p>
+        </w:tc>
+        <w:tc>
+          <w:tcPr>
+            <w:tcW w:type="dxa" w:w="1728"/>
+          </w:tcPr>
+          <w:p>
+            <w:r>
+              <w:rPr>
+                <w:b w:val="0"/>
+              </w:rPr>
+              <w:t>-</w:t>
             </w:r>
           </w:p>
         </w:tc>
@@ -1558,7 +1343,7 @@
       <w:tr>
         <w:tc>
           <w:tcPr>
-            <w:tcW w:type="dxa" w:w="2880"/>
+            <w:tcW w:type="dxa" w:w="1728"/>
           </w:tcPr>
           <w:p>
             <w:r>
@@ -1571,20 +1356,53 @@
         </w:tc>
         <w:tc>
           <w:tcPr>
-            <w:tcW w:type="dxa" w:w="2880"/>
+            <w:tcW w:type="dxa" w:w="1728"/>
           </w:tcPr>
-          <w:p/>
+          <w:p>
+            <w:r>
+              <w:rPr>
+                <w:b w:val="0"/>
+              </w:rPr>
+              <w:t>-</w:t>
+            </w:r>
+          </w:p>
         </w:tc>
         <w:tc>
           <w:tcPr>
-            <w:tcW w:type="dxa" w:w="2880"/>
+            <w:tcW w:type="dxa" w:w="1728"/>
+          </w:tcPr>
+          <w:p>
+            <w:r>
+              <w:rPr>
+                <w:b w:val="0"/>
+              </w:rPr>
+              <w:t>-</w:t>
+            </w:r>
+          </w:p>
+        </w:tc>
+        <w:tc>
+          <w:tcPr>
+            <w:tcW w:type="dxa" w:w="1728"/>
           </w:tcPr>
           <w:p>
             <w:r>
               <w:rPr>
                 <w:b/>
               </w:rPr>
-              <w:t>________________</w:t>
+              <w:t>____</w:t>
+            </w:r>
+          </w:p>
+        </w:tc>
+        <w:tc>
+          <w:tcPr>
+            <w:tcW w:type="dxa" w:w="1728"/>
+          </w:tcPr>
+          <w:p>
+            <w:r>
+              <w:rPr>
+                <w:b w:val="0"/>
+              </w:rPr>
+              <w:t>-</w:t>
             </w:r>
           </w:p>
         </w:tc>
@@ -1599,106 +1417,7 @@
         <w:rPr>
           <w:b w:val="0"/>
         </w:rPr>
-        <w:t>6. 안전 관리 및 비상 연락망</w:t>
-      </w:r>
-    </w:p>
-    <w:p>
-      <w:pPr>
-        <w:pStyle w:val="ListBullet"/>
-      </w:pPr>
-      <w:r>
-        <w:rPr>
-          <w:b/>
-        </w:rPr>
-        <w:t>비상 연락처:</w:t>
-      </w:r>
-    </w:p>
-    <w:p>
-      <w:pPr>
-        <w:pStyle w:val="ListBullet"/>
-      </w:pPr>
-      <w:r>
-        <w:rPr>
-          <w:b w:val="0"/>
-        </w:rPr>
-        <w:t>인솔자: ________________</w:t>
-      </w:r>
-    </w:p>
-    <w:p>
-      <w:pPr>
-        <w:pStyle w:val="ListBullet"/>
-      </w:pPr>
-      <w:r>
-        <w:rPr>
-          <w:b w:val="0"/>
-        </w:rPr>
-        <w:t>운전 봉사자: ________________</w:t>
-      </w:r>
-    </w:p>
-    <w:p>
-      <w:pPr>
-        <w:pStyle w:val="ListBullet"/>
-      </w:pPr>
-      <w:r>
-        <w:rPr>
-          <w:b w:val="0"/>
-        </w:rPr>
-        <w:t>인근 병원: ________________</w:t>
-      </w:r>
-    </w:p>
-    <w:p>
-      <w:pPr>
-        <w:pStyle w:val="ListBullet"/>
-      </w:pPr>
-      <w:r>
-        <w:rPr>
-          <w:b/>
-        </w:rPr>
-        <w:t>주의 사항:</w:t>
-      </w:r>
-    </w:p>
-    <w:p>
-      <w:pPr>
-        <w:pStyle w:val="ListNumber"/>
-      </w:pPr>
-      <w:r>
-        <w:rPr>
-          <w:b w:val="0"/>
-        </w:rPr>
-        <w:t>모든 이동은 반드시 지정된 차량 및 조별로 움직임.</w:t>
-      </w:r>
-    </w:p>
-    <w:p>
-      <w:pPr>
-        <w:pStyle w:val="ListNumber"/>
-      </w:pPr>
-      <w:r>
-        <w:rPr>
-          <w:b w:val="0"/>
-        </w:rPr>
-        <w:t>문화재 보호구역 내에서는 정숙하며 지정된 장소 외 음식 섭취 금지.</w:t>
-      </w:r>
-    </w:p>
-    <w:p>
-      <w:pPr>
-        <w:pStyle w:val="ListNumber"/>
-      </w:pPr>
-      <w:r>
-        <w:rPr>
-          <w:b w:val="0"/>
-        </w:rPr>
-        <w:t>갑작스러운 부상이나 환자 발생 시 즉시 인솔자에게 알림.</w:t>
-      </w:r>
-    </w:p>
-    <w:p>
-      <w:pPr>
-        <w:pStyle w:val="Heading2"/>
-      </w:pPr>
-      <w:r>
-        <w:rPr>
-          <w:b w:val="0"/>
-        </w:rPr>
-        <w:t>7. 순례 소감 및 은혜 나눔지</w:t>
+        <w:t>소감 나눔지</w:t>
       </w:r>
     </w:p>
     <w:p>
@@ -1706,18 +1425,7 @@
         <w:rPr>
           <w:b w:val="0"/>
         </w:rPr>
-        <w:t>*작성자: ________________ (이름)*</w:t>
-      </w:r>
-    </w:p>
-    <w:p>
-      <w:pPr>
-        <w:pStyle w:val="Heading3"/>
-      </w:pPr>
-      <w:r>
-        <w:rPr>
-          <w:b w:val="0"/>
-        </w:rPr>
-        <w:t>1) 오늘 순례 중 가장 기억에 남는 장소와 그 이유는 무엇인가요?</w:t>
+        <w:t>*오늘 순례를 통해 가장 기억에 남는 인물이나 장소는 어디인가요?*</w:t>
       </w:r>
     </w:p>
     <w:p>
@@ -1725,7 +1433,7 @@
         <w:rPr>
           <w:b w:val="0"/>
         </w:rPr>
-        <w:t>________________________________________________________________________________</w:t>
+        <w:t>__________________________________________________________________</w:t>
       </w:r>
     </w:p>
     <w:p>
@@ -1733,18 +1441,7 @@
         <w:rPr>
           <w:b w:val="0"/>
         </w:rPr>
-        <w:t>________________________________________________________________________________</w:t>
-      </w:r>
-    </w:p>
-    <w:p>
-      <w:pPr>
-        <w:pStyle w:val="Heading3"/>
-      </w:pPr>
-      <w:r>
-        <w:rPr>
-          <w:b w:val="0"/>
-        </w:rPr>
-        <w:t>2) 신앙의 선배들이 남긴 믿음의 발자취를 보며 나의 현재 신앙을 어떻게 되돌아보게 되었나요?</w:t>
+        <w:t>*그곳에서 받은 은혜나 새롭게 다짐한 점은 무엇인가요?*</w:t>
       </w:r>
     </w:p>
     <w:p>
@@ -1752,7 +1449,7 @@
         <w:rPr>
           <w:b w:val="0"/>
         </w:rPr>
-        <w:t>________________________________________________________________________________</w:t>
+        <w:t>__________________________________________________________________</w:t>
       </w:r>
     </w:p>
     <w:p>
@@ -1760,18 +1457,7 @@
         <w:rPr>
           <w:b w:val="0"/>
         </w:rPr>
-        <w:t>________________________________________________________________________________</w:t>
-      </w:r>
-    </w:p>
-    <w:p>
-      <w:pPr>
-        <w:pStyle w:val="Heading3"/>
-      </w:pPr>
-      <w:r>
-        <w:rPr>
-          <w:b w:val="0"/>
-        </w:rPr>
-        <w:t>3) 오늘 말씀을 통해 마음에 새겨진 한 구절(또는 단어)이 있다면 무엇인가요?</w:t>
+        <w:t>*함께한 지체들에게 하고 싶은 말이나 기도제목이 있다면 적어주세요.*</w:t>
       </w:r>
     </w:p>
     <w:p>
@@ -1779,42 +1465,7 @@
         <w:rPr>
           <w:b w:val="0"/>
         </w:rPr>
-        <w:t>________________________________________________________________________________</w:t>
-      </w:r>
-    </w:p>
-    <w:p>
-      <w:pPr>
-        <w:pStyle w:val="Heading3"/>
-      </w:pPr>
-      <w:r>
-        <w:rPr>
-          <w:b w:val="0"/>
-        </w:rPr>
-        <w:t>4) 순례 후 나의 삶(학교, 가정, 교회)에서 변화되길 결단하는 한 가지는 무엇인가요?</w:t>
-      </w:r>
-    </w:p>
-    <w:p>
-      <w:r>
-        <w:rPr>
-          <w:b w:val="0"/>
-        </w:rPr>
-        <w:t>________________________________________________________________________________</w:t>
-      </w:r>
-    </w:p>
-    <w:p>
-      <w:r>
-        <w:rPr>
-          <w:b w:val="0"/>
-        </w:rPr>
-        <w:t>________________________________________________________________________________</w:t>
-      </w:r>
-    </w:p>
-    <w:p>
-      <w:r>
-        <w:rPr>
-          <w:b w:val="0"/>
-        </w:rPr>
-        <w:t>*본 문서는 (교회명) 교회학교·청년부 순례를 위해 작성되었습니다. 모든 일정과 예약 사항은 반드시 사전에 최종 확인하시기 바랍니다.*</w:t>
+        <w:t>__________________________________________________________________</w:t>
       </w:r>
     </w:p>
     <w:sectPr>

--- a/docs/12_국내성지순례_계획서.docx
+++ b/docs/12_국내성지순례_계획서.docx
@@ -11,116 +11,131 @@
         <w:rPr>
           <w:b w:val="0"/>
         </w:rPr>
-        <w:t>202X년 (교회명) (부서명) 기독교 유적지 순례 계획서</w:t>
+        <w:t>[연도] (교회명) (부서명) 국내 기독교 유적지 순례 계획서</w:t>
       </w:r>
     </w:p>
-    <w:p>
-      <w:pPr>
-        <w:pStyle w:val="Heading2"/>
-      </w:pPr>
-      <w:r>
-        <w:rPr>
-          <w:b w:val="0"/>
-        </w:rPr>
-        <w:t>개요</w:t>
-      </w:r>
-    </w:p>
-    <w:p>
-      <w:pPr>
-        <w:pStyle w:val="ListBullet"/>
-      </w:pPr>
-      <w:r>
-        <w:rPr>
-          <w:b w:val="0"/>
-        </w:rPr>
-        <w:t>주제 : ________</w:t>
-      </w:r>
-    </w:p>
-    <w:p>
-      <w:pPr>
-        <w:pStyle w:val="ListBullet"/>
-      </w:pPr>
-      <w:r>
-        <w:rPr>
-          <w:b w:val="0"/>
-        </w:rPr>
-        <w:t>주제 말씀 : ________ (예: 히 11:13-16)</w:t>
-      </w:r>
-    </w:p>
-    <w:p>
-      <w:pPr>
-        <w:pStyle w:val="ListBullet"/>
-      </w:pPr>
-      <w:r>
-        <w:rPr>
-          <w:b w:val="0"/>
-        </w:rPr>
-        <w:t>목적 : ________</w:t>
-      </w:r>
-    </w:p>
-    <w:p>
-      <w:pPr>
-        <w:pStyle w:val="ListBullet"/>
-      </w:pPr>
-      <w:r>
-        <w:rPr>
-          <w:b w:val="0"/>
-        </w:rPr>
-        <w:t>장소 : ________</w:t>
-      </w:r>
-    </w:p>
-    <w:p>
-      <w:pPr>
-        <w:pStyle w:val="ListBullet"/>
-      </w:pPr>
-      <w:r>
-        <w:rPr>
-          <w:b w:val="0"/>
-        </w:rPr>
-        <w:t>일시 : 202X년 ____월 ____일(요일) ~ ____일(요일)</w:t>
-      </w:r>
-    </w:p>
-    <w:p>
-      <w:pPr>
-        <w:pStyle w:val="ListBullet"/>
-      </w:pPr>
-      <w:r>
-        <w:rPr>
-          <w:b w:val="0"/>
-        </w:rPr>
-        <w:t>담당 : ________</w:t>
-      </w:r>
-    </w:p>
-    <w:p>
-      <w:pPr>
-        <w:pStyle w:val="ListBullet"/>
-      </w:pPr>
-      <w:r>
-        <w:rPr>
-          <w:b w:val="0"/>
-        </w:rPr>
-        <w:t>대상 : ________ (예상 인원: 학생 ____명, 교사 ____명)</w:t>
-      </w:r>
-    </w:p>
-    <w:p>
-      <w:pPr>
-        <w:pStyle w:val="Heading2"/>
-      </w:pPr>
-      <w:r>
-        <w:rPr>
-          <w:b w:val="0"/>
-        </w:rPr>
-        <w:t>방문지 후보(참고)</w:t>
-      </w:r>
-    </w:p>
-    <w:p>
-      <w:r>
-        <w:rPr>
-          <w:b w:val="0"/>
-        </w:rPr>
-        <w:t>*방문 전 운영 시간 및 단체 관람 예약은 반드시 (확인 필요)</w:t>
-      </w:r>
-    </w:p>
+    <w:tbl>
+      <w:tblPr>
+        <w:tblStyle w:val="TableGrid"/>
+        <w:tblW w:type="auto" w:w="0"/>
+        <w:tblLook w:firstColumn="1" w:firstRow="1" w:lastColumn="0" w:lastRow="0" w:noHBand="0" w:noVBand="1" w:val="04A0"/>
+      </w:tblPr>
+      <w:tblGrid>
+        <w:gridCol w:w="2160"/>
+        <w:gridCol w:w="2160"/>
+        <w:gridCol w:w="2160"/>
+        <w:gridCol w:w="2160"/>
+      </w:tblGrid>
+      <w:tr>
+        <w:tc>
+          <w:tcPr>
+            <w:tcW w:type="dxa" w:w="2160"/>
+          </w:tcPr>
+          <w:p>
+            <w:r>
+              <w:rPr>
+                <w:b/>
+              </w:rPr>
+              <w:t>작성일</w:t>
+            </w:r>
+          </w:p>
+        </w:tc>
+        <w:tc>
+          <w:tcPr>
+            <w:tcW w:type="dxa" w:w="2160"/>
+          </w:tcPr>
+          <w:p>
+            <w:r>
+              <w:rPr>
+                <w:b/>
+              </w:rPr>
+              <w:t>작성자</w:t>
+            </w:r>
+          </w:p>
+        </w:tc>
+        <w:tc>
+          <w:tcPr>
+            <w:tcW w:type="dxa" w:w="2160"/>
+          </w:tcPr>
+          <w:p>
+            <w:r>
+              <w:rPr>
+                <w:b/>
+              </w:rPr>
+              <w:t>부서</w:t>
+            </w:r>
+          </w:p>
+        </w:tc>
+        <w:tc>
+          <w:tcPr>
+            <w:tcW w:type="dxa" w:w="2160"/>
+          </w:tcPr>
+          <w:p>
+            <w:r>
+              <w:rPr>
+                <w:b/>
+              </w:rPr>
+              <w:t>문서 상태(초안/확정)</w:t>
+            </w:r>
+          </w:p>
+        </w:tc>
+      </w:tr>
+      <w:tr>
+        <w:tc>
+          <w:tcPr>
+            <w:tcW w:type="dxa" w:w="2160"/>
+          </w:tcPr>
+          <w:p>
+            <w:r>
+              <w:rPr>
+                <w:b w:val="0"/>
+              </w:rPr>
+              <w:t>________</w:t>
+            </w:r>
+          </w:p>
+        </w:tc>
+        <w:tc>
+          <w:tcPr>
+            <w:tcW w:type="dxa" w:w="2160"/>
+          </w:tcPr>
+          <w:p>
+            <w:r>
+              <w:rPr>
+                <w:b w:val="0"/>
+              </w:rPr>
+              <w:t>________</w:t>
+            </w:r>
+          </w:p>
+        </w:tc>
+        <w:tc>
+          <w:tcPr>
+            <w:tcW w:type="dxa" w:w="2160"/>
+          </w:tcPr>
+          <w:p>
+            <w:r>
+              <w:rPr>
+                <w:b w:val="0"/>
+              </w:rPr>
+              <w:t>(부서명)</w:t>
+            </w:r>
+          </w:p>
+        </w:tc>
+        <w:tc>
+          <w:tcPr>
+            <w:tcW w:type="dxa" w:w="2160"/>
+          </w:tcPr>
+          <w:p>
+            <w:r>
+              <w:rPr>
+                <w:b w:val="0"/>
+              </w:rPr>
+              <w:t>________</w:t>
+            </w:r>
+          </w:p>
+        </w:tc>
+      </w:tr>
+    </w:tbl>
+    <w:p/>
     <w:tbl>
       <w:tblPr>
         <w:tblStyle w:val="TableGrid"/>
@@ -142,7 +157,7 @@
               <w:rPr>
                 <w:b/>
               </w:rPr>
-              <w:t>명칭</w:t>
+              <w:t>작성</w:t>
             </w:r>
           </w:p>
         </w:tc>
@@ -155,7 +170,7 @@
               <w:rPr>
                 <w:b/>
               </w:rPr>
-              <w:t>지역</w:t>
+              <w:t>검토</w:t>
             </w:r>
           </w:p>
         </w:tc>
@@ -168,7 +183,7 @@
               <w:rPr>
                 <w:b/>
               </w:rPr>
-              <w:t>관련 역사</w:t>
+              <w:t>승인</w:t>
             </w:r>
           </w:p>
         </w:tc>
@@ -183,7 +198,7 @@
               <w:rPr>
                 <w:b w:val="0"/>
               </w:rPr>
-              <w:t>양화진외국인선교사묘원</w:t>
+              <w:t>________</w:t>
             </w:r>
           </w:p>
         </w:tc>
@@ -196,7 +211,7 @@
               <w:rPr>
                 <w:b w:val="0"/>
               </w:rPr>
-              <w:t>서울</w:t>
+              <w:t>________</w:t>
             </w:r>
           </w:p>
         </w:tc>
@@ -209,130 +224,7 @@
               <w:rPr>
                 <w:b w:val="0"/>
               </w:rPr>
-              <w:t>한국 초기 선교사들의 삶과 순교</w:t>
-            </w:r>
-          </w:p>
-        </w:tc>
-      </w:tr>
-      <w:tr>
-        <w:tc>
-          <w:tcPr>
-            <w:tcW w:type="dxa" w:w="2880"/>
-          </w:tcPr>
-          <w:p>
-            <w:r>
-              <w:rPr>
-                <w:b w:val="0"/>
-              </w:rPr>
-              <w:t>제암리 3.1운동 순국기념관</w:t>
-            </w:r>
-          </w:p>
-        </w:tc>
-        <w:tc>
-          <w:tcPr>
-            <w:tcW w:type="dxa" w:w="2880"/>
-          </w:tcPr>
-          <w:p>
-            <w:r>
-              <w:rPr>
-                <w:b w:val="0"/>
-              </w:rPr>
-              <w:t>화성</w:t>
-            </w:r>
-          </w:p>
-        </w:tc>
-        <w:tc>
-          <w:tcPr>
-            <w:tcW w:type="dxa" w:w="2880"/>
-          </w:tcPr>
-          <w:p>
-            <w:r>
-              <w:rPr>
-                <w:b w:val="0"/>
-              </w:rPr>
-              <w:t>일제강점기 기독교인의 독립운동</w:t>
-            </w:r>
-          </w:p>
-        </w:tc>
-      </w:tr>
-      <w:tr>
-        <w:tc>
-          <w:tcPr>
-            <w:tcW w:type="dxa" w:w="2880"/>
-          </w:tcPr>
-          <w:p>
-            <w:r>
-              <w:rPr>
-                <w:b w:val="0"/>
-              </w:rPr>
-              <w:t>손양원목사기념관</w:t>
-            </w:r>
-          </w:p>
-        </w:tc>
-        <w:tc>
-          <w:tcPr>
-            <w:tcW w:type="dxa" w:w="2880"/>
-          </w:tcPr>
-          <w:p>
-            <w:r>
-              <w:rPr>
-                <w:b w:val="0"/>
-              </w:rPr>
-              <w:t>함안</w:t>
-            </w:r>
-          </w:p>
-        </w:tc>
-        <w:tc>
-          <w:tcPr>
-            <w:tcW w:type="dxa" w:w="2880"/>
-          </w:tcPr>
-          <w:p>
-            <w:r>
-              <w:rPr>
-                <w:b w:val="0"/>
-              </w:rPr>
-              <w:t>사랑과 용서의 삶</w:t>
-            </w:r>
-          </w:p>
-        </w:tc>
-      </w:tr>
-      <w:tr>
-        <w:tc>
-          <w:tcPr>
-            <w:tcW w:type="dxa" w:w="2880"/>
-          </w:tcPr>
-          <w:p>
-            <w:r>
-              <w:rPr>
-                <w:b w:val="0"/>
-              </w:rPr>
-              <w:t>연세대학교 언더우드관</w:t>
-            </w:r>
-          </w:p>
-        </w:tc>
-        <w:tc>
-          <w:tcPr>
-            <w:tcW w:type="dxa" w:w="2880"/>
-          </w:tcPr>
-          <w:p>
-            <w:r>
-              <w:rPr>
-                <w:b w:val="0"/>
-              </w:rPr>
-              <w:t>서울</w:t>
-            </w:r>
-          </w:p>
-        </w:tc>
-        <w:tc>
-          <w:tcPr>
-            <w:tcW w:type="dxa" w:w="2880"/>
-          </w:tcPr>
-          <w:p>
-            <w:r>
-              <w:rPr>
-                <w:b w:val="0"/>
-              </w:rPr>
-              <w:t>초기 기독교 교육과 의료 선교</w:t>
+              <w:t>________</w:t>
             </w:r>
           </w:p>
         </w:tc>
@@ -340,589 +232,81 @@
     </w:tbl>
     <w:p/>
     <w:p>
+      <w:r>
+        <w:rPr>
+          <w:b/>
+        </w:rPr>
+        <w:t>요약</w:t>
+      </w:r>
+    </w:p>
+    <w:p>
+      <w:r>
+        <w:rPr>
+          <w:b w:val="0"/>
+        </w:rPr>
+        <w:t>승인 요청 사항: 국내 기독교 유적지 순례 실시, 일정 및 예산 승인</w:t>
+      </w:r>
+    </w:p>
+    <w:p>
+      <w:r>
+        <w:rPr>
+          <w:b w:val="0"/>
+        </w:rPr>
+        <w:t>핵심 개요: ________명 참여 / 당일·1박 2일 중 ________ / 방문지 ________</w:t>
+      </w:r>
+    </w:p>
+    <w:p>
+      <w:r>
+        <w:rPr>
+          <w:b w:val="0"/>
+        </w:rPr>
+        <w:t>예산 총액: 금________원(금________원) / 재원: ________</w:t>
+      </w:r>
+    </w:p>
+    <w:p>
+      <w:r>
+        <w:rPr>
+          <w:b w:val="0"/>
+        </w:rPr>
+        <w:t>총괄 담당: ________ / 준비 완료 기한: ________</w:t>
+      </w:r>
+    </w:p>
+    <w:p>
       <w:pPr>
-        <w:pStyle w:val="Heading2"/>
+        <w:pStyle w:val="ListNumber"/>
       </w:pPr>
       <w:r>
         <w:rPr>
           <w:b w:val="0"/>
         </w:rPr>
-        <w:t>일정(안)</w:t>
+        <w:t>추진 배경 및 필요성</w:t>
+      </w:r>
+    </w:p>
+    <w:p>
+      <w:r>
+        <w:rPr>
+          <w:b w:val="0"/>
+        </w:rPr>
+        <w:t>가. 한국교회의 선교·교육·섬김의 역사를 현장에서 배우고, 신앙의 유산을 오늘의 삶과 연결하고자 한다.</w:t>
+      </w:r>
+    </w:p>
+    <w:p>
+      <w:r>
+        <w:rPr>
+          <w:b w:val="0"/>
+        </w:rPr>
+        <w:t>나. 사역자가 없는 부서에서도 평신도 인솔자가 사전 학습, 안전관리 및 소감 나눔을 함께 운영할 수 있도록 추진 절차를 정한다.</w:t>
       </w:r>
     </w:p>
     <w:p>
       <w:pPr>
-        <w:pStyle w:val="Heading3"/>
+        <w:pStyle w:val="ListNumber"/>
       </w:pPr>
       <w:r>
         <w:rPr>
           <w:b w:val="0"/>
         </w:rPr>
-        <w:t>[당일 코스 예시]</w:t>
-      </w:r>
-    </w:p>
-    <w:tbl>
-      <w:tblPr>
-        <w:tblStyle w:val="TableGrid"/>
-        <w:tblW w:type="auto" w:w="0"/>
-        <w:tblLook w:firstColumn="1" w:firstRow="1" w:lastColumn="0" w:lastRow="0" w:noHBand="0" w:noVBand="1" w:val="04A0"/>
-      </w:tblPr>
-      <w:tblGrid>
-        <w:gridCol w:w="2880"/>
-        <w:gridCol w:w="2880"/>
-        <w:gridCol w:w="2880"/>
-      </w:tblGrid>
-      <w:tr>
-        <w:tc>
-          <w:tcPr>
-            <w:tcW w:type="dxa" w:w="2880"/>
-          </w:tcPr>
-          <w:p>
-            <w:r>
-              <w:rPr>
-                <w:b/>
-              </w:rPr>
-              <w:t>시간</w:t>
-            </w:r>
-          </w:p>
-        </w:tc>
-        <w:tc>
-          <w:tcPr>
-            <w:tcW w:type="dxa" w:w="2880"/>
-          </w:tcPr>
-          <w:p>
-            <w:r>
-              <w:rPr>
-                <w:b/>
-              </w:rPr>
-              <w:t>내용</w:t>
-            </w:r>
-          </w:p>
-        </w:tc>
-        <w:tc>
-          <w:tcPr>
-            <w:tcW w:type="dxa" w:w="2880"/>
-          </w:tcPr>
-          <w:p>
-            <w:r>
-              <w:rPr>
-                <w:b/>
-              </w:rPr>
-              <w:t>담당</w:t>
-            </w:r>
-          </w:p>
-        </w:tc>
-      </w:tr>
-      <w:tr>
-        <w:tc>
-          <w:tcPr>
-            <w:tcW w:type="dxa" w:w="2880"/>
-          </w:tcPr>
-          <w:p>
-            <w:r>
-              <w:rPr>
-                <w:b w:val="0"/>
-              </w:rPr>
-              <w:t>09:00 - 10:30</w:t>
-            </w:r>
-          </w:p>
-        </w:tc>
-        <w:tc>
-          <w:tcPr>
-            <w:tcW w:type="dxa" w:w="2880"/>
-          </w:tcPr>
-          <w:p>
-            <w:r>
-              <w:rPr>
-                <w:b w:val="0"/>
-              </w:rPr>
-              <w:t>교회 출발 및 이동</w:t>
-            </w:r>
-          </w:p>
-        </w:tc>
-        <w:tc>
-          <w:tcPr>
-            <w:tcW w:type="dxa" w:w="2880"/>
-          </w:tcPr>
-          <w:p>
-            <w:r>
-              <w:rPr>
-                <w:b w:val="0"/>
-              </w:rPr>
-              <w:t>-</w:t>
-            </w:r>
-          </w:p>
-        </w:tc>
-      </w:tr>
-      <w:tr>
-        <w:tc>
-          <w:tcPr>
-            <w:tcW w:type="dxa" w:w="2880"/>
-          </w:tcPr>
-          <w:p>
-            <w:r>
-              <w:rPr>
-                <w:b w:val="0"/>
-              </w:rPr>
-              <w:t>10:30 - 12:30</w:t>
-            </w:r>
-          </w:p>
-        </w:tc>
-        <w:tc>
-          <w:tcPr>
-            <w:tcW w:type="dxa" w:w="2880"/>
-          </w:tcPr>
-          <w:p>
-            <w:r>
-              <w:rPr>
-                <w:b w:val="0"/>
-              </w:rPr>
-              <w:t>1차 방문지 견학 및 예배</w:t>
-            </w:r>
-          </w:p>
-        </w:tc>
-        <w:tc>
-          <w:tcPr>
-            <w:tcW w:type="dxa" w:w="2880"/>
-          </w:tcPr>
-          <w:p>
-            <w:r>
-              <w:rPr>
-                <w:b w:val="0"/>
-              </w:rPr>
-              <w:t>________</w:t>
-            </w:r>
-          </w:p>
-        </w:tc>
-      </w:tr>
-      <w:tr>
-        <w:tc>
-          <w:tcPr>
-            <w:tcW w:type="dxa" w:w="2880"/>
-          </w:tcPr>
-          <w:p>
-            <w:r>
-              <w:rPr>
-                <w:b w:val="0"/>
-              </w:rPr>
-              <w:t>12:30 - 14:00</w:t>
-            </w:r>
-          </w:p>
-        </w:tc>
-        <w:tc>
-          <w:tcPr>
-            <w:tcW w:type="dxa" w:w="2880"/>
-          </w:tcPr>
-          <w:p>
-            <w:r>
-              <w:rPr>
-                <w:b w:val="0"/>
-              </w:rPr>
-              <w:t>점심 식사 및 교제</w:t>
-            </w:r>
-          </w:p>
-        </w:tc>
-        <w:tc>
-          <w:tcPr>
-            <w:tcW w:type="dxa" w:w="2880"/>
-          </w:tcPr>
-          <w:p>
-            <w:r>
-              <w:rPr>
-                <w:b w:val="0"/>
-              </w:rPr>
-              <w:t>-</w:t>
-            </w:r>
-          </w:p>
-        </w:tc>
-      </w:tr>
-      <w:tr>
-        <w:tc>
-          <w:tcPr>
-            <w:tcW w:type="dxa" w:w="2880"/>
-          </w:tcPr>
-          <w:p>
-            <w:r>
-              <w:rPr>
-                <w:b w:val="0"/>
-              </w:rPr>
-              <w:t>14:00 - 16:00</w:t>
-            </w:r>
-          </w:p>
-        </w:tc>
-        <w:tc>
-          <w:tcPr>
-            <w:tcW w:type="dxa" w:w="2880"/>
-          </w:tcPr>
-          <w:p>
-            <w:r>
-              <w:rPr>
-                <w:b w:val="0"/>
-              </w:rPr>
-              <w:t>2차 방문지 견학 및 나눔</w:t>
-            </w:r>
-          </w:p>
-        </w:tc>
-        <w:tc>
-          <w:tcPr>
-            <w:tcW w:type="dxa" w:w="2880"/>
-          </w:tcPr>
-          <w:p>
-            <w:r>
-              <w:rPr>
-                <w:b w:val="0"/>
-              </w:rPr>
-              <w:t>________</w:t>
-            </w:r>
-          </w:p>
-        </w:tc>
-      </w:tr>
-      <w:tr>
-        <w:tc>
-          <w:tcPr>
-            <w:tcW w:type="dxa" w:w="2880"/>
-          </w:tcPr>
-          <w:p>
-            <w:r>
-              <w:rPr>
-                <w:b w:val="0"/>
-              </w:rPr>
-              <w:t>16:00 - 17:30</w:t>
-            </w:r>
-          </w:p>
-        </w:tc>
-        <w:tc>
-          <w:tcPr>
-            <w:tcW w:type="dxa" w:w="2880"/>
-          </w:tcPr>
-          <w:p>
-            <w:r>
-              <w:rPr>
-                <w:b w:val="0"/>
-              </w:rPr>
-              <w:t>귀가</w:t>
-            </w:r>
-          </w:p>
-        </w:tc>
-        <w:tc>
-          <w:tcPr>
-            <w:tcW w:type="dxa" w:w="2880"/>
-          </w:tcPr>
-          <w:p>
-            <w:r>
-              <w:rPr>
-                <w:b w:val="0"/>
-              </w:rPr>
-              <w:t>-</w:t>
-            </w:r>
-          </w:p>
-        </w:tc>
-      </w:tr>
-    </w:tbl>
-    <w:p/>
-    <w:p>
-      <w:pPr>
-        <w:pStyle w:val="Heading3"/>
-      </w:pPr>
-      <w:r>
-        <w:rPr>
-          <w:b w:val="0"/>
-        </w:rPr>
-        <w:t>[1박 2일 코스 예시]</w:t>
-      </w:r>
-    </w:p>
-    <w:tbl>
-      <w:tblPr>
-        <w:tblStyle w:val="TableGrid"/>
-        <w:tblW w:type="auto" w:w="0"/>
-        <w:tblLook w:firstColumn="1" w:firstRow="1" w:lastColumn="0" w:lastRow="0" w:noHBand="0" w:noVBand="1" w:val="04A0"/>
-      </w:tblPr>
-      <w:tblGrid>
-        <w:gridCol w:w="2880"/>
-        <w:gridCol w:w="2880"/>
-        <w:gridCol w:w="2880"/>
-      </w:tblGrid>
-      <w:tr>
-        <w:tc>
-          <w:tcPr>
-            <w:tcW w:type="dxa" w:w="2880"/>
-          </w:tcPr>
-          <w:p>
-            <w:r>
-              <w:rPr>
-                <w:b/>
-              </w:rPr>
-              <w:t>구분</w:t>
-            </w:r>
-          </w:p>
-        </w:tc>
-        <w:tc>
-          <w:tcPr>
-            <w:tcW w:type="dxa" w:w="2880"/>
-          </w:tcPr>
-          <w:p>
-            <w:r>
-              <w:rPr>
-                <w:b/>
-              </w:rPr>
-              <w:t>시간</w:t>
-            </w:r>
-          </w:p>
-        </w:tc>
-        <w:tc>
-          <w:tcPr>
-            <w:tcW w:type="dxa" w:w="2880"/>
-          </w:tcPr>
-          <w:p>
-            <w:r>
-              <w:rPr>
-                <w:b/>
-              </w:rPr>
-              <w:t>내용</w:t>
-            </w:r>
-          </w:p>
-        </w:tc>
-      </w:tr>
-      <w:tr>
-        <w:tc>
-          <w:tcPr>
-            <w:tcW w:type="dxa" w:w="2880"/>
-          </w:tcPr>
-          <w:p>
-            <w:r>
-              <w:rPr>
-                <w:b w:val="0"/>
-              </w:rPr>
-              <w:t>1일차</w:t>
-            </w:r>
-          </w:p>
-        </w:tc>
-        <w:tc>
-          <w:tcPr>
-            <w:tcW w:type="dxa" w:w="2880"/>
-          </w:tcPr>
-          <w:p>
-            <w:r>
-              <w:rPr>
-                <w:b w:val="0"/>
-              </w:rPr>
-              <w:t>09:00~</w:t>
-            </w:r>
-          </w:p>
-        </w:tc>
-        <w:tc>
-          <w:tcPr>
-            <w:tcW w:type="dxa" w:w="2880"/>
-          </w:tcPr>
-          <w:p>
-            <w:r>
-              <w:rPr>
-                <w:b w:val="0"/>
-              </w:rPr>
-              <w:t>출발, 유적지 1~2곳 견학, 숙소 이동</w:t>
-            </w:r>
-          </w:p>
-        </w:tc>
-      </w:tr>
-      <w:tr>
-        <w:tc>
-          <w:tcPr>
-            <w:tcW w:type="dxa" w:w="2880"/>
-          </w:tcPr>
-          <w:p>
-            <w:r>
-              <w:rPr>
-                <w:b w:val="0"/>
-              </w:rPr>
-              <w:t>2일차</w:t>
-            </w:r>
-          </w:p>
-        </w:tc>
-        <w:tc>
-          <w:tcPr>
-            <w:tcW w:type="dxa" w:w="2880"/>
-          </w:tcPr>
-          <w:p>
-            <w:r>
-              <w:rPr>
-                <w:b w:val="0"/>
-              </w:rPr>
-              <w:t>09:00~</w:t>
-            </w:r>
-          </w:p>
-        </w:tc>
-        <w:tc>
-          <w:tcPr>
-            <w:tcW w:type="dxa" w:w="2880"/>
-          </w:tcPr>
-          <w:p>
-            <w:r>
-              <w:rPr>
-                <w:b w:val="0"/>
-              </w:rPr>
-              <w:t>숙소 묵상, 유적지 3~4곳 견학, 귀가</w:t>
-            </w:r>
-          </w:p>
-        </w:tc>
-      </w:tr>
-    </w:tbl>
-    <w:p/>
-    <w:p>
-      <w:pPr>
-        <w:pStyle w:val="Heading2"/>
-      </w:pPr>
-      <w:r>
-        <w:rPr>
-          <w:b w:val="0"/>
-        </w:rPr>
-        <w:t>준비물</w:t>
-      </w:r>
-    </w:p>
-    <w:tbl>
-      <w:tblPr>
-        <w:tblStyle w:val="TableGrid"/>
-        <w:tblW w:type="auto" w:w="0"/>
-        <w:tblLook w:firstColumn="1" w:firstRow="1" w:lastColumn="0" w:lastRow="0" w:noHBand="0" w:noVBand="1" w:val="04A0"/>
-      </w:tblPr>
-      <w:tblGrid>
-        <w:gridCol w:w="2880"/>
-        <w:gridCol w:w="2880"/>
-        <w:gridCol w:w="2880"/>
-      </w:tblGrid>
-      <w:tr>
-        <w:tc>
-          <w:tcPr>
-            <w:tcW w:type="dxa" w:w="2880"/>
-          </w:tcPr>
-          <w:p>
-            <w:r>
-              <w:rPr>
-                <w:b/>
-              </w:rPr>
-              <w:t>구분</w:t>
-            </w:r>
-          </w:p>
-        </w:tc>
-        <w:tc>
-          <w:tcPr>
-            <w:tcW w:type="dxa" w:w="2880"/>
-          </w:tcPr>
-          <w:p>
-            <w:r>
-              <w:rPr>
-                <w:b/>
-              </w:rPr>
-              <w:t>준비물</w:t>
-            </w:r>
-          </w:p>
-        </w:tc>
-        <w:tc>
-          <w:tcPr>
-            <w:tcW w:type="dxa" w:w="2880"/>
-          </w:tcPr>
-          <w:p>
-            <w:r>
-              <w:rPr>
-                <w:b/>
-              </w:rPr>
-              <w:t>비고</w:t>
-            </w:r>
-          </w:p>
-        </w:tc>
-      </w:tr>
-      <w:tr>
-        <w:tc>
-          <w:tcPr>
-            <w:tcW w:type="dxa" w:w="2880"/>
-          </w:tcPr>
-          <w:p>
-            <w:r>
-              <w:rPr>
-                <w:b w:val="0"/>
-              </w:rPr>
-              <w:t>개인</w:t>
-            </w:r>
-          </w:p>
-        </w:tc>
-        <w:tc>
-          <w:tcPr>
-            <w:tcW w:type="dxa" w:w="2880"/>
-          </w:tcPr>
-          <w:p>
-            <w:r>
-              <w:rPr>
-                <w:b w:val="0"/>
-              </w:rPr>
-              <w:t>성경, 필기구, 개인 상비약, 세면도구, 편한 신발</w:t>
-            </w:r>
-          </w:p>
-        </w:tc>
-        <w:tc>
-          <w:tcPr>
-            <w:tcW w:type="dxa" w:w="2880"/>
-          </w:tcPr>
-          <w:p>
-            <w:r>
-              <w:rPr>
-                <w:b w:val="0"/>
-              </w:rPr>
-              <w:t>-</w:t>
-            </w:r>
-          </w:p>
-        </w:tc>
-      </w:tr>
-      <w:tr>
-        <w:tc>
-          <w:tcPr>
-            <w:tcW w:type="dxa" w:w="2880"/>
-          </w:tcPr>
-          <w:p>
-            <w:r>
-              <w:rPr>
-                <w:b w:val="0"/>
-              </w:rPr>
-              <w:t>공용</w:t>
-            </w:r>
-          </w:p>
-        </w:tc>
-        <w:tc>
-          <w:tcPr>
-            <w:tcW w:type="dxa" w:w="2880"/>
-          </w:tcPr>
-          <w:p>
-            <w:r>
-              <w:rPr>
-                <w:b w:val="0"/>
-              </w:rPr>
-              <w:t>구급함, 자료집, 간식, 촬영 장비</w:t>
-            </w:r>
-          </w:p>
-        </w:tc>
-        <w:tc>
-          <w:tcPr>
-            <w:tcW w:type="dxa" w:w="2880"/>
-          </w:tcPr>
-          <w:p>
-            <w:r>
-              <w:rPr>
-                <w:b w:val="0"/>
-              </w:rPr>
-              <w:t>-</w:t>
-            </w:r>
-          </w:p>
-        </w:tc>
-      </w:tr>
-    </w:tbl>
-    <w:p/>
-    <w:p>
-      <w:pPr>
-        <w:pStyle w:val="Heading2"/>
-      </w:pPr>
-      <w:r>
-        <w:rPr>
-          <w:b w:val="0"/>
-        </w:rPr>
-        <w:t>예산 계획</w:t>
+        <w:t>목적 및 목표</w:t>
       </w:r>
     </w:p>
     <w:tbl>
@@ -948,7 +332,7 @@
               <w:rPr>
                 <w:b/>
               </w:rPr>
-              <w:t>항목</w:t>
+              <w:t>구분</w:t>
             </w:r>
           </w:p>
         </w:tc>
@@ -961,7 +345,7 @@
               <w:rPr>
                 <w:b/>
               </w:rPr>
-              <w:t>단가</w:t>
+              <w:t>내용</w:t>
             </w:r>
           </w:p>
         </w:tc>
@@ -974,7 +358,7 @@
               <w:rPr>
                 <w:b/>
               </w:rPr>
-              <w:t>수량</w:t>
+              <w:t>확인 방법</w:t>
             </w:r>
           </w:p>
         </w:tc>
@@ -987,7 +371,7 @@
               <w:rPr>
                 <w:b/>
               </w:rPr>
-              <w:t>금액</w:t>
+              <w:t>담당</w:t>
             </w:r>
           </w:p>
         </w:tc>
@@ -1000,7 +384,7 @@
               <w:rPr>
                 <w:b/>
               </w:rPr>
-              <w:t>비고</w:t>
+              <w:t>기한</w:t>
             </w:r>
           </w:p>
         </w:tc>
@@ -1015,7 +399,7 @@
               <w:rPr>
                 <w:b w:val="0"/>
               </w:rPr>
-              <w:t>교통비</w:t>
+              <w:t>신앙적 목적</w:t>
             </w:r>
           </w:p>
         </w:tc>
@@ -1028,7 +412,7 @@
               <w:rPr>
                 <w:b w:val="0"/>
               </w:rPr>
-              <w:t>____</w:t>
+              <w:t>복음 전파와 이웃 사랑의 의미를 돌아보고 신앙생활의 실천 방향을 찾는다.</w:t>
             </w:r>
           </w:p>
         </w:tc>
@@ -1041,7 +425,7 @@
               <w:rPr>
                 <w:b w:val="0"/>
               </w:rPr>
-              <w:t>____</w:t>
+              <w:t>소감 나눔으로 성찰하며 신앙의 깊이를 점수화하지 않음</w:t>
             </w:r>
           </w:p>
         </w:tc>
@@ -1054,7 +438,7 @@
               <w:rPr>
                 <w:b w:val="0"/>
               </w:rPr>
-              <w:t>____</w:t>
+              <w:t>________</w:t>
             </w:r>
           </w:p>
         </w:tc>
@@ -1067,7 +451,7 @@
               <w:rPr>
                 <w:b w:val="0"/>
               </w:rPr>
-              <w:t>렌트/버스/유류비</w:t>
+              <w:t>나눔 종료 시</w:t>
             </w:r>
           </w:p>
         </w:tc>
@@ -1082,7 +466,7 @@
               <w:rPr>
                 <w:b w:val="0"/>
               </w:rPr>
-              <w:t>입장료</w:t>
+              <w:t>학습 목표</w:t>
             </w:r>
           </w:p>
         </w:tc>
@@ -1095,7 +479,7 @@
               <w:rPr>
                 <w:b w:val="0"/>
               </w:rPr>
-              <w:t>____</w:t>
+              <w:t>방문지의 역사적 사실을 참여자별 1가지 이상 기록한다.</w:t>
             </w:r>
           </w:p>
         </w:tc>
@@ -1108,7 +492,7 @@
               <w:rPr>
                 <w:b w:val="0"/>
               </w:rPr>
-              <w:t>____</w:t>
+              <w:t>소감 나눔지 확인</w:t>
             </w:r>
           </w:p>
         </w:tc>
@@ -1121,7 +505,7 @@
               <w:rPr>
                 <w:b w:val="0"/>
               </w:rPr>
-              <w:t>____</w:t>
+              <w:t>________</w:t>
             </w:r>
           </w:p>
         </w:tc>
@@ -1134,7 +518,7 @@
               <w:rPr>
                 <w:b w:val="0"/>
               </w:rPr>
-              <w:t>-</w:t>
+              <w:t>귀가 전</w:t>
             </w:r>
           </w:p>
         </w:tc>
@@ -1149,7 +533,7 @@
               <w:rPr>
                 <w:b w:val="0"/>
               </w:rPr>
-              <w:t>식비</w:t>
+              <w:t>참여 목표</w:t>
             </w:r>
           </w:p>
         </w:tc>
@@ -1162,7 +546,7 @@
               <w:rPr>
                 <w:b w:val="0"/>
               </w:rPr>
-              <w:t>____</w:t>
+              <w:t>참여자 ________명 중 ________명 이상이 나눔에 참여한다.</w:t>
             </w:r>
           </w:p>
         </w:tc>
@@ -1175,7 +559,7 @@
               <w:rPr>
                 <w:b w:val="0"/>
               </w:rPr>
-              <w:t>____</w:t>
+              <w:t>참여 인원 집계</w:t>
             </w:r>
           </w:p>
         </w:tc>
@@ -1188,7 +572,7 @@
               <w:rPr>
                 <w:b w:val="0"/>
               </w:rPr>
-              <w:t>____</w:t>
+              <w:t>________</w:t>
             </w:r>
           </w:p>
         </w:tc>
@@ -1201,7 +585,7 @@
               <w:rPr>
                 <w:b w:val="0"/>
               </w:rPr>
-              <w:t>-</w:t>
+              <w:t>행사 종료 시</w:t>
             </w:r>
           </w:p>
         </w:tc>
@@ -1216,7 +600,7 @@
               <w:rPr>
                 <w:b w:val="0"/>
               </w:rPr>
-              <w:t>숙박비</w:t>
+              <w:t>실천 목표</w:t>
             </w:r>
           </w:p>
         </w:tc>
@@ -1229,7 +613,7 @@
               <w:rPr>
                 <w:b w:val="0"/>
               </w:rPr>
-              <w:t>____</w:t>
+              <w:t>참여자별 실천 과제 1가지를 정하고 이행 여부를 돌아본다.</w:t>
             </w:r>
           </w:p>
         </w:tc>
@@ -1242,7 +626,7 @@
               <w:rPr>
                 <w:b w:val="0"/>
               </w:rPr>
-              <w:t>____</w:t>
+              <w:t>후속 모임 확인</w:t>
             </w:r>
           </w:p>
         </w:tc>
@@ -1255,7 +639,7 @@
               <w:rPr>
                 <w:b w:val="0"/>
               </w:rPr>
-              <w:t>____</w:t>
+              <w:t>________</w:t>
             </w:r>
           </w:p>
         </w:tc>
@@ -1268,141 +652,7 @@
               <w:rPr>
                 <w:b w:val="0"/>
               </w:rPr>
-              <w:t>-</w:t>
-            </w:r>
-          </w:p>
-        </w:tc>
-      </w:tr>
-      <w:tr>
-        <w:tc>
-          <w:tcPr>
-            <w:tcW w:type="dxa" w:w="1728"/>
-          </w:tcPr>
-          <w:p>
-            <w:r>
-              <w:rPr>
-                <w:b w:val="0"/>
-              </w:rPr>
-              <w:t>기타</w:t>
-            </w:r>
-          </w:p>
-        </w:tc>
-        <w:tc>
-          <w:tcPr>
-            <w:tcW w:type="dxa" w:w="1728"/>
-          </w:tcPr>
-          <w:p>
-            <w:r>
-              <w:rPr>
-                <w:b w:val="0"/>
-              </w:rPr>
-              <w:t>____</w:t>
-            </w:r>
-          </w:p>
-        </w:tc>
-        <w:tc>
-          <w:tcPr>
-            <w:tcW w:type="dxa" w:w="1728"/>
-          </w:tcPr>
-          <w:p>
-            <w:r>
-              <w:rPr>
-                <w:b w:val="0"/>
-              </w:rPr>
-              <w:t>____</w:t>
-            </w:r>
-          </w:p>
-        </w:tc>
-        <w:tc>
-          <w:tcPr>
-            <w:tcW w:type="dxa" w:w="1728"/>
-          </w:tcPr>
-          <w:p>
-            <w:r>
-              <w:rPr>
-                <w:b w:val="0"/>
-              </w:rPr>
-              <w:t>____</w:t>
-            </w:r>
-          </w:p>
-        </w:tc>
-        <w:tc>
-          <w:tcPr>
-            <w:tcW w:type="dxa" w:w="1728"/>
-          </w:tcPr>
-          <w:p>
-            <w:r>
-              <w:rPr>
-                <w:b w:val="0"/>
-              </w:rPr>
-              <w:t>-</w:t>
-            </w:r>
-          </w:p>
-        </w:tc>
-      </w:tr>
-      <w:tr>
-        <w:tc>
-          <w:tcPr>
-            <w:tcW w:type="dxa" w:w="1728"/>
-          </w:tcPr>
-          <w:p>
-            <w:r>
-              <w:rPr>
-                <w:b/>
-              </w:rPr>
-              <w:t>합계</w:t>
-            </w:r>
-          </w:p>
-        </w:tc>
-        <w:tc>
-          <w:tcPr>
-            <w:tcW w:type="dxa" w:w="1728"/>
-          </w:tcPr>
-          <w:p>
-            <w:r>
-              <w:rPr>
-                <w:b w:val="0"/>
-              </w:rPr>
-              <w:t>-</w:t>
-            </w:r>
-          </w:p>
-        </w:tc>
-        <w:tc>
-          <w:tcPr>
-            <w:tcW w:type="dxa" w:w="1728"/>
-          </w:tcPr>
-          <w:p>
-            <w:r>
-              <w:rPr>
-                <w:b w:val="0"/>
-              </w:rPr>
-              <w:t>-</w:t>
-            </w:r>
-          </w:p>
-        </w:tc>
-        <w:tc>
-          <w:tcPr>
-            <w:tcW w:type="dxa" w:w="1728"/>
-          </w:tcPr>
-          <w:p>
-            <w:r>
-              <w:rPr>
-                <w:b/>
-              </w:rPr>
-              <w:t>____</w:t>
-            </w:r>
-          </w:p>
-        </w:tc>
-        <w:tc>
-          <w:tcPr>
-            <w:tcW w:type="dxa" w:w="1728"/>
-          </w:tcPr>
-          <w:p>
-            <w:r>
-              <w:rPr>
-                <w:b w:val="0"/>
-              </w:rPr>
-              <w:t>-</w:t>
+              <w:t>행사 후 14일 이내</w:t>
             </w:r>
           </w:p>
         </w:tc>
@@ -1411,13 +661,372 @@
     <w:p/>
     <w:p>
       <w:pPr>
-        <w:pStyle w:val="Heading2"/>
+        <w:pStyle w:val="ListNumber"/>
       </w:pPr>
       <w:r>
         <w:rPr>
           <w:b w:val="0"/>
         </w:rPr>
-        <w:t>소감 나눔지</w:t>
+        <w:t>행사 개요</w:t>
+      </w:r>
+    </w:p>
+    <w:tbl>
+      <w:tblPr>
+        <w:tblStyle w:val="TableGrid"/>
+        <w:tblW w:type="auto" w:w="0"/>
+        <w:tblLook w:firstColumn="1" w:firstRow="1" w:lastColumn="0" w:lastRow="0" w:noHBand="0" w:noVBand="1" w:val="04A0"/>
+      </w:tblPr>
+      <w:tblGrid>
+        <w:gridCol w:w="4320"/>
+        <w:gridCol w:w="4320"/>
+      </w:tblGrid>
+      <w:tr>
+        <w:tc>
+          <w:tcPr>
+            <w:tcW w:type="dxa" w:w="4320"/>
+          </w:tcPr>
+          <w:p>
+            <w:r>
+              <w:rPr>
+                <w:b/>
+              </w:rPr>
+              <w:t>항목</w:t>
+            </w:r>
+          </w:p>
+        </w:tc>
+        <w:tc>
+          <w:tcPr>
+            <w:tcW w:type="dxa" w:w="4320"/>
+          </w:tcPr>
+          <w:p>
+            <w:r>
+              <w:rPr>
+                <w:b/>
+              </w:rPr>
+              <w:t>내용</w:t>
+            </w:r>
+          </w:p>
+        </w:tc>
+      </w:tr>
+      <w:tr>
+        <w:tc>
+          <w:tcPr>
+            <w:tcW w:type="dxa" w:w="4320"/>
+          </w:tcPr>
+          <w:p>
+            <w:r>
+              <w:rPr>
+                <w:b w:val="0"/>
+              </w:rPr>
+              <w:t>행사명</w:t>
+            </w:r>
+          </w:p>
+        </w:tc>
+        <w:tc>
+          <w:tcPr>
+            <w:tcW w:type="dxa" w:w="4320"/>
+          </w:tcPr>
+          <w:p>
+            <w:r>
+              <w:rPr>
+                <w:b w:val="0"/>
+              </w:rPr>
+              <w:t>국내 기독교 유적지 순례</w:t>
+            </w:r>
+          </w:p>
+        </w:tc>
+      </w:tr>
+      <w:tr>
+        <w:tc>
+          <w:tcPr>
+            <w:tcW w:type="dxa" w:w="4320"/>
+          </w:tcPr>
+          <w:p>
+            <w:r>
+              <w:rPr>
+                <w:b w:val="0"/>
+              </w:rPr>
+              <w:t>주제</w:t>
+            </w:r>
+          </w:p>
+        </w:tc>
+        <w:tc>
+          <w:tcPr>
+            <w:tcW w:type="dxa" w:w="4320"/>
+          </w:tcPr>
+          <w:p>
+            <w:r>
+              <w:rPr>
+                <w:b w:val="0"/>
+              </w:rPr>
+              <w:t>믿음의 발자취를 따라 배우는 섬김</w:t>
+            </w:r>
+          </w:p>
+        </w:tc>
+      </w:tr>
+      <w:tr>
+        <w:tc>
+          <w:tcPr>
+            <w:tcW w:type="dxa" w:w="4320"/>
+          </w:tcPr>
+          <w:p>
+            <w:r>
+              <w:rPr>
+                <w:b w:val="0"/>
+              </w:rPr>
+              <w:t>주제 말씀</w:t>
+            </w:r>
+          </w:p>
+        </w:tc>
+        <w:tc>
+          <w:tcPr>
+            <w:tcW w:type="dxa" w:w="4320"/>
+          </w:tcPr>
+          <w:p>
+            <w:r>
+              <w:rPr>
+                <w:b w:val="0"/>
+              </w:rPr>
+              <w:t>히브리서 12:1</w:t>
+            </w:r>
+          </w:p>
+        </w:tc>
+      </w:tr>
+      <w:tr>
+        <w:tc>
+          <w:tcPr>
+            <w:tcW w:type="dxa" w:w="4320"/>
+          </w:tcPr>
+          <w:p>
+            <w:r>
+              <w:rPr>
+                <w:b w:val="0"/>
+              </w:rPr>
+              <w:t>일시</w:t>
+            </w:r>
+          </w:p>
+        </w:tc>
+        <w:tc>
+          <w:tcPr>
+            <w:tcW w:type="dxa" w:w="4320"/>
+          </w:tcPr>
+          <w:p>
+            <w:r>
+              <w:rPr>
+                <w:b w:val="0"/>
+              </w:rPr>
+              <w:t>________ / 당일·1박 2일 중 ________</w:t>
+            </w:r>
+          </w:p>
+        </w:tc>
+      </w:tr>
+      <w:tr>
+        <w:tc>
+          <w:tcPr>
+            <w:tcW w:type="dxa" w:w="4320"/>
+          </w:tcPr>
+          <w:p>
+            <w:r>
+              <w:rPr>
+                <w:b w:val="0"/>
+              </w:rPr>
+              <w:t>날짜·시간 기재 형식</w:t>
+            </w:r>
+          </w:p>
+        </w:tc>
+        <w:tc>
+          <w:tcPr>
+            <w:tcW w:type="dxa" w:w="4320"/>
+          </w:tcPr>
+          <w:p>
+            <w:r>
+              <w:rPr>
+                <w:b w:val="0"/>
+              </w:rPr>
+              <w:t>2026. 10. 24.(토) 09:00</w:t>
+            </w:r>
+          </w:p>
+        </w:tc>
+      </w:tr>
+      <w:tr>
+        <w:tc>
+          <w:tcPr>
+            <w:tcW w:type="dxa" w:w="4320"/>
+          </w:tcPr>
+          <w:p>
+            <w:r>
+              <w:rPr>
+                <w:b w:val="0"/>
+              </w:rPr>
+              <w:t>장소</w:t>
+            </w:r>
+          </w:p>
+        </w:tc>
+        <w:tc>
+          <w:tcPr>
+            <w:tcW w:type="dxa" w:w="4320"/>
+          </w:tcPr>
+          <w:p>
+            <w:r>
+              <w:rPr>
+                <w:b w:val="0"/>
+              </w:rPr>
+              <w:t>출발·귀가: ________ / 방문지: ________ / 숙소: ________</w:t>
+            </w:r>
+          </w:p>
+        </w:tc>
+      </w:tr>
+      <w:tr>
+        <w:tc>
+          <w:tcPr>
+            <w:tcW w:type="dxa" w:w="4320"/>
+          </w:tcPr>
+          <w:p>
+            <w:r>
+              <w:rPr>
+                <w:b w:val="0"/>
+              </w:rPr>
+              <w:t>대상·인원</w:t>
+            </w:r>
+          </w:p>
+        </w:tc>
+        <w:tc>
+          <w:tcPr>
+            <w:tcW w:type="dxa" w:w="4320"/>
+          </w:tcPr>
+          <w:p>
+            <w:r>
+              <w:rPr>
+                <w:b w:val="0"/>
+              </w:rPr>
+              <w:t>(부서명) ________명, 인솔자 ________명, 합계 ________명</w:t>
+            </w:r>
+          </w:p>
+        </w:tc>
+      </w:tr>
+      <w:tr>
+        <w:tc>
+          <w:tcPr>
+            <w:tcW w:type="dxa" w:w="4320"/>
+          </w:tcPr>
+          <w:p>
+            <w:r>
+              <w:rPr>
+                <w:b w:val="0"/>
+              </w:rPr>
+              <w:t>주관</w:t>
+            </w:r>
+          </w:p>
+        </w:tc>
+        <w:tc>
+          <w:tcPr>
+            <w:tcW w:type="dxa" w:w="4320"/>
+          </w:tcPr>
+          <w:p>
+            <w:r>
+              <w:rPr>
+                <w:b w:val="0"/>
+              </w:rPr>
+              <w:t>(교회명) (부서명)</w:t>
+            </w:r>
+          </w:p>
+        </w:tc>
+      </w:tr>
+      <w:tr>
+        <w:tc>
+          <w:tcPr>
+            <w:tcW w:type="dxa" w:w="4320"/>
+          </w:tcPr>
+          <w:p>
+            <w:r>
+              <w:rPr>
+                <w:b w:val="0"/>
+              </w:rPr>
+              <w:t>이동 방법</w:t>
+            </w:r>
+          </w:p>
+        </w:tc>
+        <w:tc>
+          <w:tcPr>
+            <w:tcW w:type="dxa" w:w="4320"/>
+          </w:tcPr>
+          <w:p>
+            <w:r>
+              <w:rPr>
+                <w:b w:val="0"/>
+              </w:rPr>
+              <w:t>________ / 차량 정원 ________명 / 운행 담당 ________</w:t>
+            </w:r>
+          </w:p>
+        </w:tc>
+      </w:tr>
+      <w:tr>
+        <w:tc>
+          <w:tcPr>
+            <w:tcW w:type="dxa" w:w="4320"/>
+          </w:tcPr>
+          <w:p>
+            <w:r>
+              <w:rPr>
+                <w:b w:val="0"/>
+              </w:rPr>
+              <w:t>참가비</w:t>
+            </w:r>
+          </w:p>
+        </w:tc>
+        <w:tc>
+          <w:tcPr>
+            <w:tcW w:type="dxa" w:w="4320"/>
+          </w:tcPr>
+          <w:p>
+            <w:r>
+              <w:rPr>
+                <w:b w:val="0"/>
+              </w:rPr>
+              <w:t>1인 금________원(금________원) / 납부 기한 ________</w:t>
+            </w:r>
+          </w:p>
+        </w:tc>
+      </w:tr>
+      <w:tr>
+        <w:tc>
+          <w:tcPr>
+            <w:tcW w:type="dxa" w:w="4320"/>
+          </w:tcPr>
+          <w:p>
+            <w:r>
+              <w:rPr>
+                <w:b w:val="0"/>
+              </w:rPr>
+              <w:t>총괄 담당</w:t>
+            </w:r>
+          </w:p>
+        </w:tc>
+        <w:tc>
+          <w:tcPr>
+            <w:tcW w:type="dxa" w:w="4320"/>
+          </w:tcPr>
+          <w:p>
+            <w:r>
+              <w:rPr>
+                <w:b w:val="0"/>
+              </w:rPr>
+              <w:t>________ / 최종 일정 확정 기한 ________</w:t>
+            </w:r>
+          </w:p>
+        </w:tc>
+      </w:tr>
+    </w:tbl>
+    <w:p/>
+    <w:p>
+      <w:pPr>
+        <w:pStyle w:val="ListNumber"/>
+      </w:pPr>
+      <w:r>
+        <w:rPr>
+          <w:b w:val="0"/>
+        </w:rPr>
+        <w:t>세부 추진 계획</w:t>
       </w:r>
     </w:p>
     <w:p>
@@ -1425,7 +1034,245 @@
         <w:rPr>
           <w:b w:val="0"/>
         </w:rPr>
-        <w:t>*오늘 순례를 통해 가장 기억에 남는 인물이나 장소는 어디인가요?*</w:t>
+        <w:t>가. 방문지 후보</w:t>
+      </w:r>
+    </w:p>
+    <w:tbl>
+      <w:tblPr>
+        <w:tblStyle w:val="TableGrid"/>
+        <w:tblW w:type="auto" w:w="0"/>
+        <w:tblLook w:firstColumn="1" w:firstRow="1" w:lastColumn="0" w:lastRow="0" w:noHBand="0" w:noVBand="1" w:val="04A0"/>
+      </w:tblPr>
+      <w:tblGrid>
+        <w:gridCol w:w="2160"/>
+        <w:gridCol w:w="2160"/>
+        <w:gridCol w:w="2160"/>
+        <w:gridCol w:w="2160"/>
+      </w:tblGrid>
+      <w:tr>
+        <w:tc>
+          <w:tcPr>
+            <w:tcW w:type="dxa" w:w="2160"/>
+          </w:tcPr>
+          <w:p>
+            <w:r>
+              <w:rPr>
+                <w:b/>
+              </w:rPr>
+              <w:t>이름</w:t>
+            </w:r>
+          </w:p>
+        </w:tc>
+        <w:tc>
+          <w:tcPr>
+            <w:tcW w:type="dxa" w:w="2160"/>
+          </w:tcPr>
+          <w:p>
+            <w:r>
+              <w:rPr>
+                <w:b/>
+              </w:rPr>
+              <w:t>지역</w:t>
+            </w:r>
+          </w:p>
+        </w:tc>
+        <w:tc>
+          <w:tcPr>
+            <w:tcW w:type="dxa" w:w="2160"/>
+          </w:tcPr>
+          <w:p>
+            <w:r>
+              <w:rPr>
+                <w:b/>
+              </w:rPr>
+              <w:t>관련 역사 한 줄</w:t>
+            </w:r>
+          </w:p>
+        </w:tc>
+        <w:tc>
+          <w:tcPr>
+            <w:tcW w:type="dxa" w:w="2160"/>
+          </w:tcPr>
+          <w:p>
+            <w:r>
+              <w:rPr>
+                <w:b/>
+              </w:rPr>
+              <w:t>운영시간·예약</w:t>
+            </w:r>
+          </w:p>
+        </w:tc>
+      </w:tr>
+      <w:tr>
+        <w:tc>
+          <w:tcPr>
+            <w:tcW w:type="dxa" w:w="2160"/>
+          </w:tcPr>
+          <w:p>
+            <w:r>
+              <w:rPr>
+                <w:b w:val="0"/>
+              </w:rPr>
+              <w:t>양화진외국인선교사묘원</w:t>
+            </w:r>
+          </w:p>
+        </w:tc>
+        <w:tc>
+          <w:tcPr>
+            <w:tcW w:type="dxa" w:w="2160"/>
+          </w:tcPr>
+          <w:p>
+            <w:r>
+              <w:rPr>
+                <w:b w:val="0"/>
+              </w:rPr>
+              <w:t>서울특별시 마포구</w:t>
+            </w:r>
+          </w:p>
+        </w:tc>
+        <w:tc>
+          <w:tcPr>
+            <w:tcW w:type="dxa" w:w="2160"/>
+          </w:tcPr>
+          <w:p>
+            <w:r>
+              <w:rPr>
+                <w:b w:val="0"/>
+              </w:rPr>
+              <w:t>한국 초기 선교사들의 삶과 선교·교육·의료 활동의 자취를 살펴보는 장소이다. [공식 안내](https://www.yanghwajin.net/yanghwajin/about03.php)</w:t>
+            </w:r>
+          </w:p>
+        </w:tc>
+        <w:tc>
+          <w:tcPr>
+            <w:tcW w:type="dxa" w:w="2160"/>
+          </w:tcPr>
+          <w:p>
+            <w:r>
+              <w:rPr>
+                <w:b w:val="0"/>
+              </w:rPr>
+              <w:t>(확인 필요)</w:t>
+            </w:r>
+          </w:p>
+        </w:tc>
+      </w:tr>
+      <w:tr>
+        <w:tc>
+          <w:tcPr>
+            <w:tcW w:type="dxa" w:w="2160"/>
+          </w:tcPr>
+          <w:p>
+            <w:r>
+              <w:rPr>
+                <w:b w:val="0"/>
+              </w:rPr>
+              <w:t>한국기독교순교자기념관</w:t>
+            </w:r>
+          </w:p>
+        </w:tc>
+        <w:tc>
+          <w:tcPr>
+            <w:tcW w:type="dxa" w:w="2160"/>
+          </w:tcPr>
+          <w:p>
+            <w:r>
+              <w:rPr>
+                <w:b w:val="0"/>
+              </w:rPr>
+              <w:t>경기도 용인시</w:t>
+            </w:r>
+          </w:p>
+        </w:tc>
+        <w:tc>
+          <w:tcPr>
+            <w:tcW w:type="dxa" w:w="2160"/>
+          </w:tcPr>
+          <w:p>
+            <w:r>
+              <w:rPr>
+                <w:b w:val="0"/>
+              </w:rPr>
+              <w:t>한국교회 순교자들의 신앙과 헌신을 기리는 장소이다. [관리 교회 안내](https://www.yanghwajin.net/index.php)</w:t>
+            </w:r>
+          </w:p>
+        </w:tc>
+        <w:tc>
+          <w:tcPr>
+            <w:tcW w:type="dxa" w:w="2160"/>
+          </w:tcPr>
+          <w:p>
+            <w:r>
+              <w:rPr>
+                <w:b w:val="0"/>
+              </w:rPr>
+              <w:t>(확인 필요)</w:t>
+            </w:r>
+          </w:p>
+        </w:tc>
+      </w:tr>
+      <w:tr>
+        <w:tc>
+          <w:tcPr>
+            <w:tcW w:type="dxa" w:w="2160"/>
+          </w:tcPr>
+          <w:p>
+            <w:r>
+              <w:rPr>
+                <w:b w:val="0"/>
+              </w:rPr>
+              <w:t>화성 제암리 3·1운동 순국 유적</w:t>
+            </w:r>
+          </w:p>
+        </w:tc>
+        <w:tc>
+          <w:tcPr>
+            <w:tcW w:type="dxa" w:w="2160"/>
+          </w:tcPr>
+          <w:p>
+            <w:r>
+              <w:rPr>
+                <w:b w:val="0"/>
+              </w:rPr>
+              <w:t>경기도 화성시</w:t>
+            </w:r>
+          </w:p>
+        </w:tc>
+        <w:tc>
+          <w:tcPr>
+            <w:tcW w:type="dxa" w:w="2160"/>
+          </w:tcPr>
+          <w:p>
+            <w:r>
+              <w:rPr>
+                <w:b w:val="0"/>
+              </w:rPr>
+              <w:t>1919년 제암리 학살 사건과 주민들의 희생을 기억하는 장소이다. [역사 안내](https://ncms.nculture.org/independence-movement/story/11141)</w:t>
+            </w:r>
+          </w:p>
+        </w:tc>
+        <w:tc>
+          <w:tcPr>
+            <w:tcW w:type="dxa" w:w="2160"/>
+          </w:tcPr>
+          <w:p>
+            <w:r>
+              <w:rPr>
+                <w:b w:val="0"/>
+              </w:rPr>
+              <w:t>(확인 필요)</w:t>
+            </w:r>
+          </w:p>
+        </w:tc>
+      </w:tr>
+    </w:tbl>
+    <w:p/>
+    <w:p>
+      <w:r>
+        <w:rPr>
+          <w:b w:val="0"/>
+        </w:rPr>
+        <w:t>나. 시간표 및 코스 예시</w:t>
       </w:r>
     </w:p>
     <w:p>
@@ -1433,7 +1280,834 @@
         <w:rPr>
           <w:b w:val="0"/>
         </w:rPr>
-        <w:t>__________________________________________________________________</w:t>
+        <w:t>1) 아래 일정은 수도권 출발을 가정한 예시이며, 출발지·교통·관람 가능 여부에 따라 조정한다. 담당: ________ / 확정 기한: 출발 7일 전.</w:t>
+      </w:r>
+    </w:p>
+    <w:tbl>
+      <w:tblPr>
+        <w:tblStyle w:val="TableGrid"/>
+        <w:tblW w:type="auto" w:w="0"/>
+        <w:tblLook w:firstColumn="1" w:firstRow="1" w:lastColumn="0" w:lastRow="0" w:noHBand="0" w:noVBand="1" w:val="04A0"/>
+      </w:tblPr>
+      <w:tblGrid>
+        <w:gridCol w:w="1728"/>
+        <w:gridCol w:w="1728"/>
+        <w:gridCol w:w="1728"/>
+        <w:gridCol w:w="1728"/>
+        <w:gridCol w:w="1728"/>
+      </w:tblGrid>
+      <w:tr>
+        <w:tc>
+          <w:tcPr>
+            <w:tcW w:type="dxa" w:w="1728"/>
+          </w:tcPr>
+          <w:p>
+            <w:r>
+              <w:rPr>
+                <w:b/>
+              </w:rPr>
+              <w:t>구분</w:t>
+            </w:r>
+          </w:p>
+        </w:tc>
+        <w:tc>
+          <w:tcPr>
+            <w:tcW w:type="dxa" w:w="1728"/>
+          </w:tcPr>
+          <w:p>
+            <w:r>
+              <w:rPr>
+                <w:b/>
+              </w:rPr>
+              <w:t>시간</w:t>
+            </w:r>
+          </w:p>
+        </w:tc>
+        <w:tc>
+          <w:tcPr>
+            <w:tcW w:type="dxa" w:w="1728"/>
+          </w:tcPr>
+          <w:p>
+            <w:r>
+              <w:rPr>
+                <w:b/>
+              </w:rPr>
+              <w:t>내용</w:t>
+            </w:r>
+          </w:p>
+        </w:tc>
+        <w:tc>
+          <w:tcPr>
+            <w:tcW w:type="dxa" w:w="1728"/>
+          </w:tcPr>
+          <w:p>
+            <w:r>
+              <w:rPr>
+                <w:b/>
+              </w:rPr>
+              <w:t>담당</w:t>
+            </w:r>
+          </w:p>
+        </w:tc>
+        <w:tc>
+          <w:tcPr>
+            <w:tcW w:type="dxa" w:w="1728"/>
+          </w:tcPr>
+          <w:p>
+            <w:r>
+              <w:rPr>
+                <w:b/>
+              </w:rPr>
+              <w:t>완료 기한</w:t>
+            </w:r>
+          </w:p>
+        </w:tc>
+      </w:tr>
+      <w:tr>
+        <w:tc>
+          <w:tcPr>
+            <w:tcW w:type="dxa" w:w="1728"/>
+          </w:tcPr>
+          <w:p>
+            <w:r>
+              <w:rPr>
+                <w:b w:val="0"/>
+              </w:rPr>
+              <w:t>당일</w:t>
+            </w:r>
+          </w:p>
+        </w:tc>
+        <w:tc>
+          <w:tcPr>
+            <w:tcW w:type="dxa" w:w="1728"/>
+          </w:tcPr>
+          <w:p>
+            <w:r>
+              <w:rPr>
+                <w:b w:val="0"/>
+              </w:rPr>
+              <w:t>09:00~10:30</w:t>
+            </w:r>
+          </w:p>
+        </w:tc>
+        <w:tc>
+          <w:tcPr>
+            <w:tcW w:type="dxa" w:w="1728"/>
+          </w:tcPr>
+          <w:p>
+            <w:r>
+              <w:rPr>
+                <w:b w:val="0"/>
+              </w:rPr>
+              <w:t>집결·인원 확인·안전교육·양화진 이동</w:t>
+            </w:r>
+          </w:p>
+        </w:tc>
+        <w:tc>
+          <w:tcPr>
+            <w:tcW w:type="dxa" w:w="1728"/>
+          </w:tcPr>
+          <w:p>
+            <w:r>
+              <w:rPr>
+                <w:b w:val="0"/>
+              </w:rPr>
+              <w:t>________</w:t>
+            </w:r>
+          </w:p>
+        </w:tc>
+        <w:tc>
+          <w:tcPr>
+            <w:tcW w:type="dxa" w:w="1728"/>
+          </w:tcPr>
+          <w:p>
+            <w:r>
+              <w:rPr>
+                <w:b w:val="0"/>
+              </w:rPr>
+              <w:t>10:30</w:t>
+            </w:r>
+          </w:p>
+        </w:tc>
+      </w:tr>
+      <w:tr>
+        <w:tc>
+          <w:tcPr>
+            <w:tcW w:type="dxa" w:w="1728"/>
+          </w:tcPr>
+          <w:p>
+            <w:r>
+              <w:rPr>
+                <w:b w:val="0"/>
+              </w:rPr>
+              <w:t>당일</w:t>
+            </w:r>
+          </w:p>
+        </w:tc>
+        <w:tc>
+          <w:tcPr>
+            <w:tcW w:type="dxa" w:w="1728"/>
+          </w:tcPr>
+          <w:p>
+            <w:r>
+              <w:rPr>
+                <w:b w:val="0"/>
+              </w:rPr>
+              <w:t>10:30~12:00</w:t>
+            </w:r>
+          </w:p>
+        </w:tc>
+        <w:tc>
+          <w:tcPr>
+            <w:tcW w:type="dxa" w:w="1728"/>
+          </w:tcPr>
+          <w:p>
+            <w:r>
+              <w:rPr>
+                <w:b w:val="0"/>
+              </w:rPr>
+              <w:t>양화진 관람·해설 참여</w:t>
+            </w:r>
+          </w:p>
+        </w:tc>
+        <w:tc>
+          <w:tcPr>
+            <w:tcW w:type="dxa" w:w="1728"/>
+          </w:tcPr>
+          <w:p>
+            <w:r>
+              <w:rPr>
+                <w:b w:val="0"/>
+              </w:rPr>
+              <w:t>________</w:t>
+            </w:r>
+          </w:p>
+        </w:tc>
+        <w:tc>
+          <w:tcPr>
+            <w:tcW w:type="dxa" w:w="1728"/>
+          </w:tcPr>
+          <w:p>
+            <w:r>
+              <w:rPr>
+                <w:b w:val="0"/>
+              </w:rPr>
+              <w:t>12:00</w:t>
+            </w:r>
+          </w:p>
+        </w:tc>
+      </w:tr>
+      <w:tr>
+        <w:tc>
+          <w:tcPr>
+            <w:tcW w:type="dxa" w:w="1728"/>
+          </w:tcPr>
+          <w:p>
+            <w:r>
+              <w:rPr>
+                <w:b w:val="0"/>
+              </w:rPr>
+              <w:t>당일</w:t>
+            </w:r>
+          </w:p>
+        </w:tc>
+        <w:tc>
+          <w:tcPr>
+            <w:tcW w:type="dxa" w:w="1728"/>
+          </w:tcPr>
+          <w:p>
+            <w:r>
+              <w:rPr>
+                <w:b w:val="0"/>
+              </w:rPr>
+              <w:t>12:00~14:00</w:t>
+            </w:r>
+          </w:p>
+        </w:tc>
+        <w:tc>
+          <w:tcPr>
+            <w:tcW w:type="dxa" w:w="1728"/>
+          </w:tcPr>
+          <w:p>
+            <w:r>
+              <w:rPr>
+                <w:b w:val="0"/>
+              </w:rPr>
+              <w:t>점심·휴식·용인 이동</w:t>
+            </w:r>
+          </w:p>
+        </w:tc>
+        <w:tc>
+          <w:tcPr>
+            <w:tcW w:type="dxa" w:w="1728"/>
+          </w:tcPr>
+          <w:p>
+            <w:r>
+              <w:rPr>
+                <w:b w:val="0"/>
+              </w:rPr>
+              <w:t>________</w:t>
+            </w:r>
+          </w:p>
+        </w:tc>
+        <w:tc>
+          <w:tcPr>
+            <w:tcW w:type="dxa" w:w="1728"/>
+          </w:tcPr>
+          <w:p>
+            <w:r>
+              <w:rPr>
+                <w:b w:val="0"/>
+              </w:rPr>
+              <w:t>14:00</w:t>
+            </w:r>
+          </w:p>
+        </w:tc>
+      </w:tr>
+      <w:tr>
+        <w:tc>
+          <w:tcPr>
+            <w:tcW w:type="dxa" w:w="1728"/>
+          </w:tcPr>
+          <w:p>
+            <w:r>
+              <w:rPr>
+                <w:b w:val="0"/>
+              </w:rPr>
+              <w:t>당일</w:t>
+            </w:r>
+          </w:p>
+        </w:tc>
+        <w:tc>
+          <w:tcPr>
+            <w:tcW w:type="dxa" w:w="1728"/>
+          </w:tcPr>
+          <w:p>
+            <w:r>
+              <w:rPr>
+                <w:b w:val="0"/>
+              </w:rPr>
+              <w:t>14:00~15:30</w:t>
+            </w:r>
+          </w:p>
+        </w:tc>
+        <w:tc>
+          <w:tcPr>
+            <w:tcW w:type="dxa" w:w="1728"/>
+          </w:tcPr>
+          <w:p>
+            <w:r>
+              <w:rPr>
+                <w:b w:val="0"/>
+              </w:rPr>
+              <w:t>한국기독교순교자기념관 관람</w:t>
+            </w:r>
+          </w:p>
+        </w:tc>
+        <w:tc>
+          <w:tcPr>
+            <w:tcW w:type="dxa" w:w="1728"/>
+          </w:tcPr>
+          <w:p>
+            <w:r>
+              <w:rPr>
+                <w:b w:val="0"/>
+              </w:rPr>
+              <w:t>________</w:t>
+            </w:r>
+          </w:p>
+        </w:tc>
+        <w:tc>
+          <w:tcPr>
+            <w:tcW w:type="dxa" w:w="1728"/>
+          </w:tcPr>
+          <w:p>
+            <w:r>
+              <w:rPr>
+                <w:b w:val="0"/>
+              </w:rPr>
+              <w:t>15:30</w:t>
+            </w:r>
+          </w:p>
+        </w:tc>
+      </w:tr>
+      <w:tr>
+        <w:tc>
+          <w:tcPr>
+            <w:tcW w:type="dxa" w:w="1728"/>
+          </w:tcPr>
+          <w:p>
+            <w:r>
+              <w:rPr>
+                <w:b w:val="0"/>
+              </w:rPr>
+              <w:t>당일</w:t>
+            </w:r>
+          </w:p>
+        </w:tc>
+        <w:tc>
+          <w:tcPr>
+            <w:tcW w:type="dxa" w:w="1728"/>
+          </w:tcPr>
+          <w:p>
+            <w:r>
+              <w:rPr>
+                <w:b w:val="0"/>
+              </w:rPr>
+              <w:t>15:30~18:00</w:t>
+            </w:r>
+          </w:p>
+        </w:tc>
+        <w:tc>
+          <w:tcPr>
+            <w:tcW w:type="dxa" w:w="1728"/>
+          </w:tcPr>
+          <w:p>
+            <w:r>
+              <w:rPr>
+                <w:b w:val="0"/>
+              </w:rPr>
+              <w:t>소감 나눔·귀가·인계 확인</w:t>
+            </w:r>
+          </w:p>
+        </w:tc>
+        <w:tc>
+          <w:tcPr>
+            <w:tcW w:type="dxa" w:w="1728"/>
+          </w:tcPr>
+          <w:p>
+            <w:r>
+              <w:rPr>
+                <w:b w:val="0"/>
+              </w:rPr>
+              <w:t>________</w:t>
+            </w:r>
+          </w:p>
+        </w:tc>
+        <w:tc>
+          <w:tcPr>
+            <w:tcW w:type="dxa" w:w="1728"/>
+          </w:tcPr>
+          <w:p>
+            <w:r>
+              <w:rPr>
+                <w:b w:val="0"/>
+              </w:rPr>
+              <w:t>18:00</w:t>
+            </w:r>
+          </w:p>
+        </w:tc>
+      </w:tr>
+      <w:tr>
+        <w:tc>
+          <w:tcPr>
+            <w:tcW w:type="dxa" w:w="1728"/>
+          </w:tcPr>
+          <w:p>
+            <w:r>
+              <w:rPr>
+                <w:b w:val="0"/>
+              </w:rPr>
+              <w:t>1박 2일·1일차</w:t>
+            </w:r>
+          </w:p>
+        </w:tc>
+        <w:tc>
+          <w:tcPr>
+            <w:tcW w:type="dxa" w:w="1728"/>
+          </w:tcPr>
+          <w:p>
+            <w:r>
+              <w:rPr>
+                <w:b w:val="0"/>
+              </w:rPr>
+              <w:t>09:00~12:00</w:t>
+            </w:r>
+          </w:p>
+        </w:tc>
+        <w:tc>
+          <w:tcPr>
+            <w:tcW w:type="dxa" w:w="1728"/>
+          </w:tcPr>
+          <w:p>
+            <w:r>
+              <w:rPr>
+                <w:b w:val="0"/>
+              </w:rPr>
+              <w:t>집결·안전교육·양화진 이동 및 관람</w:t>
+            </w:r>
+          </w:p>
+        </w:tc>
+        <w:tc>
+          <w:tcPr>
+            <w:tcW w:type="dxa" w:w="1728"/>
+          </w:tcPr>
+          <w:p>
+            <w:r>
+              <w:rPr>
+                <w:b w:val="0"/>
+              </w:rPr>
+              <w:t>________</w:t>
+            </w:r>
+          </w:p>
+        </w:tc>
+        <w:tc>
+          <w:tcPr>
+            <w:tcW w:type="dxa" w:w="1728"/>
+          </w:tcPr>
+          <w:p>
+            <w:r>
+              <w:rPr>
+                <w:b w:val="0"/>
+              </w:rPr>
+              <w:t>12:00</w:t>
+            </w:r>
+          </w:p>
+        </w:tc>
+      </w:tr>
+      <w:tr>
+        <w:tc>
+          <w:tcPr>
+            <w:tcW w:type="dxa" w:w="1728"/>
+          </w:tcPr>
+          <w:p>
+            <w:r>
+              <w:rPr>
+                <w:b w:val="0"/>
+              </w:rPr>
+              <w:t>1박 2일·1일차</w:t>
+            </w:r>
+          </w:p>
+        </w:tc>
+        <w:tc>
+          <w:tcPr>
+            <w:tcW w:type="dxa" w:w="1728"/>
+          </w:tcPr>
+          <w:p>
+            <w:r>
+              <w:rPr>
+                <w:b w:val="0"/>
+              </w:rPr>
+              <w:t>12:00~16:00</w:t>
+            </w:r>
+          </w:p>
+        </w:tc>
+        <w:tc>
+          <w:tcPr>
+            <w:tcW w:type="dxa" w:w="1728"/>
+          </w:tcPr>
+          <w:p>
+            <w:r>
+              <w:rPr>
+                <w:b w:val="0"/>
+              </w:rPr>
+              <w:t>점심·용인 이동·순교자기념관 관람</w:t>
+            </w:r>
+          </w:p>
+        </w:tc>
+        <w:tc>
+          <w:tcPr>
+            <w:tcW w:type="dxa" w:w="1728"/>
+          </w:tcPr>
+          <w:p>
+            <w:r>
+              <w:rPr>
+                <w:b w:val="0"/>
+              </w:rPr>
+              <w:t>________</w:t>
+            </w:r>
+          </w:p>
+        </w:tc>
+        <w:tc>
+          <w:tcPr>
+            <w:tcW w:type="dxa" w:w="1728"/>
+          </w:tcPr>
+          <w:p>
+            <w:r>
+              <w:rPr>
+                <w:b w:val="0"/>
+              </w:rPr>
+              <w:t>16:00</w:t>
+            </w:r>
+          </w:p>
+        </w:tc>
+      </w:tr>
+      <w:tr>
+        <w:tc>
+          <w:tcPr>
+            <w:tcW w:type="dxa" w:w="1728"/>
+          </w:tcPr>
+          <w:p>
+            <w:r>
+              <w:rPr>
+                <w:b w:val="0"/>
+              </w:rPr>
+              <w:t>1박 2일·1일차</w:t>
+            </w:r>
+          </w:p>
+        </w:tc>
+        <w:tc>
+          <w:tcPr>
+            <w:tcW w:type="dxa" w:w="1728"/>
+          </w:tcPr>
+          <w:p>
+            <w:r>
+              <w:rPr>
+                <w:b w:val="0"/>
+              </w:rPr>
+              <w:t>16:00~21:00</w:t>
+            </w:r>
+          </w:p>
+        </w:tc>
+        <w:tc>
+          <w:tcPr>
+            <w:tcW w:type="dxa" w:w="1728"/>
+          </w:tcPr>
+          <w:p>
+            <w:r>
+              <w:rPr>
+                <w:b w:val="0"/>
+              </w:rPr>
+              <w:t>숙소 이동·저녁·말씀 묵상·소감 나눔</w:t>
+            </w:r>
+          </w:p>
+        </w:tc>
+        <w:tc>
+          <w:tcPr>
+            <w:tcW w:type="dxa" w:w="1728"/>
+          </w:tcPr>
+          <w:p>
+            <w:r>
+              <w:rPr>
+                <w:b w:val="0"/>
+              </w:rPr>
+              <w:t>________</w:t>
+            </w:r>
+          </w:p>
+        </w:tc>
+        <w:tc>
+          <w:tcPr>
+            <w:tcW w:type="dxa" w:w="1728"/>
+          </w:tcPr>
+          <w:p>
+            <w:r>
+              <w:rPr>
+                <w:b w:val="0"/>
+              </w:rPr>
+              <w:t>21:00</w:t>
+            </w:r>
+          </w:p>
+        </w:tc>
+      </w:tr>
+      <w:tr>
+        <w:tc>
+          <w:tcPr>
+            <w:tcW w:type="dxa" w:w="1728"/>
+          </w:tcPr>
+          <w:p>
+            <w:r>
+              <w:rPr>
+                <w:b w:val="0"/>
+              </w:rPr>
+              <w:t>1박 2일·1일차</w:t>
+            </w:r>
+          </w:p>
+        </w:tc>
+        <w:tc>
+          <w:tcPr>
+            <w:tcW w:type="dxa" w:w="1728"/>
+          </w:tcPr>
+          <w:p>
+            <w:r>
+              <w:rPr>
+                <w:b w:val="0"/>
+              </w:rPr>
+              <w:t>21:00~22:00</w:t>
+            </w:r>
+          </w:p>
+        </w:tc>
+        <w:tc>
+          <w:tcPr>
+            <w:tcW w:type="dxa" w:w="1728"/>
+          </w:tcPr>
+          <w:p>
+            <w:r>
+              <w:rPr>
+                <w:b w:val="0"/>
+              </w:rPr>
+              <w:t>객실 인원·비상구 확인·취침 준비</w:t>
+            </w:r>
+          </w:p>
+        </w:tc>
+        <w:tc>
+          <w:tcPr>
+            <w:tcW w:type="dxa" w:w="1728"/>
+          </w:tcPr>
+          <w:p>
+            <w:r>
+              <w:rPr>
+                <w:b w:val="0"/>
+              </w:rPr>
+              <w:t>________</w:t>
+            </w:r>
+          </w:p>
+        </w:tc>
+        <w:tc>
+          <w:tcPr>
+            <w:tcW w:type="dxa" w:w="1728"/>
+          </w:tcPr>
+          <w:p>
+            <w:r>
+              <w:rPr>
+                <w:b w:val="0"/>
+              </w:rPr>
+              <w:t>22:00</w:t>
+            </w:r>
+          </w:p>
+        </w:tc>
+      </w:tr>
+      <w:tr>
+        <w:tc>
+          <w:tcPr>
+            <w:tcW w:type="dxa" w:w="1728"/>
+          </w:tcPr>
+          <w:p>
+            <w:r>
+              <w:rPr>
+                <w:b w:val="0"/>
+              </w:rPr>
+              <w:t>1박 2일·2일차</w:t>
+            </w:r>
+          </w:p>
+        </w:tc>
+        <w:tc>
+          <w:tcPr>
+            <w:tcW w:type="dxa" w:w="1728"/>
+          </w:tcPr>
+          <w:p>
+            <w:r>
+              <w:rPr>
+                <w:b w:val="0"/>
+              </w:rPr>
+              <w:t>08:00~12:00</w:t>
+            </w:r>
+          </w:p>
+        </w:tc>
+        <w:tc>
+          <w:tcPr>
+            <w:tcW w:type="dxa" w:w="1728"/>
+          </w:tcPr>
+          <w:p>
+            <w:r>
+              <w:rPr>
+                <w:b w:val="0"/>
+              </w:rPr>
+              <w:t>아침·퇴실·화성 제암리 순국 유적 이동 및 관람</w:t>
+            </w:r>
+          </w:p>
+        </w:tc>
+        <w:tc>
+          <w:tcPr>
+            <w:tcW w:type="dxa" w:w="1728"/>
+          </w:tcPr>
+          <w:p>
+            <w:r>
+              <w:rPr>
+                <w:b w:val="0"/>
+              </w:rPr>
+              <w:t>________</w:t>
+            </w:r>
+          </w:p>
+        </w:tc>
+        <w:tc>
+          <w:tcPr>
+            <w:tcW w:type="dxa" w:w="1728"/>
+          </w:tcPr>
+          <w:p>
+            <w:r>
+              <w:rPr>
+                <w:b w:val="0"/>
+              </w:rPr>
+              <w:t>12:00</w:t>
+            </w:r>
+          </w:p>
+        </w:tc>
+      </w:tr>
+      <w:tr>
+        <w:tc>
+          <w:tcPr>
+            <w:tcW w:type="dxa" w:w="1728"/>
+          </w:tcPr>
+          <w:p>
+            <w:r>
+              <w:rPr>
+                <w:b w:val="0"/>
+              </w:rPr>
+              <w:t>1박 2일·2일차</w:t>
+            </w:r>
+          </w:p>
+        </w:tc>
+        <w:tc>
+          <w:tcPr>
+            <w:tcW w:type="dxa" w:w="1728"/>
+          </w:tcPr>
+          <w:p>
+            <w:r>
+              <w:rPr>
+                <w:b w:val="0"/>
+              </w:rPr>
+              <w:t>12:00~17:00</w:t>
+            </w:r>
+          </w:p>
+        </w:tc>
+        <w:tc>
+          <w:tcPr>
+            <w:tcW w:type="dxa" w:w="1728"/>
+          </w:tcPr>
+          <w:p>
+            <w:r>
+              <w:rPr>
+                <w:b w:val="0"/>
+              </w:rPr>
+              <w:t>점심·소감 정리·귀가·인계 확인</w:t>
+            </w:r>
+          </w:p>
+        </w:tc>
+        <w:tc>
+          <w:tcPr>
+            <w:tcW w:type="dxa" w:w="1728"/>
+          </w:tcPr>
+          <w:p>
+            <w:r>
+              <w:rPr>
+                <w:b w:val="0"/>
+              </w:rPr>
+              <w:t>________</w:t>
+            </w:r>
+          </w:p>
+        </w:tc>
+        <w:tc>
+          <w:tcPr>
+            <w:tcW w:type="dxa" w:w="1728"/>
+          </w:tcPr>
+          <w:p>
+            <w:r>
+              <w:rPr>
+                <w:b w:val="0"/>
+              </w:rPr>
+              <w:t>17:00</w:t>
+            </w:r>
+          </w:p>
+        </w:tc>
+      </w:tr>
+    </w:tbl>
+    <w:p/>
+    <w:p>
+      <w:r>
+        <w:rPr>
+          <w:b w:val="0"/>
+        </w:rPr>
+        <w:t>2) 주일이 포함되면 예배 시간과 장소를 사전에 정한다. 예배 계획: ________ / 담당: ________ / 기한: 출발 7일 전.</w:t>
       </w:r>
     </w:p>
     <w:p>
@@ -1441,7 +2115,1156 @@
         <w:rPr>
           <w:b w:val="0"/>
         </w:rPr>
-        <w:t>*그곳에서 받은 은혜나 새롭게 다짐한 점은 무엇인가요?*</w:t>
+        <w:t>다. 업무분장</w:t>
+      </w:r>
+    </w:p>
+    <w:tbl>
+      <w:tblPr>
+        <w:tblStyle w:val="TableGrid"/>
+        <w:tblW w:type="auto" w:w="0"/>
+        <w:tblLook w:firstColumn="1" w:firstRow="1" w:lastColumn="0" w:lastRow="0" w:noHBand="0" w:noVBand="1" w:val="04A0"/>
+      </w:tblPr>
+      <w:tblGrid>
+        <w:gridCol w:w="2160"/>
+        <w:gridCol w:w="2160"/>
+        <w:gridCol w:w="2160"/>
+        <w:gridCol w:w="2160"/>
+      </w:tblGrid>
+      <w:tr>
+        <w:tc>
+          <w:tcPr>
+            <w:tcW w:type="dxa" w:w="2160"/>
+          </w:tcPr>
+          <w:p>
+            <w:r>
+              <w:rPr>
+                <w:b/>
+              </w:rPr>
+              <w:t>업무</w:t>
+            </w:r>
+          </w:p>
+        </w:tc>
+        <w:tc>
+          <w:tcPr>
+            <w:tcW w:type="dxa" w:w="2160"/>
+          </w:tcPr>
+          <w:p>
+            <w:r>
+              <w:rPr>
+                <w:b/>
+              </w:rPr>
+              <w:t>담당</w:t>
+            </w:r>
+          </w:p>
+        </w:tc>
+        <w:tc>
+          <w:tcPr>
+            <w:tcW w:type="dxa" w:w="2160"/>
+          </w:tcPr>
+          <w:p>
+            <w:r>
+              <w:rPr>
+                <w:b/>
+              </w:rPr>
+              <w:t>기한</w:t>
+            </w:r>
+          </w:p>
+        </w:tc>
+        <w:tc>
+          <w:tcPr>
+            <w:tcW w:type="dxa" w:w="2160"/>
+          </w:tcPr>
+          <w:p>
+            <w:r>
+              <w:rPr>
+                <w:b/>
+              </w:rPr>
+              <w:t>확인</w:t>
+            </w:r>
+          </w:p>
+        </w:tc>
+      </w:tr>
+      <w:tr>
+        <w:tc>
+          <w:tcPr>
+            <w:tcW w:type="dxa" w:w="2160"/>
+          </w:tcPr>
+          <w:p>
+            <w:r>
+              <w:rPr>
+                <w:b w:val="0"/>
+              </w:rPr>
+              <w:t>운영시간·휴관일·예약·해설·비용·주차 확인</w:t>
+            </w:r>
+          </w:p>
+        </w:tc>
+        <w:tc>
+          <w:tcPr>
+            <w:tcW w:type="dxa" w:w="2160"/>
+          </w:tcPr>
+          <w:p>
+            <w:r>
+              <w:rPr>
+                <w:b w:val="0"/>
+              </w:rPr>
+              <w:t>________</w:t>
+            </w:r>
+          </w:p>
+        </w:tc>
+        <w:tc>
+          <w:tcPr>
+            <w:tcW w:type="dxa" w:w="2160"/>
+          </w:tcPr>
+          <w:p>
+            <w:r>
+              <w:rPr>
+                <w:b w:val="0"/>
+              </w:rPr>
+              <w:t>출발 14일 전</w:t>
+            </w:r>
+          </w:p>
+        </w:tc>
+        <w:tc>
+          <w:tcPr>
+            <w:tcW w:type="dxa" w:w="2160"/>
+          </w:tcPr>
+          <w:p>
+            <w:r>
+              <w:rPr>
+                <w:b w:val="0"/>
+              </w:rPr>
+              <w:t>________</w:t>
+            </w:r>
+          </w:p>
+        </w:tc>
+      </w:tr>
+      <w:tr>
+        <w:tc>
+          <w:tcPr>
+            <w:tcW w:type="dxa" w:w="2160"/>
+          </w:tcPr>
+          <w:p>
+            <w:r>
+              <w:rPr>
+                <w:b w:val="0"/>
+              </w:rPr>
+              <w:t>차량·숙소 견적 및 취소·환불 조건 확인</w:t>
+            </w:r>
+          </w:p>
+        </w:tc>
+        <w:tc>
+          <w:tcPr>
+            <w:tcW w:type="dxa" w:w="2160"/>
+          </w:tcPr>
+          <w:p>
+            <w:r>
+              <w:rPr>
+                <w:b w:val="0"/>
+              </w:rPr>
+              <w:t>________</w:t>
+            </w:r>
+          </w:p>
+        </w:tc>
+        <w:tc>
+          <w:tcPr>
+            <w:tcW w:type="dxa" w:w="2160"/>
+          </w:tcPr>
+          <w:p>
+            <w:r>
+              <w:rPr>
+                <w:b w:val="0"/>
+              </w:rPr>
+              <w:t>계약 전</w:t>
+            </w:r>
+          </w:p>
+        </w:tc>
+        <w:tc>
+          <w:tcPr>
+            <w:tcW w:type="dxa" w:w="2160"/>
+          </w:tcPr>
+          <w:p>
+            <w:r>
+              <w:rPr>
+                <w:b w:val="0"/>
+              </w:rPr>
+              <w:t>________</w:t>
+            </w:r>
+          </w:p>
+        </w:tc>
+      </w:tr>
+      <w:tr>
+        <w:tc>
+          <w:tcPr>
+            <w:tcW w:type="dxa" w:w="2160"/>
+          </w:tcPr>
+          <w:p>
+            <w:r>
+              <w:rPr>
+                <w:b w:val="0"/>
+              </w:rPr>
+              <w:t>참가 신청·미성년자 보호자 동의·귀가 방법 확인</w:t>
+            </w:r>
+          </w:p>
+        </w:tc>
+        <w:tc>
+          <w:tcPr>
+            <w:tcW w:type="dxa" w:w="2160"/>
+          </w:tcPr>
+          <w:p>
+            <w:r>
+              <w:rPr>
+                <w:b w:val="0"/>
+              </w:rPr>
+              <w:t>________</w:t>
+            </w:r>
+          </w:p>
+        </w:tc>
+        <w:tc>
+          <w:tcPr>
+            <w:tcW w:type="dxa" w:w="2160"/>
+          </w:tcPr>
+          <w:p>
+            <w:r>
+              <w:rPr>
+                <w:b w:val="0"/>
+              </w:rPr>
+              <w:t>출발 7일 전</w:t>
+            </w:r>
+          </w:p>
+        </w:tc>
+        <w:tc>
+          <w:tcPr>
+            <w:tcW w:type="dxa" w:w="2160"/>
+          </w:tcPr>
+          <w:p>
+            <w:r>
+              <w:rPr>
+                <w:b w:val="0"/>
+              </w:rPr>
+              <w:t>________</w:t>
+            </w:r>
+          </w:p>
+        </w:tc>
+      </w:tr>
+      <w:tr>
+        <w:tc>
+          <w:tcPr>
+            <w:tcW w:type="dxa" w:w="2160"/>
+          </w:tcPr>
+          <w:p>
+            <w:r>
+              <w:rPr>
+                <w:b w:val="0"/>
+              </w:rPr>
+              <w:t>비공개 비상연락망·건강 유의사항 별도 접수</w:t>
+            </w:r>
+          </w:p>
+        </w:tc>
+        <w:tc>
+          <w:tcPr>
+            <w:tcW w:type="dxa" w:w="2160"/>
+          </w:tcPr>
+          <w:p>
+            <w:r>
+              <w:rPr>
+                <w:b w:val="0"/>
+              </w:rPr>
+              <w:t>________</w:t>
+            </w:r>
+          </w:p>
+        </w:tc>
+        <w:tc>
+          <w:tcPr>
+            <w:tcW w:type="dxa" w:w="2160"/>
+          </w:tcPr>
+          <w:p>
+            <w:r>
+              <w:rPr>
+                <w:b w:val="0"/>
+              </w:rPr>
+              <w:t>출발 7일 전</w:t>
+            </w:r>
+          </w:p>
+        </w:tc>
+        <w:tc>
+          <w:tcPr>
+            <w:tcW w:type="dxa" w:w="2160"/>
+          </w:tcPr>
+          <w:p>
+            <w:r>
+              <w:rPr>
+                <w:b w:val="0"/>
+              </w:rPr>
+              <w:t>________</w:t>
+            </w:r>
+          </w:p>
+        </w:tc>
+      </w:tr>
+      <w:tr>
+        <w:tc>
+          <w:tcPr>
+            <w:tcW w:type="dxa" w:w="2160"/>
+          </w:tcPr>
+          <w:p>
+            <w:r>
+              <w:rPr>
+                <w:b w:val="0"/>
+              </w:rPr>
+              <w:t>역사 자료 검토·연령에 맞는 해설·나눔지 준비</w:t>
+            </w:r>
+          </w:p>
+        </w:tc>
+        <w:tc>
+          <w:tcPr>
+            <w:tcW w:type="dxa" w:w="2160"/>
+          </w:tcPr>
+          <w:p>
+            <w:r>
+              <w:rPr>
+                <w:b w:val="0"/>
+              </w:rPr>
+              <w:t>________</w:t>
+            </w:r>
+          </w:p>
+        </w:tc>
+        <w:tc>
+          <w:tcPr>
+            <w:tcW w:type="dxa" w:w="2160"/>
+          </w:tcPr>
+          <w:p>
+            <w:r>
+              <w:rPr>
+                <w:b w:val="0"/>
+              </w:rPr>
+              <w:t>출발 3일 전</w:t>
+            </w:r>
+          </w:p>
+        </w:tc>
+        <w:tc>
+          <w:tcPr>
+            <w:tcW w:type="dxa" w:w="2160"/>
+          </w:tcPr>
+          <w:p>
+            <w:r>
+              <w:rPr>
+                <w:b w:val="0"/>
+              </w:rPr>
+              <w:t>________</w:t>
+            </w:r>
+          </w:p>
+        </w:tc>
+      </w:tr>
+      <w:tr>
+        <w:tc>
+          <w:tcPr>
+            <w:tcW w:type="dxa" w:w="2160"/>
+          </w:tcPr>
+          <w:p>
+            <w:r>
+              <w:rPr>
+                <w:b w:val="0"/>
+              </w:rPr>
+              <w:t>준비물 안내·보험 가입 여부 및 보장 범위 확인</w:t>
+            </w:r>
+          </w:p>
+        </w:tc>
+        <w:tc>
+          <w:tcPr>
+            <w:tcW w:type="dxa" w:w="2160"/>
+          </w:tcPr>
+          <w:p>
+            <w:r>
+              <w:rPr>
+                <w:b w:val="0"/>
+              </w:rPr>
+              <w:t>________</w:t>
+            </w:r>
+          </w:p>
+        </w:tc>
+        <w:tc>
+          <w:tcPr>
+            <w:tcW w:type="dxa" w:w="2160"/>
+          </w:tcPr>
+          <w:p>
+            <w:r>
+              <w:rPr>
+                <w:b w:val="0"/>
+              </w:rPr>
+              <w:t>출발 3일 전</w:t>
+            </w:r>
+          </w:p>
+        </w:tc>
+        <w:tc>
+          <w:tcPr>
+            <w:tcW w:type="dxa" w:w="2160"/>
+          </w:tcPr>
+          <w:p>
+            <w:r>
+              <w:rPr>
+                <w:b w:val="0"/>
+              </w:rPr>
+              <w:t>________</w:t>
+            </w:r>
+          </w:p>
+        </w:tc>
+      </w:tr>
+      <w:tr>
+        <w:tc>
+          <w:tcPr>
+            <w:tcW w:type="dxa" w:w="2160"/>
+          </w:tcPr>
+          <w:p>
+            <w:r>
+              <w:rPr>
+                <w:b w:val="0"/>
+              </w:rPr>
+              <w:t>기상·도로·예약 재확인 및 최종 일정 안내</w:t>
+            </w:r>
+          </w:p>
+        </w:tc>
+        <w:tc>
+          <w:tcPr>
+            <w:tcW w:type="dxa" w:w="2160"/>
+          </w:tcPr>
+          <w:p>
+            <w:r>
+              <w:rPr>
+                <w:b w:val="0"/>
+              </w:rPr>
+              <w:t>________</w:t>
+            </w:r>
+          </w:p>
+        </w:tc>
+        <w:tc>
+          <w:tcPr>
+            <w:tcW w:type="dxa" w:w="2160"/>
+          </w:tcPr>
+          <w:p>
+            <w:r>
+              <w:rPr>
+                <w:b w:val="0"/>
+              </w:rPr>
+              <w:t>출발 전일</w:t>
+            </w:r>
+          </w:p>
+        </w:tc>
+        <w:tc>
+          <w:tcPr>
+            <w:tcW w:type="dxa" w:w="2160"/>
+          </w:tcPr>
+          <w:p>
+            <w:r>
+              <w:rPr>
+                <w:b w:val="0"/>
+              </w:rPr>
+              <w:t>________</w:t>
+            </w:r>
+          </w:p>
+        </w:tc>
+      </w:tr>
+    </w:tbl>
+    <w:p/>
+    <w:p>
+      <w:r>
+        <w:rPr>
+          <w:b w:val="0"/>
+        </w:rPr>
+        <w:t>라. 준비물</w:t>
+      </w:r>
+    </w:p>
+    <w:tbl>
+      <w:tblPr>
+        <w:tblStyle w:val="TableGrid"/>
+        <w:tblW w:type="auto" w:w="0"/>
+        <w:tblLook w:firstColumn="1" w:firstRow="1" w:lastColumn="0" w:lastRow="0" w:noHBand="0" w:noVBand="1" w:val="04A0"/>
+      </w:tblPr>
+      <w:tblGrid>
+        <w:gridCol w:w="2160"/>
+        <w:gridCol w:w="2160"/>
+        <w:gridCol w:w="2160"/>
+        <w:gridCol w:w="2160"/>
+      </w:tblGrid>
+      <w:tr>
+        <w:tc>
+          <w:tcPr>
+            <w:tcW w:type="dxa" w:w="2160"/>
+          </w:tcPr>
+          <w:p>
+            <w:r>
+              <w:rPr>
+                <w:b/>
+              </w:rPr>
+              <w:t>구분</w:t>
+            </w:r>
+          </w:p>
+        </w:tc>
+        <w:tc>
+          <w:tcPr>
+            <w:tcW w:type="dxa" w:w="2160"/>
+          </w:tcPr>
+          <w:p>
+            <w:r>
+              <w:rPr>
+                <w:b/>
+              </w:rPr>
+              <w:t>준비물</w:t>
+            </w:r>
+          </w:p>
+        </w:tc>
+        <w:tc>
+          <w:tcPr>
+            <w:tcW w:type="dxa" w:w="2160"/>
+          </w:tcPr>
+          <w:p>
+            <w:r>
+              <w:rPr>
+                <w:b/>
+              </w:rPr>
+              <w:t>담당</w:t>
+            </w:r>
+          </w:p>
+        </w:tc>
+        <w:tc>
+          <w:tcPr>
+            <w:tcW w:type="dxa" w:w="2160"/>
+          </w:tcPr>
+          <w:p>
+            <w:r>
+              <w:rPr>
+                <w:b/>
+              </w:rPr>
+              <w:t>확인 기한</w:t>
+            </w:r>
+          </w:p>
+        </w:tc>
+      </w:tr>
+      <w:tr>
+        <w:tc>
+          <w:tcPr>
+            <w:tcW w:type="dxa" w:w="2160"/>
+          </w:tcPr>
+          <w:p>
+            <w:r>
+              <w:rPr>
+                <w:b w:val="0"/>
+              </w:rPr>
+              <w:t>공통</w:t>
+            </w:r>
+          </w:p>
+        </w:tc>
+        <w:tc>
+          <w:tcPr>
+            <w:tcW w:type="dxa" w:w="2160"/>
+          </w:tcPr>
+          <w:p>
+            <w:r>
+              <w:rPr>
+                <w:b w:val="0"/>
+              </w:rPr>
+              <w:t>성경, 필기구, 나눔지, 물, 편한 신발, 계절 의류, 우산</w:t>
+            </w:r>
+          </w:p>
+        </w:tc>
+        <w:tc>
+          <w:tcPr>
+            <w:tcW w:type="dxa" w:w="2160"/>
+          </w:tcPr>
+          <w:p>
+            <w:r>
+              <w:rPr>
+                <w:b w:val="0"/>
+              </w:rPr>
+              <w:t>________</w:t>
+            </w:r>
+          </w:p>
+        </w:tc>
+        <w:tc>
+          <w:tcPr>
+            <w:tcW w:type="dxa" w:w="2160"/>
+          </w:tcPr>
+          <w:p>
+            <w:r>
+              <w:rPr>
+                <w:b w:val="0"/>
+              </w:rPr>
+              <w:t>집결 시</w:t>
+            </w:r>
+          </w:p>
+        </w:tc>
+      </w:tr>
+      <w:tr>
+        <w:tc>
+          <w:tcPr>
+            <w:tcW w:type="dxa" w:w="2160"/>
+          </w:tcPr>
+          <w:p>
+            <w:r>
+              <w:rPr>
+                <w:b w:val="0"/>
+              </w:rPr>
+              <w:t>숙박 추가</w:t>
+            </w:r>
+          </w:p>
+        </w:tc>
+        <w:tc>
+          <w:tcPr>
+            <w:tcW w:type="dxa" w:w="2160"/>
+          </w:tcPr>
+          <w:p>
+            <w:r>
+              <w:rPr>
+                <w:b w:val="0"/>
+              </w:rPr>
+              <w:t>세면도구, 수건, 여벌 옷, 개인 생활용품</w:t>
+            </w:r>
+          </w:p>
+        </w:tc>
+        <w:tc>
+          <w:tcPr>
+            <w:tcW w:type="dxa" w:w="2160"/>
+          </w:tcPr>
+          <w:p>
+            <w:r>
+              <w:rPr>
+                <w:b w:val="0"/>
+              </w:rPr>
+              <w:t>________</w:t>
+            </w:r>
+          </w:p>
+        </w:tc>
+        <w:tc>
+          <w:tcPr>
+            <w:tcW w:type="dxa" w:w="2160"/>
+          </w:tcPr>
+          <w:p>
+            <w:r>
+              <w:rPr>
+                <w:b w:val="0"/>
+              </w:rPr>
+              <w:t>출발 전일</w:t>
+            </w:r>
+          </w:p>
+        </w:tc>
+      </w:tr>
+      <w:tr>
+        <w:tc>
+          <w:tcPr>
+            <w:tcW w:type="dxa" w:w="2160"/>
+          </w:tcPr>
+          <w:p>
+            <w:r>
+              <w:rPr>
+                <w:b w:val="0"/>
+              </w:rPr>
+              <w:t>운영</w:t>
+            </w:r>
+          </w:p>
+        </w:tc>
+        <w:tc>
+          <w:tcPr>
+            <w:tcW w:type="dxa" w:w="2160"/>
+          </w:tcPr>
+          <w:p>
+            <w:r>
+              <w:rPr>
+                <w:b w:val="0"/>
+              </w:rPr>
+              <w:t>구급용품, 비공개 비상연락망, 인원 확인표, 예약 확인서</w:t>
+            </w:r>
+          </w:p>
+        </w:tc>
+        <w:tc>
+          <w:tcPr>
+            <w:tcW w:type="dxa" w:w="2160"/>
+          </w:tcPr>
+          <w:p>
+            <w:r>
+              <w:rPr>
+                <w:b w:val="0"/>
+              </w:rPr>
+              <w:t>________</w:t>
+            </w:r>
+          </w:p>
+        </w:tc>
+        <w:tc>
+          <w:tcPr>
+            <w:tcW w:type="dxa" w:w="2160"/>
+          </w:tcPr>
+          <w:p>
+            <w:r>
+              <w:rPr>
+                <w:b w:val="0"/>
+              </w:rPr>
+              <w:t>출발 전일</w:t>
+            </w:r>
+          </w:p>
+        </w:tc>
+      </w:tr>
+      <w:tr>
+        <w:tc>
+          <w:tcPr>
+            <w:tcW w:type="dxa" w:w="2160"/>
+          </w:tcPr>
+          <w:p>
+            <w:r>
+              <w:rPr>
+                <w:b w:val="0"/>
+              </w:rPr>
+              <w:t>개인별</w:t>
+            </w:r>
+          </w:p>
+        </w:tc>
+        <w:tc>
+          <w:tcPr>
+            <w:tcW w:type="dxa" w:w="2160"/>
+          </w:tcPr>
+          <w:p>
+            <w:r>
+              <w:rPr>
+                <w:b w:val="0"/>
+              </w:rPr>
+              <w:t>개인 복용약 등 필요한 물품은 별도 안내에 따라 준비</w:t>
+            </w:r>
+          </w:p>
+        </w:tc>
+        <w:tc>
+          <w:tcPr>
+            <w:tcW w:type="dxa" w:w="2160"/>
+          </w:tcPr>
+          <w:p>
+            <w:r>
+              <w:rPr>
+                <w:b w:val="0"/>
+              </w:rPr>
+              <w:t>________</w:t>
+            </w:r>
+          </w:p>
+        </w:tc>
+        <w:tc>
+          <w:tcPr>
+            <w:tcW w:type="dxa" w:w="2160"/>
+          </w:tcPr>
+          <w:p>
+            <w:r>
+              <w:rPr>
+                <w:b w:val="0"/>
+              </w:rPr>
+              <w:t>출발 전일</w:t>
+            </w:r>
+          </w:p>
+        </w:tc>
+      </w:tr>
+    </w:tbl>
+    <w:p/>
+    <w:p>
+      <w:pPr>
+        <w:pStyle w:val="ListNumber"/>
+      </w:pPr>
+      <w:r>
+        <w:rPr>
+          <w:b w:val="0"/>
+        </w:rPr>
+        <w:t>안전관리 계획</w:t>
+      </w:r>
+    </w:p>
+    <w:tbl>
+      <w:tblPr>
+        <w:tblStyle w:val="TableGrid"/>
+        <w:tblW w:type="auto" w:w="0"/>
+        <w:tblLook w:firstColumn="1" w:firstRow="1" w:lastColumn="0" w:lastRow="0" w:noHBand="0" w:noVBand="1" w:val="04A0"/>
+      </w:tblPr>
+      <w:tblGrid>
+        <w:gridCol w:w="2160"/>
+        <w:gridCol w:w="2160"/>
+        <w:gridCol w:w="2160"/>
+        <w:gridCol w:w="2160"/>
+      </w:tblGrid>
+      <w:tr>
+        <w:tc>
+          <w:tcPr>
+            <w:tcW w:type="dxa" w:w="2160"/>
+          </w:tcPr>
+          <w:p>
+            <w:r>
+              <w:rPr>
+                <w:b/>
+              </w:rPr>
+              <w:t>위험요인</w:t>
+            </w:r>
+          </w:p>
+        </w:tc>
+        <w:tc>
+          <w:tcPr>
+            <w:tcW w:type="dxa" w:w="2160"/>
+          </w:tcPr>
+          <w:p>
+            <w:r>
+              <w:rPr>
+                <w:b/>
+              </w:rPr>
+              <w:t>예방조치</w:t>
+            </w:r>
+          </w:p>
+        </w:tc>
+        <w:tc>
+          <w:tcPr>
+            <w:tcW w:type="dxa" w:w="2160"/>
+          </w:tcPr>
+          <w:p>
+            <w:r>
+              <w:rPr>
+                <w:b/>
+              </w:rPr>
+              <w:t>담당</w:t>
+            </w:r>
+          </w:p>
+        </w:tc>
+        <w:tc>
+          <w:tcPr>
+            <w:tcW w:type="dxa" w:w="2160"/>
+          </w:tcPr>
+          <w:p>
+            <w:r>
+              <w:rPr>
+                <w:b/>
+              </w:rPr>
+              <w:t>기한</w:t>
+            </w:r>
+          </w:p>
+        </w:tc>
+      </w:tr>
+      <w:tr>
+        <w:tc>
+          <w:tcPr>
+            <w:tcW w:type="dxa" w:w="2160"/>
+          </w:tcPr>
+          <w:p>
+            <w:r>
+              <w:rPr>
+                <w:b w:val="0"/>
+              </w:rPr>
+              <w:t>교통사고·이탈</w:t>
+            </w:r>
+          </w:p>
+        </w:tc>
+        <w:tc>
+          <w:tcPr>
+            <w:tcW w:type="dxa" w:w="2160"/>
+          </w:tcPr>
+          <w:p>
+            <w:r>
+              <w:rPr>
+                <w:b w:val="0"/>
+              </w:rPr>
+              <w:t>안전띠 착용, 차량 정원 준수, 승하차·이동 전후 인원 확인</w:t>
+            </w:r>
+          </w:p>
+        </w:tc>
+        <w:tc>
+          <w:tcPr>
+            <w:tcW w:type="dxa" w:w="2160"/>
+          </w:tcPr>
+          <w:p>
+            <w:r>
+              <w:rPr>
+                <w:b w:val="0"/>
+              </w:rPr>
+              <w:t>________</w:t>
+            </w:r>
+          </w:p>
+        </w:tc>
+        <w:tc>
+          <w:tcPr>
+            <w:tcW w:type="dxa" w:w="2160"/>
+          </w:tcPr>
+          <w:p>
+            <w:r>
+              <w:rPr>
+                <w:b w:val="0"/>
+              </w:rPr>
+              <w:t>매 이동 전후</w:t>
+            </w:r>
+          </w:p>
+        </w:tc>
+      </w:tr>
+      <w:tr>
+        <w:tc>
+          <w:tcPr>
+            <w:tcW w:type="dxa" w:w="2160"/>
+          </w:tcPr>
+          <w:p>
+            <w:r>
+              <w:rPr>
+                <w:b w:val="0"/>
+              </w:rPr>
+              <w:t>낙상·기상 악화</w:t>
+            </w:r>
+          </w:p>
+        </w:tc>
+        <w:tc>
+          <w:tcPr>
+            <w:tcW w:type="dxa" w:w="2160"/>
+          </w:tcPr>
+          <w:p>
+            <w:r>
+              <w:rPr>
+                <w:b w:val="0"/>
+              </w:rPr>
+              <w:t>보행로 확인, 휴식 확보, 위험 시 일정 축소·취소</w:t>
+            </w:r>
+          </w:p>
+        </w:tc>
+        <w:tc>
+          <w:tcPr>
+            <w:tcW w:type="dxa" w:w="2160"/>
+          </w:tcPr>
+          <w:p>
+            <w:r>
+              <w:rPr>
+                <w:b w:val="0"/>
+              </w:rPr>
+              <w:t>________</w:t>
+            </w:r>
+          </w:p>
+        </w:tc>
+        <w:tc>
+          <w:tcPr>
+            <w:tcW w:type="dxa" w:w="2160"/>
+          </w:tcPr>
+          <w:p>
+            <w:r>
+              <w:rPr>
+                <w:b w:val="0"/>
+              </w:rPr>
+              <w:t>출발 전·현장 수시</w:t>
+            </w:r>
+          </w:p>
+        </w:tc>
+      </w:tr>
+      <w:tr>
+        <w:tc>
+          <w:tcPr>
+            <w:tcW w:type="dxa" w:w="2160"/>
+          </w:tcPr>
+          <w:p>
+            <w:r>
+              <w:rPr>
+                <w:b w:val="0"/>
+              </w:rPr>
+              <w:t>질환·알레르기</w:t>
+            </w:r>
+          </w:p>
+        </w:tc>
+        <w:tc>
+          <w:tcPr>
+            <w:tcW w:type="dxa" w:w="2160"/>
+          </w:tcPr>
+          <w:p>
+            <w:r>
+              <w:rPr>
+                <w:b w:val="0"/>
+              </w:rPr>
+              <w:t>별도 회신으로 필요한 정보만 확인하고 식사·활동 조정</w:t>
+            </w:r>
+          </w:p>
+        </w:tc>
+        <w:tc>
+          <w:tcPr>
+            <w:tcW w:type="dxa" w:w="2160"/>
+          </w:tcPr>
+          <w:p>
+            <w:r>
+              <w:rPr>
+                <w:b w:val="0"/>
+              </w:rPr>
+              <w:t>________</w:t>
+            </w:r>
+          </w:p>
+        </w:tc>
+        <w:tc>
+          <w:tcPr>
+            <w:tcW w:type="dxa" w:w="2160"/>
+          </w:tcPr>
+          <w:p>
+            <w:r>
+              <w:rPr>
+                <w:b w:val="0"/>
+              </w:rPr>
+              <w:t>출발 3일 전</w:t>
+            </w:r>
+          </w:p>
+        </w:tc>
+      </w:tr>
+      <w:tr>
+        <w:tc>
+          <w:tcPr>
+            <w:tcW w:type="dxa" w:w="2160"/>
+          </w:tcPr>
+          <w:p>
+            <w:r>
+              <w:rPr>
+                <w:b w:val="0"/>
+              </w:rPr>
+              <w:t>숙소 화재·생활사고</w:t>
+            </w:r>
+          </w:p>
+        </w:tc>
+        <w:tc>
+          <w:tcPr>
+            <w:tcW w:type="dxa" w:w="2160"/>
+          </w:tcPr>
+          <w:p>
+            <w:r>
+              <w:rPr>
+                <w:b w:val="0"/>
+              </w:rPr>
+              <w:t>비상구·소방시설 확인, 객실 배정, 단독 외출 제한</w:t>
+            </w:r>
+          </w:p>
+        </w:tc>
+        <w:tc>
+          <w:tcPr>
+            <w:tcW w:type="dxa" w:w="2160"/>
+          </w:tcPr>
+          <w:p>
+            <w:r>
+              <w:rPr>
+                <w:b w:val="0"/>
+              </w:rPr>
+              <w:t>________</w:t>
+            </w:r>
+          </w:p>
+        </w:tc>
+        <w:tc>
+          <w:tcPr>
+            <w:tcW w:type="dxa" w:w="2160"/>
+          </w:tcPr>
+          <w:p>
+            <w:r>
+              <w:rPr>
+                <w:b w:val="0"/>
+              </w:rPr>
+              <w:t>입실 즉시</w:t>
+            </w:r>
+          </w:p>
+        </w:tc>
+      </w:tr>
+      <w:tr>
+        <w:tc>
+          <w:tcPr>
+            <w:tcW w:type="dxa" w:w="2160"/>
+          </w:tcPr>
+          <w:p>
+            <w:r>
+              <w:rPr>
+                <w:b w:val="0"/>
+              </w:rPr>
+              <w:t>응급상황</w:t>
+            </w:r>
+          </w:p>
+        </w:tc>
+        <w:tc>
+          <w:tcPr>
+            <w:tcW w:type="dxa" w:w="2160"/>
+          </w:tcPr>
+          <w:p>
+            <w:r>
+              <w:rPr>
+                <w:b w:val="0"/>
+              </w:rPr>
+              <w:t>활동 중지·현장 안전 확보, 필요 시 119 신고, 보호자·총괄 보고</w:t>
+            </w:r>
+          </w:p>
+        </w:tc>
+        <w:tc>
+          <w:tcPr>
+            <w:tcW w:type="dxa" w:w="2160"/>
+          </w:tcPr>
+          <w:p>
+            <w:r>
+              <w:rPr>
+                <w:b w:val="0"/>
+              </w:rPr>
+              <w:t>________</w:t>
+            </w:r>
+          </w:p>
+        </w:tc>
+        <w:tc>
+          <w:tcPr>
+            <w:tcW w:type="dxa" w:w="2160"/>
+          </w:tcPr>
+          <w:p>
+            <w:r>
+              <w:rPr>
+                <w:b w:val="0"/>
+              </w:rPr>
+              <w:t>발생 즉시</w:t>
+            </w:r>
+          </w:p>
+        </w:tc>
+      </w:tr>
+      <w:tr>
+        <w:tc>
+          <w:tcPr>
+            <w:tcW w:type="dxa" w:w="2160"/>
+          </w:tcPr>
+          <w:p>
+            <w:r>
+              <w:rPr>
+                <w:b w:val="0"/>
+              </w:rPr>
+              <w:t>귀가 인계 누락</w:t>
+            </w:r>
+          </w:p>
+        </w:tc>
+        <w:tc>
+          <w:tcPr>
+            <w:tcW w:type="dxa" w:w="2160"/>
+          </w:tcPr>
+          <w:p>
+            <w:r>
+              <w:rPr>
+                <w:b w:val="0"/>
+              </w:rPr>
+              <w:t>사전에 정한 보호자 인계·개별 귀가 방법에 따라 확인</w:t>
+            </w:r>
+          </w:p>
+        </w:tc>
+        <w:tc>
+          <w:tcPr>
+            <w:tcW w:type="dxa" w:w="2160"/>
+          </w:tcPr>
+          <w:p>
+            <w:r>
+              <w:rPr>
+                <w:b w:val="0"/>
+              </w:rPr>
+              <w:t>________</w:t>
+            </w:r>
+          </w:p>
+        </w:tc>
+        <w:tc>
+          <w:tcPr>
+            <w:tcW w:type="dxa" w:w="2160"/>
+          </w:tcPr>
+          <w:p>
+            <w:r>
+              <w:rPr>
+                <w:b w:val="0"/>
+              </w:rPr>
+              <w:t>귀가 시</w:t>
+            </w:r>
+          </w:p>
+        </w:tc>
+      </w:tr>
+    </w:tbl>
+    <w:p/>
+    <w:p>
+      <w:r>
+        <w:rPr>
+          <w:b w:val="0"/>
+        </w:rPr>
+        <w:t>가. 인솔 기준: 참여자 ________명당 인솔자 ________명 / 조 편성 ________ / 담당: ________ / 기한: 출발 3일 전.</w:t>
       </w:r>
     </w:p>
     <w:p>
@@ -1449,7 +3272,7 @@
         <w:rPr>
           <w:b w:val="0"/>
         </w:rPr>
-        <w:t>__________________________________________________________________</w:t>
+        <w:t>나. 연락처·건강정보는 공개 계획서에 기재하지 않고 별도 신청·회신서로 관리한다. 개인정보 수집·이용 동의: 수집 항목·목적·보유기간·동의 거부권 및 불이익을 안내받고 동의합니다. □ 동의 □ 미동의</w:t>
       </w:r>
     </w:p>
     <w:p>
@@ -1457,7 +3280,18 @@
         <w:rPr>
           <w:b w:val="0"/>
         </w:rPr>
-        <w:t>*함께한 지체들에게 하고 싶은 말이나 기도제목이 있다면 적어주세요.*</w:t>
+        <w:t>다. 개인정보 열람 담당: ________ / 보유 종료일: ________ / 파기 담당: ________ / 파기 기한: 보유 종료일 이내.</w:t>
+      </w:r>
+    </w:p>
+    <w:p>
+      <w:pPr>
+        <w:pStyle w:val="ListNumber"/>
+      </w:pPr>
+      <w:r>
+        <w:rPr>
+          <w:b w:val="0"/>
+        </w:rPr>
+        <w:t>소요 예산 및 재원</w:t>
       </w:r>
     </w:p>
     <w:p>
@@ -1465,7 +3299,1653 @@
         <w:rPr>
           <w:b w:val="0"/>
         </w:rPr>
-        <w:t>__________________________________________________________________</w:t>
+        <w:t>가. 선택 일정: ________ / 아래 금액은 실제 견적 확인 후 기재한다.</w:t>
+      </w:r>
+    </w:p>
+    <w:p>
+      <w:r>
+        <w:rPr>
+          <w:b w:val="0"/>
+        </w:rPr>
+        <w:t>(단위: 원)</w:t>
+      </w:r>
+    </w:p>
+    <w:tbl>
+      <w:tblPr>
+        <w:tblStyle w:val="TableGrid"/>
+        <w:tblW w:type="auto" w:w="0"/>
+        <w:tblLook w:firstColumn="1" w:firstRow="1" w:lastColumn="0" w:lastRow="0" w:noHBand="0" w:noVBand="1" w:val="04A0"/>
+      </w:tblPr>
+      <w:tblGrid>
+        <w:gridCol w:w="2160"/>
+        <w:gridCol w:w="2160"/>
+        <w:gridCol w:w="2160"/>
+        <w:gridCol w:w="2160"/>
+      </w:tblGrid>
+      <w:tr>
+        <w:tc>
+          <w:tcPr>
+            <w:tcW w:type="dxa" w:w="2160"/>
+          </w:tcPr>
+          <w:p>
+            <w:r>
+              <w:rPr>
+                <w:b/>
+              </w:rPr>
+              <w:t>항목</w:t>
+            </w:r>
+          </w:p>
+        </w:tc>
+        <w:tc>
+          <w:tcPr>
+            <w:tcW w:type="dxa" w:w="2160"/>
+          </w:tcPr>
+          <w:p>
+            <w:r>
+              <w:rPr>
+                <w:b/>
+              </w:rPr>
+              <w:t>산출근거</w:t>
+            </w:r>
+          </w:p>
+        </w:tc>
+        <w:tc>
+          <w:tcPr>
+            <w:tcW w:type="dxa" w:w="2160"/>
+          </w:tcPr>
+          <w:p>
+            <w:r>
+              <w:rPr>
+                <w:b/>
+              </w:rPr>
+              <w:t>금액</w:t>
+            </w:r>
+          </w:p>
+        </w:tc>
+        <w:tc>
+          <w:tcPr>
+            <w:tcW w:type="dxa" w:w="2160"/>
+          </w:tcPr>
+          <w:p>
+            <w:r>
+              <w:rPr>
+                <w:b/>
+              </w:rPr>
+              <w:t>재원</w:t>
+            </w:r>
+          </w:p>
+        </w:tc>
+      </w:tr>
+      <w:tr>
+        <w:tc>
+          <w:tcPr>
+            <w:tcW w:type="dxa" w:w="2160"/>
+          </w:tcPr>
+          <w:p>
+            <w:r>
+              <w:rPr>
+                <w:b w:val="0"/>
+              </w:rPr>
+              <w:t>차량·교통</w:t>
+            </w:r>
+          </w:p>
+        </w:tc>
+        <w:tc>
+          <w:tcPr>
+            <w:tcW w:type="dxa" w:w="2160"/>
+          </w:tcPr>
+          <w:p>
+            <w:r>
+              <w:rPr>
+                <w:b w:val="0"/>
+              </w:rPr>
+              <w:t>금________원(금________원) × ________대·일</w:t>
+            </w:r>
+          </w:p>
+        </w:tc>
+        <w:tc>
+          <w:tcPr>
+            <w:tcW w:type="dxa" w:w="2160"/>
+          </w:tcPr>
+          <w:p>
+            <w:r>
+              <w:rPr>
+                <w:b w:val="0"/>
+              </w:rPr>
+              <w:t>금________원(금________원)</w:t>
+            </w:r>
+          </w:p>
+        </w:tc>
+        <w:tc>
+          <w:tcPr>
+            <w:tcW w:type="dxa" w:w="2160"/>
+          </w:tcPr>
+          <w:p>
+            <w:r>
+              <w:rPr>
+                <w:b w:val="0"/>
+              </w:rPr>
+              <w:t>________</w:t>
+            </w:r>
+          </w:p>
+        </w:tc>
+      </w:tr>
+      <w:tr>
+        <w:tc>
+          <w:tcPr>
+            <w:tcW w:type="dxa" w:w="2160"/>
+          </w:tcPr>
+          <w:p>
+            <w:r>
+              <w:rPr>
+                <w:b w:val="0"/>
+              </w:rPr>
+              <w:t>식비</w:t>
+            </w:r>
+          </w:p>
+        </w:tc>
+        <w:tc>
+          <w:tcPr>
+            <w:tcW w:type="dxa" w:w="2160"/>
+          </w:tcPr>
+          <w:p>
+            <w:r>
+              <w:rPr>
+                <w:b w:val="0"/>
+              </w:rPr>
+              <w:t>금________원(금________원) × ________명 × ________식</w:t>
+            </w:r>
+          </w:p>
+        </w:tc>
+        <w:tc>
+          <w:tcPr>
+            <w:tcW w:type="dxa" w:w="2160"/>
+          </w:tcPr>
+          <w:p>
+            <w:r>
+              <w:rPr>
+                <w:b w:val="0"/>
+              </w:rPr>
+              <w:t>금________원(금________원)</w:t>
+            </w:r>
+          </w:p>
+        </w:tc>
+        <w:tc>
+          <w:tcPr>
+            <w:tcW w:type="dxa" w:w="2160"/>
+          </w:tcPr>
+          <w:p>
+            <w:r>
+              <w:rPr>
+                <w:b w:val="0"/>
+              </w:rPr>
+              <w:t>________</w:t>
+            </w:r>
+          </w:p>
+        </w:tc>
+      </w:tr>
+      <w:tr>
+        <w:tc>
+          <w:tcPr>
+            <w:tcW w:type="dxa" w:w="2160"/>
+          </w:tcPr>
+          <w:p>
+            <w:r>
+              <w:rPr>
+                <w:b w:val="0"/>
+              </w:rPr>
+              <w:t>숙박비</w:t>
+            </w:r>
+          </w:p>
+        </w:tc>
+        <w:tc>
+          <w:tcPr>
+            <w:tcW w:type="dxa" w:w="2160"/>
+          </w:tcPr>
+          <w:p>
+            <w:r>
+              <w:rPr>
+                <w:b w:val="0"/>
+              </w:rPr>
+              <w:t>금________원(금________원) × ________실 × ________박 / 당일은 해당 없음</w:t>
+            </w:r>
+          </w:p>
+        </w:tc>
+        <w:tc>
+          <w:tcPr>
+            <w:tcW w:type="dxa" w:w="2160"/>
+          </w:tcPr>
+          <w:p>
+            <w:r>
+              <w:rPr>
+                <w:b w:val="0"/>
+              </w:rPr>
+              <w:t>금________원(금________원)</w:t>
+            </w:r>
+          </w:p>
+        </w:tc>
+        <w:tc>
+          <w:tcPr>
+            <w:tcW w:type="dxa" w:w="2160"/>
+          </w:tcPr>
+          <w:p>
+            <w:r>
+              <w:rPr>
+                <w:b w:val="0"/>
+              </w:rPr>
+              <w:t>________</w:t>
+            </w:r>
+          </w:p>
+        </w:tc>
+      </w:tr>
+      <w:tr>
+        <w:tc>
+          <w:tcPr>
+            <w:tcW w:type="dxa" w:w="2160"/>
+          </w:tcPr>
+          <w:p>
+            <w:r>
+              <w:rPr>
+                <w:b w:val="0"/>
+              </w:rPr>
+              <w:t>관람·해설비</w:t>
+            </w:r>
+          </w:p>
+        </w:tc>
+        <w:tc>
+          <w:tcPr>
+            <w:tcW w:type="dxa" w:w="2160"/>
+          </w:tcPr>
+          <w:p>
+            <w:r>
+              <w:rPr>
+                <w:b w:val="0"/>
+              </w:rPr>
+              <w:t>금________원(금________원) × ________명·회 / 유료 여부 (확인 필요)</w:t>
+            </w:r>
+          </w:p>
+        </w:tc>
+        <w:tc>
+          <w:tcPr>
+            <w:tcW w:type="dxa" w:w="2160"/>
+          </w:tcPr>
+          <w:p>
+            <w:r>
+              <w:rPr>
+                <w:b w:val="0"/>
+              </w:rPr>
+              <w:t>금________원(금________원)</w:t>
+            </w:r>
+          </w:p>
+        </w:tc>
+        <w:tc>
+          <w:tcPr>
+            <w:tcW w:type="dxa" w:w="2160"/>
+          </w:tcPr>
+          <w:p>
+            <w:r>
+              <w:rPr>
+                <w:b w:val="0"/>
+              </w:rPr>
+              <w:t>________</w:t>
+            </w:r>
+          </w:p>
+        </w:tc>
+      </w:tr>
+      <w:tr>
+        <w:tc>
+          <w:tcPr>
+            <w:tcW w:type="dxa" w:w="2160"/>
+          </w:tcPr>
+          <w:p>
+            <w:r>
+              <w:rPr>
+                <w:b w:val="0"/>
+              </w:rPr>
+              <w:t>보험·운영물품</w:t>
+            </w:r>
+          </w:p>
+        </w:tc>
+        <w:tc>
+          <w:tcPr>
+            <w:tcW w:type="dxa" w:w="2160"/>
+          </w:tcPr>
+          <w:p>
+            <w:r>
+              <w:rPr>
+                <w:b w:val="0"/>
+              </w:rPr>
+              <w:t>보험 ________명 및 물품 ________종, 견적 별첨</w:t>
+            </w:r>
+          </w:p>
+        </w:tc>
+        <w:tc>
+          <w:tcPr>
+            <w:tcW w:type="dxa" w:w="2160"/>
+          </w:tcPr>
+          <w:p>
+            <w:r>
+              <w:rPr>
+                <w:b w:val="0"/>
+              </w:rPr>
+              <w:t>금________원(금________원)</w:t>
+            </w:r>
+          </w:p>
+        </w:tc>
+        <w:tc>
+          <w:tcPr>
+            <w:tcW w:type="dxa" w:w="2160"/>
+          </w:tcPr>
+          <w:p>
+            <w:r>
+              <w:rPr>
+                <w:b w:val="0"/>
+              </w:rPr>
+              <w:t>________</w:t>
+            </w:r>
+          </w:p>
+        </w:tc>
+      </w:tr>
+      <w:tr>
+        <w:tc>
+          <w:tcPr>
+            <w:tcW w:type="dxa" w:w="2160"/>
+          </w:tcPr>
+          <w:p>
+            <w:r>
+              <w:rPr>
+                <w:b w:val="0"/>
+              </w:rPr>
+              <w:t>예비비</w:t>
+            </w:r>
+          </w:p>
+        </w:tc>
+        <w:tc>
+          <w:tcPr>
+            <w:tcW w:type="dxa" w:w="2160"/>
+          </w:tcPr>
+          <w:p>
+            <w:r>
+              <w:rPr>
+                <w:b w:val="0"/>
+              </w:rPr>
+              <w:t>긴급 지출 예상 항목 ________ 및 산출 내역 ________</w:t>
+            </w:r>
+          </w:p>
+        </w:tc>
+        <w:tc>
+          <w:tcPr>
+            <w:tcW w:type="dxa" w:w="2160"/>
+          </w:tcPr>
+          <w:p>
+            <w:r>
+              <w:rPr>
+                <w:b w:val="0"/>
+              </w:rPr>
+              <w:t>금________원(금________원)</w:t>
+            </w:r>
+          </w:p>
+        </w:tc>
+        <w:tc>
+          <w:tcPr>
+            <w:tcW w:type="dxa" w:w="2160"/>
+          </w:tcPr>
+          <w:p>
+            <w:r>
+              <w:rPr>
+                <w:b w:val="0"/>
+              </w:rPr>
+              <w:t>________</w:t>
+            </w:r>
+          </w:p>
+        </w:tc>
+      </w:tr>
+      <w:tr>
+        <w:tc>
+          <w:tcPr>
+            <w:tcW w:type="dxa" w:w="2160"/>
+          </w:tcPr>
+          <w:p>
+            <w:r>
+              <w:rPr>
+                <w:b w:val="0"/>
+              </w:rPr>
+              <w:t>합계</w:t>
+            </w:r>
+          </w:p>
+        </w:tc>
+        <w:tc>
+          <w:tcPr>
+            <w:tcW w:type="dxa" w:w="2160"/>
+          </w:tcPr>
+          <w:p>
+            <w:r>
+              <w:rPr>
+                <w:b w:val="0"/>
+              </w:rPr>
+              <w:t>위 항목 합산</w:t>
+            </w:r>
+          </w:p>
+        </w:tc>
+        <w:tc>
+          <w:tcPr>
+            <w:tcW w:type="dxa" w:w="2160"/>
+          </w:tcPr>
+          <w:p>
+            <w:r>
+              <w:rPr>
+                <w:b w:val="0"/>
+              </w:rPr>
+              <w:t>금________원(금________원)</w:t>
+            </w:r>
+          </w:p>
+        </w:tc>
+        <w:tc>
+          <w:tcPr>
+            <w:tcW w:type="dxa" w:w="2160"/>
+          </w:tcPr>
+          <w:p>
+            <w:r>
+              <w:rPr>
+                <w:b w:val="0"/>
+              </w:rPr>
+              <w:t>교회 지원·참가비·기타 ________</w:t>
+            </w:r>
+          </w:p>
+        </w:tc>
+      </w:tr>
+    </w:tbl>
+    <w:p/>
+    <w:p>
+      <w:r>
+        <w:rPr>
+          <w:b w:val="0"/>
+        </w:rPr>
+        <w:t>나. 재원 합계는 지출 예산 합계와 일치하도록 확인한다. 담당: ________ / 기한: 승인 요청 전.</w:t>
+      </w:r>
+    </w:p>
+    <w:p>
+      <w:r>
+        <w:rPr>
+          <w:b w:val="0"/>
+        </w:rPr>
+        <w:t>다. 계약·지출은 사전 승인 후 진행하고, 예산 변경은 추가 승인받는다. 담당: ________ / 기한: 계약·지출 전.</w:t>
+      </w:r>
+    </w:p>
+    <w:p>
+      <w:r>
+        <w:rPr>
+          <w:b w:val="0"/>
+        </w:rPr>
+        <w:t>라. 거래별 일자·내용·금액·지급수단·증빙번호를 기록하고 영수증과 연결한다. 담당: ________ / 기한: 거래 당일.</w:t>
+      </w:r>
+    </w:p>
+    <w:p>
+      <w:r>
+        <w:rPr>
+          <w:b w:val="0"/>
+        </w:rPr>
+        <w:t>마. 교회 지정 계좌를 사용하며 개인 계좌와 혼용하지 않는다. 현금은 두 사람이 함께 계수하고 서명한다. 담당: ________ / 공동 확인자: ________ / 기한: 수납·지급 시.</w:t>
+      </w:r>
+    </w:p>
+    <w:p>
+      <w:r>
+        <w:rPr>
+          <w:b w:val="0"/>
+        </w:rPr>
+        <w:t>바. 작성자 외 다른 사람이 증빙·잔액을 확인하여 최소 두 사람이 정산에 참여한다. 월별 재정보고와 행사별 정산을 제출한다. 작성: ________ / 확인: ________ / 기한: 행사 후 7일 이내 및 해당 월 마감일.</w:t>
+      </w:r>
+    </w:p>
+    <w:p>
+      <w:pPr>
+        <w:pStyle w:val="ListNumber"/>
+      </w:pPr>
+      <w:r>
+        <w:rPr>
+          <w:b w:val="0"/>
+        </w:rPr>
+        <w:t>기대 효과 및 평가 방법</w:t>
+      </w:r>
+    </w:p>
+    <w:tbl>
+      <w:tblPr>
+        <w:tblStyle w:val="TableGrid"/>
+        <w:tblW w:type="auto" w:w="0"/>
+        <w:tblLook w:firstColumn="1" w:firstRow="1" w:lastColumn="0" w:lastRow="0" w:noHBand="0" w:noVBand="1" w:val="04A0"/>
+      </w:tblPr>
+      <w:tblGrid>
+        <w:gridCol w:w="2160"/>
+        <w:gridCol w:w="2160"/>
+        <w:gridCol w:w="2160"/>
+        <w:gridCol w:w="2160"/>
+      </w:tblGrid>
+      <w:tr>
+        <w:tc>
+          <w:tcPr>
+            <w:tcW w:type="dxa" w:w="2160"/>
+          </w:tcPr>
+          <w:p>
+            <w:r>
+              <w:rPr>
+                <w:b/>
+              </w:rPr>
+              <w:t>기대 효과</w:t>
+            </w:r>
+          </w:p>
+        </w:tc>
+        <w:tc>
+          <w:tcPr>
+            <w:tcW w:type="dxa" w:w="2160"/>
+          </w:tcPr>
+          <w:p>
+            <w:r>
+              <w:rPr>
+                <w:b/>
+              </w:rPr>
+              <w:t>평가 방법</w:t>
+            </w:r>
+          </w:p>
+        </w:tc>
+        <w:tc>
+          <w:tcPr>
+            <w:tcW w:type="dxa" w:w="2160"/>
+          </w:tcPr>
+          <w:p>
+            <w:r>
+              <w:rPr>
+                <w:b/>
+              </w:rPr>
+              <w:t>담당</w:t>
+            </w:r>
+          </w:p>
+        </w:tc>
+        <w:tc>
+          <w:tcPr>
+            <w:tcW w:type="dxa" w:w="2160"/>
+          </w:tcPr>
+          <w:p>
+            <w:r>
+              <w:rPr>
+                <w:b/>
+              </w:rPr>
+              <w:t>기한</w:t>
+            </w:r>
+          </w:p>
+        </w:tc>
+      </w:tr>
+      <w:tr>
+        <w:tc>
+          <w:tcPr>
+            <w:tcW w:type="dxa" w:w="2160"/>
+          </w:tcPr>
+          <w:p>
+            <w:r>
+              <w:rPr>
+                <w:b w:val="0"/>
+              </w:rPr>
+              <w:t>한국교회 역사 이해</w:t>
+            </w:r>
+          </w:p>
+        </w:tc>
+        <w:tc>
+          <w:tcPr>
+            <w:tcW w:type="dxa" w:w="2160"/>
+          </w:tcPr>
+          <w:p>
+            <w:r>
+              <w:rPr>
+                <w:b w:val="0"/>
+              </w:rPr>
+              <w:t>나눔지에 기록한 역사적 사실과 현장 자료 대조</w:t>
+            </w:r>
+          </w:p>
+        </w:tc>
+        <w:tc>
+          <w:tcPr>
+            <w:tcW w:type="dxa" w:w="2160"/>
+          </w:tcPr>
+          <w:p>
+            <w:r>
+              <w:rPr>
+                <w:b w:val="0"/>
+              </w:rPr>
+              <w:t>________</w:t>
+            </w:r>
+          </w:p>
+        </w:tc>
+        <w:tc>
+          <w:tcPr>
+            <w:tcW w:type="dxa" w:w="2160"/>
+          </w:tcPr>
+          <w:p>
+            <w:r>
+              <w:rPr>
+                <w:b w:val="0"/>
+              </w:rPr>
+              <w:t>행사 후 7일 이내</w:t>
+            </w:r>
+          </w:p>
+        </w:tc>
+      </w:tr>
+      <w:tr>
+        <w:tc>
+          <w:tcPr>
+            <w:tcW w:type="dxa" w:w="2160"/>
+          </w:tcPr>
+          <w:p>
+            <w:r>
+              <w:rPr>
+                <w:b w:val="0"/>
+              </w:rPr>
+              <w:t>섬김의 의미 성찰</w:t>
+            </w:r>
+          </w:p>
+        </w:tc>
+        <w:tc>
+          <w:tcPr>
+            <w:tcW w:type="dxa" w:w="2160"/>
+          </w:tcPr>
+          <w:p>
+            <w:r>
+              <w:rPr>
+                <w:b w:val="0"/>
+              </w:rPr>
+              <w:t>소감·기도 제목을 자발적으로 나눔</w:t>
+            </w:r>
+          </w:p>
+        </w:tc>
+        <w:tc>
+          <w:tcPr>
+            <w:tcW w:type="dxa" w:w="2160"/>
+          </w:tcPr>
+          <w:p>
+            <w:r>
+              <w:rPr>
+                <w:b w:val="0"/>
+              </w:rPr>
+              <w:t>________</w:t>
+            </w:r>
+          </w:p>
+        </w:tc>
+        <w:tc>
+          <w:tcPr>
+            <w:tcW w:type="dxa" w:w="2160"/>
+          </w:tcPr>
+          <w:p>
+            <w:r>
+              <w:rPr>
+                <w:b w:val="0"/>
+              </w:rPr>
+              <w:t>행사 종료 시</w:t>
+            </w:r>
+          </w:p>
+        </w:tc>
+      </w:tr>
+      <w:tr>
+        <w:tc>
+          <w:tcPr>
+            <w:tcW w:type="dxa" w:w="2160"/>
+          </w:tcPr>
+          <w:p>
+            <w:r>
+              <w:rPr>
+                <w:b w:val="0"/>
+              </w:rPr>
+              <w:t>공동체 참여 확대</w:t>
+            </w:r>
+          </w:p>
+        </w:tc>
+        <w:tc>
+          <w:tcPr>
+            <w:tcW w:type="dxa" w:w="2160"/>
+          </w:tcPr>
+          <w:p>
+            <w:r>
+              <w:rPr>
+                <w:b w:val="0"/>
+              </w:rPr>
+              <w:t>신청·참여·나눔 인원 집계 및 불참 사유 확인</w:t>
+            </w:r>
+          </w:p>
+        </w:tc>
+        <w:tc>
+          <w:tcPr>
+            <w:tcW w:type="dxa" w:w="2160"/>
+          </w:tcPr>
+          <w:p>
+            <w:r>
+              <w:rPr>
+                <w:b w:val="0"/>
+              </w:rPr>
+              <w:t>________</w:t>
+            </w:r>
+          </w:p>
+        </w:tc>
+        <w:tc>
+          <w:tcPr>
+            <w:tcW w:type="dxa" w:w="2160"/>
+          </w:tcPr>
+          <w:p>
+            <w:r>
+              <w:rPr>
+                <w:b w:val="0"/>
+              </w:rPr>
+              <w:t>행사 후 7일 이내</w:t>
+            </w:r>
+          </w:p>
+        </w:tc>
+      </w:tr>
+      <w:tr>
+        <w:tc>
+          <w:tcPr>
+            <w:tcW w:type="dxa" w:w="2160"/>
+          </w:tcPr>
+          <w:p>
+            <w:r>
+              <w:rPr>
+                <w:b w:val="0"/>
+              </w:rPr>
+              <w:t>운영 개선</w:t>
+            </w:r>
+          </w:p>
+        </w:tc>
+        <w:tc>
+          <w:tcPr>
+            <w:tcW w:type="dxa" w:w="2160"/>
+          </w:tcPr>
+          <w:p>
+            <w:r>
+              <w:rPr>
+                <w:b w:val="0"/>
+              </w:rPr>
+              <w:t>일정 만족도·안전·예산 집행 결과 검토</w:t>
+            </w:r>
+          </w:p>
+        </w:tc>
+        <w:tc>
+          <w:tcPr>
+            <w:tcW w:type="dxa" w:w="2160"/>
+          </w:tcPr>
+          <w:p>
+            <w:r>
+              <w:rPr>
+                <w:b w:val="0"/>
+              </w:rPr>
+              <w:t>________</w:t>
+            </w:r>
+          </w:p>
+        </w:tc>
+        <w:tc>
+          <w:tcPr>
+            <w:tcW w:type="dxa" w:w="2160"/>
+          </w:tcPr>
+          <w:p>
+            <w:r>
+              <w:rPr>
+                <w:b w:val="0"/>
+              </w:rPr>
+              <w:t>행사 후 7일 이내</w:t>
+            </w:r>
+          </w:p>
+        </w:tc>
+      </w:tr>
+    </w:tbl>
+    <w:p/>
+    <w:p>
+      <w:pPr>
+        <w:pStyle w:val="ListNumber"/>
+      </w:pPr>
+      <w:r>
+        <w:rPr>
+          <w:b w:val="0"/>
+        </w:rPr>
+        <w:t>향후 일정</w:t>
+      </w:r>
+    </w:p>
+    <w:tbl>
+      <w:tblPr>
+        <w:tblStyle w:val="TableGrid"/>
+        <w:tblW w:type="auto" w:w="0"/>
+        <w:tblLook w:firstColumn="1" w:firstRow="1" w:lastColumn="0" w:lastRow="0" w:noHBand="0" w:noVBand="1" w:val="04A0"/>
+      </w:tblPr>
+      <w:tblGrid>
+        <w:gridCol w:w="2160"/>
+        <w:gridCol w:w="2160"/>
+        <w:gridCol w:w="2160"/>
+        <w:gridCol w:w="2160"/>
+      </w:tblGrid>
+      <w:tr>
+        <w:tc>
+          <w:tcPr>
+            <w:tcW w:type="dxa" w:w="2160"/>
+          </w:tcPr>
+          <w:p>
+            <w:r>
+              <w:rPr>
+                <w:b/>
+              </w:rPr>
+              <w:t>내용</w:t>
+            </w:r>
+          </w:p>
+        </w:tc>
+        <w:tc>
+          <w:tcPr>
+            <w:tcW w:type="dxa" w:w="2160"/>
+          </w:tcPr>
+          <w:p>
+            <w:r>
+              <w:rPr>
+                <w:b/>
+              </w:rPr>
+              <w:t>담당</w:t>
+            </w:r>
+          </w:p>
+        </w:tc>
+        <w:tc>
+          <w:tcPr>
+            <w:tcW w:type="dxa" w:w="2160"/>
+          </w:tcPr>
+          <w:p>
+            <w:r>
+              <w:rPr>
+                <w:b/>
+              </w:rPr>
+              <w:t>기한</w:t>
+            </w:r>
+          </w:p>
+        </w:tc>
+        <w:tc>
+          <w:tcPr>
+            <w:tcW w:type="dxa" w:w="2160"/>
+          </w:tcPr>
+          <w:p>
+            <w:r>
+              <w:rPr>
+                <w:b/>
+              </w:rPr>
+              <w:t>확인</w:t>
+            </w:r>
+          </w:p>
+        </w:tc>
+      </w:tr>
+      <w:tr>
+        <w:tc>
+          <w:tcPr>
+            <w:tcW w:type="dxa" w:w="2160"/>
+          </w:tcPr>
+          <w:p>
+            <w:r>
+              <w:rPr>
+                <w:b w:val="0"/>
+              </w:rPr>
+              <w:t>계획 승인·예약 확정</w:t>
+            </w:r>
+          </w:p>
+        </w:tc>
+        <w:tc>
+          <w:tcPr>
+            <w:tcW w:type="dxa" w:w="2160"/>
+          </w:tcPr>
+          <w:p>
+            <w:r>
+              <w:rPr>
+                <w:b w:val="0"/>
+              </w:rPr>
+              <w:t>________</w:t>
+            </w:r>
+          </w:p>
+        </w:tc>
+        <w:tc>
+          <w:tcPr>
+            <w:tcW w:type="dxa" w:w="2160"/>
+          </w:tcPr>
+          <w:p>
+            <w:r>
+              <w:rPr>
+                <w:b w:val="0"/>
+              </w:rPr>
+              <w:t>________</w:t>
+            </w:r>
+          </w:p>
+        </w:tc>
+        <w:tc>
+          <w:tcPr>
+            <w:tcW w:type="dxa" w:w="2160"/>
+          </w:tcPr>
+          <w:p>
+            <w:r>
+              <w:rPr>
+                <w:b w:val="0"/>
+              </w:rPr>
+              <w:t>________</w:t>
+            </w:r>
+          </w:p>
+        </w:tc>
+      </w:tr>
+      <w:tr>
+        <w:tc>
+          <w:tcPr>
+            <w:tcW w:type="dxa" w:w="2160"/>
+          </w:tcPr>
+          <w:p>
+            <w:r>
+              <w:rPr>
+                <w:b w:val="0"/>
+              </w:rPr>
+              <w:t>신청 마감·최종 안내</w:t>
+            </w:r>
+          </w:p>
+        </w:tc>
+        <w:tc>
+          <w:tcPr>
+            <w:tcW w:type="dxa" w:w="2160"/>
+          </w:tcPr>
+          <w:p>
+            <w:r>
+              <w:rPr>
+                <w:b w:val="0"/>
+              </w:rPr>
+              <w:t>________</w:t>
+            </w:r>
+          </w:p>
+        </w:tc>
+        <w:tc>
+          <w:tcPr>
+            <w:tcW w:type="dxa" w:w="2160"/>
+          </w:tcPr>
+          <w:p>
+            <w:r>
+              <w:rPr>
+                <w:b w:val="0"/>
+              </w:rPr>
+              <w:t>________</w:t>
+            </w:r>
+          </w:p>
+        </w:tc>
+        <w:tc>
+          <w:tcPr>
+            <w:tcW w:type="dxa" w:w="2160"/>
+          </w:tcPr>
+          <w:p>
+            <w:r>
+              <w:rPr>
+                <w:b w:val="0"/>
+              </w:rPr>
+              <w:t>________</w:t>
+            </w:r>
+          </w:p>
+        </w:tc>
+      </w:tr>
+      <w:tr>
+        <w:tc>
+          <w:tcPr>
+            <w:tcW w:type="dxa" w:w="2160"/>
+          </w:tcPr>
+          <w:p>
+            <w:r>
+              <w:rPr>
+                <w:b w:val="0"/>
+              </w:rPr>
+              <w:t>순례 실시·귀가 확인</w:t>
+            </w:r>
+          </w:p>
+        </w:tc>
+        <w:tc>
+          <w:tcPr>
+            <w:tcW w:type="dxa" w:w="2160"/>
+          </w:tcPr>
+          <w:p>
+            <w:r>
+              <w:rPr>
+                <w:b w:val="0"/>
+              </w:rPr>
+              <w:t>________</w:t>
+            </w:r>
+          </w:p>
+        </w:tc>
+        <w:tc>
+          <w:tcPr>
+            <w:tcW w:type="dxa" w:w="2160"/>
+          </w:tcPr>
+          <w:p>
+            <w:r>
+              <w:rPr>
+                <w:b w:val="0"/>
+              </w:rPr>
+              <w:t>________</w:t>
+            </w:r>
+          </w:p>
+        </w:tc>
+        <w:tc>
+          <w:tcPr>
+            <w:tcW w:type="dxa" w:w="2160"/>
+          </w:tcPr>
+          <w:p>
+            <w:r>
+              <w:rPr>
+                <w:b w:val="0"/>
+              </w:rPr>
+              <w:t>________</w:t>
+            </w:r>
+          </w:p>
+        </w:tc>
+      </w:tr>
+      <w:tr>
+        <w:tc>
+          <w:tcPr>
+            <w:tcW w:type="dxa" w:w="2160"/>
+          </w:tcPr>
+          <w:p>
+            <w:r>
+              <w:rPr>
+                <w:b w:val="0"/>
+              </w:rPr>
+              <w:t>결과보고·정산·개선사항 기록</w:t>
+            </w:r>
+          </w:p>
+        </w:tc>
+        <w:tc>
+          <w:tcPr>
+            <w:tcW w:type="dxa" w:w="2160"/>
+          </w:tcPr>
+          <w:p>
+            <w:r>
+              <w:rPr>
+                <w:b w:val="0"/>
+              </w:rPr>
+              <w:t>________</w:t>
+            </w:r>
+          </w:p>
+        </w:tc>
+        <w:tc>
+          <w:tcPr>
+            <w:tcW w:type="dxa" w:w="2160"/>
+          </w:tcPr>
+          <w:p>
+            <w:r>
+              <w:rPr>
+                <w:b w:val="0"/>
+              </w:rPr>
+              <w:t>행사 후 7일 이내</w:t>
+            </w:r>
+          </w:p>
+        </w:tc>
+        <w:tc>
+          <w:tcPr>
+            <w:tcW w:type="dxa" w:w="2160"/>
+          </w:tcPr>
+          <w:p>
+            <w:r>
+              <w:rPr>
+                <w:b w:val="0"/>
+              </w:rPr>
+              <w:t>________</w:t>
+            </w:r>
+          </w:p>
+        </w:tc>
+      </w:tr>
+      <w:tr>
+        <w:tc>
+          <w:tcPr>
+            <w:tcW w:type="dxa" w:w="2160"/>
+          </w:tcPr>
+          <w:p>
+            <w:r>
+              <w:rPr>
+                <w:b w:val="0"/>
+              </w:rPr>
+              <w:t>실천 과제 후속 나눔</w:t>
+            </w:r>
+          </w:p>
+        </w:tc>
+        <w:tc>
+          <w:tcPr>
+            <w:tcW w:type="dxa" w:w="2160"/>
+          </w:tcPr>
+          <w:p>
+            <w:r>
+              <w:rPr>
+                <w:b w:val="0"/>
+              </w:rPr>
+              <w:t>________</w:t>
+            </w:r>
+          </w:p>
+        </w:tc>
+        <w:tc>
+          <w:tcPr>
+            <w:tcW w:type="dxa" w:w="2160"/>
+          </w:tcPr>
+          <w:p>
+            <w:r>
+              <w:rPr>
+                <w:b w:val="0"/>
+              </w:rPr>
+              <w:t>행사 후 14일 이내</w:t>
+            </w:r>
+          </w:p>
+        </w:tc>
+        <w:tc>
+          <w:tcPr>
+            <w:tcW w:type="dxa" w:w="2160"/>
+          </w:tcPr>
+          <w:p>
+            <w:r>
+              <w:rPr>
+                <w:b w:val="0"/>
+              </w:rPr>
+              <w:t>________</w:t>
+            </w:r>
+          </w:p>
+        </w:tc>
+      </w:tr>
+    </w:tbl>
+    <w:p/>
+    <w:p>
+      <w:r>
+        <w:rPr>
+          <w:b w:val="0"/>
+        </w:rPr>
+        <w:t>붙임 1. 국내 기독교 유적지 순례 소감 나눔지 1부.</w:t>
+      </w:r>
+    </w:p>
+    <w:p>
+      <w:r>
+        <w:rPr>
+          <w:b/>
+        </w:rPr>
+        <w:t>붙임 1. 국내 기독교 유적지 순례 소감 나눔지</w:t>
+      </w:r>
+    </w:p>
+    <w:tbl>
+      <w:tblPr>
+        <w:tblStyle w:val="TableGrid"/>
+        <w:tblW w:type="auto" w:w="0"/>
+        <w:tblLook w:firstColumn="1" w:firstRow="1" w:lastColumn="0" w:lastRow="0" w:noHBand="0" w:noVBand="1" w:val="04A0"/>
+      </w:tblPr>
+      <w:tblGrid>
+        <w:gridCol w:w="2160"/>
+        <w:gridCol w:w="2160"/>
+        <w:gridCol w:w="2160"/>
+        <w:gridCol w:w="2160"/>
+      </w:tblGrid>
+      <w:tr>
+        <w:tc>
+          <w:tcPr>
+            <w:tcW w:type="dxa" w:w="2160"/>
+          </w:tcPr>
+          <w:p>
+            <w:r>
+              <w:rPr>
+                <w:b/>
+              </w:rPr>
+              <w:t>부서</w:t>
+            </w:r>
+          </w:p>
+        </w:tc>
+        <w:tc>
+          <w:tcPr>
+            <w:tcW w:type="dxa" w:w="2160"/>
+          </w:tcPr>
+          <w:p>
+            <w:r>
+              <w:rPr>
+                <w:b/>
+              </w:rPr>
+              <w:t>작성일</w:t>
+            </w:r>
+          </w:p>
+        </w:tc>
+        <w:tc>
+          <w:tcPr>
+            <w:tcW w:type="dxa" w:w="2160"/>
+          </w:tcPr>
+          <w:p>
+            <w:r>
+              <w:rPr>
+                <w:b/>
+              </w:rPr>
+              <w:t>참여자 기호(무기명 가능)</w:t>
+            </w:r>
+          </w:p>
+        </w:tc>
+        <w:tc>
+          <w:tcPr>
+            <w:tcW w:type="dxa" w:w="2160"/>
+          </w:tcPr>
+          <w:p>
+            <w:r>
+              <w:rPr>
+                <w:b/>
+              </w:rPr>
+              <w:t>방문지</w:t>
+            </w:r>
+          </w:p>
+        </w:tc>
+      </w:tr>
+      <w:tr>
+        <w:tc>
+          <w:tcPr>
+            <w:tcW w:type="dxa" w:w="2160"/>
+          </w:tcPr>
+          <w:p>
+            <w:r>
+              <w:rPr>
+                <w:b w:val="0"/>
+              </w:rPr>
+              <w:t>(부서명)</w:t>
+            </w:r>
+          </w:p>
+        </w:tc>
+        <w:tc>
+          <w:tcPr>
+            <w:tcW w:type="dxa" w:w="2160"/>
+          </w:tcPr>
+          <w:p>
+            <w:r>
+              <w:rPr>
+                <w:b w:val="0"/>
+              </w:rPr>
+              <w:t>________</w:t>
+            </w:r>
+          </w:p>
+        </w:tc>
+        <w:tc>
+          <w:tcPr>
+            <w:tcW w:type="dxa" w:w="2160"/>
+          </w:tcPr>
+          <w:p>
+            <w:r>
+              <w:rPr>
+                <w:b w:val="0"/>
+              </w:rPr>
+              <w:t>________</w:t>
+            </w:r>
+          </w:p>
+        </w:tc>
+        <w:tc>
+          <w:tcPr>
+            <w:tcW w:type="dxa" w:w="2160"/>
+          </w:tcPr>
+          <w:p>
+            <w:r>
+              <w:rPr>
+                <w:b w:val="0"/>
+              </w:rPr>
+              <w:t>________</w:t>
+            </w:r>
+          </w:p>
+        </w:tc>
+      </w:tr>
+    </w:tbl>
+    <w:p/>
+    <w:p>
+      <w:pPr>
+        <w:pStyle w:val="ListNumber"/>
+      </w:pPr>
+      <w:r>
+        <w:rPr>
+          <w:b w:val="0"/>
+        </w:rPr>
+        <w:t>현장에서 배운 역사</w:t>
+      </w:r>
+    </w:p>
+    <w:p>
+      <w:r>
+        <w:rPr>
+          <w:b w:val="0"/>
+        </w:rPr>
+        <w:t>가. 새롭게 알게 된 역사적 사실 한 가지: ________</w:t>
+      </w:r>
+    </w:p>
+    <w:p>
+      <w:r>
+        <w:rPr>
+          <w:b w:val="0"/>
+        </w:rPr>
+        <w:t>나. 확인한 자료·전시·해설: ________</w:t>
+      </w:r>
+    </w:p>
+    <w:p>
+      <w:r>
+        <w:rPr>
+          <w:b w:val="0"/>
+        </w:rPr>
+        <w:t>다. 더 확인하고 싶은 내용: ________</w:t>
+      </w:r>
+    </w:p>
+    <w:p>
+      <w:pPr>
+        <w:pStyle w:val="ListNumber"/>
+      </w:pPr>
+      <w:r>
+        <w:rPr>
+          <w:b w:val="0"/>
+        </w:rPr>
+        <w:t>신앙적 성찰</w:t>
+      </w:r>
+    </w:p>
+    <w:p>
+      <w:r>
+        <w:rPr>
+          <w:b w:val="0"/>
+        </w:rPr>
+        <w:t>가. 주제 말씀: 히브리서 12:1</w:t>
+      </w:r>
+    </w:p>
+    <w:p>
+      <w:r>
+        <w:rPr>
+          <w:b w:val="0"/>
+        </w:rPr>
+        <w:t>나. 가장 마음에 남은 장면과 그 이유: ________</w:t>
+      </w:r>
+    </w:p>
+    <w:p>
+      <w:r>
+        <w:rPr>
+          <w:b w:val="0"/>
+        </w:rPr>
+        <w:t>다. 선교·희생·이웃 사랑에 관하여 돌아본 점: ________</w:t>
+      </w:r>
+    </w:p>
+    <w:p>
+      <w:pPr>
+        <w:pStyle w:val="ListNumber"/>
+      </w:pPr>
+      <w:r>
+        <w:rPr>
+          <w:b w:val="0"/>
+        </w:rPr>
+        <w:t>실천 및 나눔</w:t>
+      </w:r>
+    </w:p>
+    <w:tbl>
+      <w:tblPr>
+        <w:tblStyle w:val="TableGrid"/>
+        <w:tblW w:type="auto" w:w="0"/>
+        <w:tblLook w:firstColumn="1" w:firstRow="1" w:lastColumn="0" w:lastRow="0" w:noHBand="0" w:noVBand="1" w:val="04A0"/>
+      </w:tblPr>
+      <w:tblGrid>
+        <w:gridCol w:w="2160"/>
+        <w:gridCol w:w="2160"/>
+        <w:gridCol w:w="2160"/>
+        <w:gridCol w:w="2160"/>
+      </w:tblGrid>
+      <w:tr>
+        <w:tc>
+          <w:tcPr>
+            <w:tcW w:type="dxa" w:w="2160"/>
+          </w:tcPr>
+          <w:p>
+            <w:r>
+              <w:rPr>
+                <w:b/>
+              </w:rPr>
+              <w:t>실천할 내용</w:t>
+            </w:r>
+          </w:p>
+        </w:tc>
+        <w:tc>
+          <w:tcPr>
+            <w:tcW w:type="dxa" w:w="2160"/>
+          </w:tcPr>
+          <w:p>
+            <w:r>
+              <w:rPr>
+                <w:b/>
+              </w:rPr>
+              <w:t>담당(본인 기호)</w:t>
+            </w:r>
+          </w:p>
+        </w:tc>
+        <w:tc>
+          <w:tcPr>
+            <w:tcW w:type="dxa" w:w="2160"/>
+          </w:tcPr>
+          <w:p>
+            <w:r>
+              <w:rPr>
+                <w:b/>
+              </w:rPr>
+              <w:t>기한</w:t>
+            </w:r>
+          </w:p>
+        </w:tc>
+        <w:tc>
+          <w:tcPr>
+            <w:tcW w:type="dxa" w:w="2160"/>
+          </w:tcPr>
+          <w:p>
+            <w:r>
+              <w:rPr>
+                <w:b/>
+              </w:rPr>
+              <w:t>이행 후 돌아본 점</w:t>
+            </w:r>
+          </w:p>
+        </w:tc>
+      </w:tr>
+      <w:tr>
+        <w:tc>
+          <w:tcPr>
+            <w:tcW w:type="dxa" w:w="2160"/>
+          </w:tcPr>
+          <w:p>
+            <w:r>
+              <w:rPr>
+                <w:b w:val="0"/>
+              </w:rPr>
+              <w:t>________</w:t>
+            </w:r>
+          </w:p>
+        </w:tc>
+        <w:tc>
+          <w:tcPr>
+            <w:tcW w:type="dxa" w:w="2160"/>
+          </w:tcPr>
+          <w:p>
+            <w:r>
+              <w:rPr>
+                <w:b w:val="0"/>
+              </w:rPr>
+              <w:t>________</w:t>
+            </w:r>
+          </w:p>
+        </w:tc>
+        <w:tc>
+          <w:tcPr>
+            <w:tcW w:type="dxa" w:w="2160"/>
+          </w:tcPr>
+          <w:p>
+            <w:r>
+              <w:rPr>
+                <w:b w:val="0"/>
+              </w:rPr>
+              <w:t>________</w:t>
+            </w:r>
+          </w:p>
+        </w:tc>
+        <w:tc>
+          <w:tcPr>
+            <w:tcW w:type="dxa" w:w="2160"/>
+          </w:tcPr>
+          <w:p>
+            <w:r>
+              <w:rPr>
+                <w:b w:val="0"/>
+              </w:rPr>
+              <w:t>________</w:t>
+            </w:r>
+          </w:p>
+        </w:tc>
+      </w:tr>
+    </w:tbl>
+    <w:p/>
+    <w:p>
+      <w:r>
+        <w:rPr>
+          <w:b w:val="0"/>
+        </w:rPr>
+        <w:t>가. 함께 나누고 싶은 기도 제목: ________</w:t>
+      </w:r>
+    </w:p>
+    <w:p>
+      <w:r>
+        <w:rPr>
+          <w:b w:val="0"/>
+        </w:rPr>
+        <w:t>나. 공개를 원하지 않는 내용은 기록하지 않으며, 발표는 자발적으로 참여한다.</w:t>
+      </w:r>
+    </w:p>
+    <w:p>
+      <w:pPr>
+        <w:pStyle w:val="ListNumber"/>
+      </w:pPr>
+      <w:r>
+        <w:rPr>
+          <w:b w:val="0"/>
+        </w:rPr>
+        <w:t>운영 의견</w:t>
+      </w:r>
+    </w:p>
+    <w:tbl>
+      <w:tblPr>
+        <w:tblStyle w:val="TableGrid"/>
+        <w:tblW w:type="auto" w:w="0"/>
+        <w:tblLook w:firstColumn="1" w:firstRow="1" w:lastColumn="0" w:lastRow="0" w:noHBand="0" w:noVBand="1" w:val="04A0"/>
+      </w:tblPr>
+      <w:tblGrid>
+        <w:gridCol w:w="4320"/>
+        <w:gridCol w:w="4320"/>
+      </w:tblGrid>
+      <w:tr>
+        <w:tc>
+          <w:tcPr>
+            <w:tcW w:type="dxa" w:w="4320"/>
+          </w:tcPr>
+          <w:p>
+            <w:r>
+              <w:rPr>
+                <w:b/>
+              </w:rPr>
+              <w:t>항목</w:t>
+            </w:r>
+          </w:p>
+        </w:tc>
+        <w:tc>
+          <w:tcPr>
+            <w:tcW w:type="dxa" w:w="4320"/>
+          </w:tcPr>
+          <w:p>
+            <w:r>
+              <w:rPr>
+                <w:b/>
+              </w:rPr>
+              <w:t>응답</w:t>
+            </w:r>
+          </w:p>
+        </w:tc>
+      </w:tr>
+      <w:tr>
+        <w:tc>
+          <w:tcPr>
+            <w:tcW w:type="dxa" w:w="4320"/>
+          </w:tcPr>
+          <w:p>
+            <w:r>
+              <w:rPr>
+                <w:b w:val="0"/>
+              </w:rPr>
+              <w:t>일정·이동·휴식의 적절성</w:t>
+            </w:r>
+          </w:p>
+        </w:tc>
+        <w:tc>
+          <w:tcPr>
+            <w:tcW w:type="dxa" w:w="4320"/>
+          </w:tcPr>
+          <w:p>
+            <w:r>
+              <w:rPr>
+                <w:b w:val="0"/>
+              </w:rPr>
+              <w:t>좋음·보통·개선 필요 중 ________</w:t>
+            </w:r>
+          </w:p>
+        </w:tc>
+      </w:tr>
+      <w:tr>
+        <w:tc>
+          <w:tcPr>
+            <w:tcW w:type="dxa" w:w="4320"/>
+          </w:tcPr>
+          <w:p>
+            <w:r>
+              <w:rPr>
+                <w:b w:val="0"/>
+              </w:rPr>
+              <w:t>도움이 된 활동</w:t>
+            </w:r>
+          </w:p>
+        </w:tc>
+        <w:tc>
+          <w:tcPr>
+            <w:tcW w:type="dxa" w:w="4320"/>
+          </w:tcPr>
+          <w:p>
+            <w:r>
+              <w:rPr>
+                <w:b w:val="0"/>
+              </w:rPr>
+              <w:t>________</w:t>
+            </w:r>
+          </w:p>
+        </w:tc>
+      </w:tr>
+      <w:tr>
+        <w:tc>
+          <w:tcPr>
+            <w:tcW w:type="dxa" w:w="4320"/>
+          </w:tcPr>
+          <w:p>
+            <w:r>
+              <w:rPr>
+                <w:b w:val="0"/>
+              </w:rPr>
+              <w:t>안전·운영 개선 의견</w:t>
+            </w:r>
+          </w:p>
+        </w:tc>
+        <w:tc>
+          <w:tcPr>
+            <w:tcW w:type="dxa" w:w="4320"/>
+          </w:tcPr>
+          <w:p>
+            <w:r>
+              <w:rPr>
+                <w:b w:val="0"/>
+              </w:rPr>
+              <w:t>________</w:t>
+            </w:r>
+          </w:p>
+        </w:tc>
+      </w:tr>
+    </w:tbl>
+    <w:p/>
+    <w:p>
+      <w:r>
+        <w:rPr>
+          <w:b w:val="0"/>
+        </w:rPr>
+        <w:t>나눔 진행 담당: ________ / 진행 기한: ________</w:t>
+      </w:r>
+    </w:p>
+    <w:p>
+      <w:r>
+        <w:rPr>
+          <w:b w:val="0"/>
+        </w:rPr>
+        <w:t>회수·평가 담당: ________ / 완료 기한: 행사 후 7일 이내</w:t>
       </w:r>
     </w:p>
     <w:sectPr>
